--- a/docs/03_연간사역계획서.docx
+++ b/docs/03_연간사역계획서.docx
@@ -11,7 +11,7 @@
         <w:rPr>
           <w:b w:val="0"/>
         </w:rPr>
-        <w:t>(교회명) 202X년 교회학교/청년부 연간 사역 계획서</w:t>
+        <w:t>2026 (교회명) 교회학교 연간 사역 계획서</w:t>
       </w:r>
     </w:p>
     <w:p>
@@ -22,7 +22,7 @@
         <w:rPr>
           <w:b w:val="0"/>
         </w:rPr>
-        <w:t>1. 기본 정보 및 비전</w:t>
+        <w:t>비전 및 목표</w:t>
       </w:r>
     </w:p>
     <w:p>
@@ -31,15 +31,9 @@
       </w:pPr>
       <w:r>
         <w:rPr>
-          <w:b/>
-        </w:rPr>
-        <w:t>부서명:</w:t>
-      </w:r>
-      <w:r>
-        <w:rPr>
           <w:b w:val="0"/>
         </w:rPr>
-        <w:t xml:space="preserve"> ________________</w:t>
+        <w:t>비전 : ________</w:t>
       </w:r>
     </w:p>
     <w:p>
@@ -48,15 +42,9 @@
       </w:pPr>
       <w:r>
         <w:rPr>
-          <w:b/>
-        </w:rPr>
-        <w:t>담당 평신도 리더:</w:t>
-      </w:r>
-      <w:r>
-        <w:rPr>
           <w:b w:val="0"/>
         </w:rPr>
-        <w:t xml:space="preserve"> ________________</w:t>
+        <w:t>표어 : ________</w:t>
       </w:r>
     </w:p>
     <w:p>
@@ -65,15 +53,9 @@
       </w:pPr>
       <w:r>
         <w:rPr>
-          <w:b/>
-        </w:rPr>
-        <w:t>교역자(지도):</w:t>
-      </w:r>
-      <w:r>
-        <w:rPr>
           <w:b w:val="0"/>
         </w:rPr>
-        <w:t xml:space="preserve"> ________________ (확인 필요)</w:t>
+        <w:t>주제 말씀 : ________</w:t>
       </w:r>
     </w:p>
     <w:p>
@@ -82,32 +64,42 @@
       </w:pPr>
       <w:r>
         <w:rPr>
-          <w:b/>
+          <w:b w:val="0"/>
         </w:rPr>
-        <w:t>연간 표어:</w:t>
+        <w:t>핵심 목표 :</w:t>
       </w:r>
+    </w:p>
+    <w:p>
+      <w:pPr>
+        <w:pStyle w:val="ListNumber"/>
+      </w:pPr>
       <w:r>
         <w:rPr>
           <w:b w:val="0"/>
         </w:rPr>
-        <w:t xml:space="preserve"> "________________"</w:t>
+        <w:t>________</w:t>
       </w:r>
     </w:p>
     <w:p>
       <w:pPr>
-        <w:pStyle w:val="ListBullet"/>
+        <w:pStyle w:val="ListNumber"/>
       </w:pPr>
-      <w:r>
-        <w:rPr>
-          <w:b/>
-        </w:rPr>
-        <w:t>주제 성구:</w:t>
-      </w:r>
       <w:r>
         <w:rPr>
           <w:b w:val="0"/>
         </w:rPr>
-        <w:t xml:space="preserve"> ________________ (예: 요 1:1)</w:t>
+        <w:t>________</w:t>
+      </w:r>
+    </w:p>
+    <w:p>
+      <w:pPr>
+        <w:pStyle w:val="ListNumber"/>
+      </w:pPr>
+      <w:r>
+        <w:rPr>
+          <w:b w:val="0"/>
+        </w:rPr>
+        <w:t>________</w:t>
       </w:r>
     </w:p>
     <w:p>
@@ -118,7 +110,7 @@
         <w:rPr>
           <w:b w:val="0"/>
         </w:rPr>
-        <w:t>2. 연간 부서 목표</w:t>
+        <w:t>월별 사역 계획</w:t>
       </w:r>
     </w:p>
     <w:tbl>
@@ -128,47 +120,75 @@
         <w:tblLook w:firstColumn="1" w:firstRow="1" w:lastColumn="0" w:lastRow="0" w:noHBand="0" w:noVBand="1" w:val="04A0"/>
       </w:tblPr>
       <w:tblGrid>
-        <w:gridCol w:w="2880"/>
-        <w:gridCol w:w="2880"/>
-        <w:gridCol w:w="2880"/>
+        <w:gridCol w:w="1728"/>
+        <w:gridCol w:w="1728"/>
+        <w:gridCol w:w="1728"/>
+        <w:gridCol w:w="1728"/>
+        <w:gridCol w:w="1728"/>
       </w:tblGrid>
       <w:tr>
         <w:tc>
           <w:tcPr>
-            <w:tcW w:type="dxa" w:w="2880"/>
+            <w:tcW w:type="dxa" w:w="1728"/>
           </w:tcPr>
           <w:p>
             <w:r>
               <w:rPr>
                 <w:b/>
               </w:rPr>
-              <w:t>구분</w:t>
+              <w:t>월/절기</w:t>
             </w:r>
           </w:p>
         </w:tc>
         <w:tc>
           <w:tcPr>
-            <w:tcW w:type="dxa" w:w="2880"/>
+            <w:tcW w:type="dxa" w:w="1728"/>
           </w:tcPr>
           <w:p>
             <w:r>
               <w:rPr>
                 <w:b/>
               </w:rPr>
-              <w:t>목표 및 핵심 과제</w:t>
+              <w:t>주요 행사</w:t>
             </w:r>
           </w:p>
         </w:tc>
         <w:tc>
           <w:tcPr>
-            <w:tcW w:type="dxa" w:w="2880"/>
+            <w:tcW w:type="dxa" w:w="1728"/>
           </w:tcPr>
           <w:p>
             <w:r>
               <w:rPr>
                 <w:b/>
               </w:rPr>
-              <w:t>세부 실행 계획</w:t>
+              <w:t>주요 내용</w:t>
+            </w:r>
+          </w:p>
+        </w:tc>
+        <w:tc>
+          <w:tcPr>
+            <w:tcW w:type="dxa" w:w="1728"/>
+          </w:tcPr>
+          <w:p>
+            <w:r>
+              <w:rPr>
+                <w:b/>
+              </w:rPr>
+              <w:t>담당</w:t>
+            </w:r>
+          </w:p>
+        </w:tc>
+        <w:tc>
+          <w:tcPr>
+            <w:tcW w:type="dxa" w:w="1728"/>
+          </w:tcPr>
+          <w:p>
+            <w:r>
+              <w:rPr>
+                <w:b/>
+              </w:rPr>
+              <w:t>예산</w:t>
             </w:r>
           </w:p>
         </w:tc>
@@ -176,40 +196,66 @@
       <w:tr>
         <w:tc>
           <w:tcPr>
-            <w:tcW w:type="dxa" w:w="2880"/>
-          </w:tcPr>
-          <w:p>
-            <w:r>
-              <w:rPr>
-                <w:b/>
-              </w:rPr>
-              <w:t>신앙 교육</w:t>
-            </w:r>
-          </w:p>
-        </w:tc>
-        <w:tc>
-          <w:tcPr>
-            <w:tcW w:type="dxa" w:w="2880"/>
+            <w:tcW w:type="dxa" w:w="1728"/>
           </w:tcPr>
           <w:p>
             <w:r>
               <w:rPr>
                 <w:b w:val="0"/>
               </w:rPr>
-              <w:t>________________</w:t>
+              <w:t>1월</w:t>
             </w:r>
           </w:p>
         </w:tc>
         <w:tc>
           <w:tcPr>
-            <w:tcW w:type="dxa" w:w="2880"/>
+            <w:tcW w:type="dxa" w:w="1728"/>
           </w:tcPr>
           <w:p>
             <w:r>
               <w:rPr>
                 <w:b w:val="0"/>
               </w:rPr>
-              <w:t>________________</w:t>
+              <w:t>신년 예배</w:t>
+            </w:r>
+          </w:p>
+        </w:tc>
+        <w:tc>
+          <w:tcPr>
+            <w:tcW w:type="dxa" w:w="1728"/>
+          </w:tcPr>
+          <w:p>
+            <w:r>
+              <w:rPr>
+                <w:b w:val="0"/>
+              </w:rPr>
+              <w:t>부서 비전 및 교사 헌신</w:t>
+            </w:r>
+          </w:p>
+        </w:tc>
+        <w:tc>
+          <w:tcPr>
+            <w:tcW w:type="dxa" w:w="1728"/>
+          </w:tcPr>
+          <w:p>
+            <w:r>
+              <w:rPr>
+                <w:b w:val="0"/>
+              </w:rPr>
+              <w:t>________</w:t>
+            </w:r>
+          </w:p>
+        </w:tc>
+        <w:tc>
+          <w:tcPr>
+            <w:tcW w:type="dxa" w:w="1728"/>
+          </w:tcPr>
+          <w:p>
+            <w:r>
+              <w:rPr>
+                <w:b w:val="0"/>
+              </w:rPr>
+              <w:t>________</w:t>
             </w:r>
           </w:p>
         </w:tc>
@@ -217,40 +263,66 @@
       <w:tr>
         <w:tc>
           <w:tcPr>
-            <w:tcW w:type="dxa" w:w="2880"/>
-          </w:tcPr>
-          <w:p>
-            <w:r>
-              <w:rPr>
-                <w:b/>
-              </w:rPr>
-              <w:t>전도/선교</w:t>
-            </w:r>
-          </w:p>
-        </w:tc>
-        <w:tc>
-          <w:tcPr>
-            <w:tcW w:type="dxa" w:w="2880"/>
+            <w:tcW w:type="dxa" w:w="1728"/>
           </w:tcPr>
           <w:p>
             <w:r>
               <w:rPr>
                 <w:b w:val="0"/>
               </w:rPr>
-              <w:t>________________</w:t>
+              <w:t>2월</w:t>
             </w:r>
           </w:p>
         </w:tc>
         <w:tc>
           <w:tcPr>
-            <w:tcW w:type="dxa" w:w="2880"/>
+            <w:tcW w:type="dxa" w:w="1728"/>
           </w:tcPr>
           <w:p>
             <w:r>
               <w:rPr>
                 <w:b w:val="0"/>
               </w:rPr>
-              <w:t>________________</w:t>
+              <w:t>졸업·진급식</w:t>
+            </w:r>
+          </w:p>
+        </w:tc>
+        <w:tc>
+          <w:tcPr>
+            <w:tcW w:type="dxa" w:w="1728"/>
+          </w:tcPr>
+          <w:p>
+            <w:r>
+              <w:rPr>
+                <w:b w:val="0"/>
+              </w:rPr>
+              <w:t>졸업 축하 및 새 학기 준비</w:t>
+            </w:r>
+          </w:p>
+        </w:tc>
+        <w:tc>
+          <w:tcPr>
+            <w:tcW w:type="dxa" w:w="1728"/>
+          </w:tcPr>
+          <w:p>
+            <w:r>
+              <w:rPr>
+                <w:b w:val="0"/>
+              </w:rPr>
+              <w:t>________</w:t>
+            </w:r>
+          </w:p>
+        </w:tc>
+        <w:tc>
+          <w:tcPr>
+            <w:tcW w:type="dxa" w:w="1728"/>
+          </w:tcPr>
+          <w:p>
+            <w:r>
+              <w:rPr>
+                <w:b w:val="0"/>
+              </w:rPr>
+              <w:t>________</w:t>
             </w:r>
           </w:p>
         </w:tc>
@@ -258,40 +330,66 @@
       <w:tr>
         <w:tc>
           <w:tcPr>
-            <w:tcW w:type="dxa" w:w="2880"/>
-          </w:tcPr>
-          <w:p>
-            <w:r>
-              <w:rPr>
-                <w:b/>
-              </w:rPr>
-              <w:t>공동체/교제</w:t>
-            </w:r>
-          </w:p>
-        </w:tc>
-        <w:tc>
-          <w:tcPr>
-            <w:tcW w:type="dxa" w:w="2880"/>
+            <w:tcW w:type="dxa" w:w="1728"/>
           </w:tcPr>
           <w:p>
             <w:r>
               <w:rPr>
                 <w:b w:val="0"/>
               </w:rPr>
-              <w:t>________________</w:t>
+              <w:t>3월</w:t>
             </w:r>
           </w:p>
         </w:tc>
         <w:tc>
           <w:tcPr>
-            <w:tcW w:type="dxa" w:w="2880"/>
+            <w:tcW w:type="dxa" w:w="1728"/>
           </w:tcPr>
           <w:p>
             <w:r>
               <w:rPr>
                 <w:b w:val="0"/>
               </w:rPr>
-              <w:t>________________</w:t>
+              <w:t>사순절</w:t>
+            </w:r>
+          </w:p>
+        </w:tc>
+        <w:tc>
+          <w:tcPr>
+            <w:tcW w:type="dxa" w:w="1728"/>
+          </w:tcPr>
+          <w:p>
+            <w:r>
+              <w:rPr>
+                <w:b w:val="0"/>
+              </w:rPr>
+              <w:t>고난주간 특별 기도회/묵상</w:t>
+            </w:r>
+          </w:p>
+        </w:tc>
+        <w:tc>
+          <w:tcPr>
+            <w:tcW w:type="dxa" w:w="1728"/>
+          </w:tcPr>
+          <w:p>
+            <w:r>
+              <w:rPr>
+                <w:b w:val="0"/>
+              </w:rPr>
+              <w:t>________</w:t>
+            </w:r>
+          </w:p>
+        </w:tc>
+        <w:tc>
+          <w:tcPr>
+            <w:tcW w:type="dxa" w:w="1728"/>
+          </w:tcPr>
+          <w:p>
+            <w:r>
+              <w:rPr>
+                <w:b w:val="0"/>
+              </w:rPr>
+              <w:t>________</w:t>
             </w:r>
           </w:p>
         </w:tc>
@@ -299,40 +397,602 @@
       <w:tr>
         <w:tc>
           <w:tcPr>
-            <w:tcW w:type="dxa" w:w="2880"/>
-          </w:tcPr>
-          <w:p>
-            <w:r>
-              <w:rPr>
-                <w:b/>
-              </w:rPr>
-              <w:t>기타(행정)</w:t>
-            </w:r>
-          </w:p>
-        </w:tc>
-        <w:tc>
-          <w:tcPr>
-            <w:tcW w:type="dxa" w:w="2880"/>
+            <w:tcW w:type="dxa" w:w="1728"/>
           </w:tcPr>
           <w:p>
             <w:r>
               <w:rPr>
                 <w:b w:val="0"/>
               </w:rPr>
-              <w:t>________________</w:t>
+              <w:t>4월</w:t>
             </w:r>
           </w:p>
         </w:tc>
         <w:tc>
           <w:tcPr>
-            <w:tcW w:type="dxa" w:w="2880"/>
+            <w:tcW w:type="dxa" w:w="1728"/>
           </w:tcPr>
           <w:p>
             <w:r>
               <w:rPr>
                 <w:b w:val="0"/>
               </w:rPr>
-              <w:t>________________</w:t>
+              <w:t>부활절</w:t>
+            </w:r>
+          </w:p>
+        </w:tc>
+        <w:tc>
+          <w:tcPr>
+            <w:tcW w:type="dxa" w:w="1728"/>
+          </w:tcPr>
+          <w:p>
+            <w:r>
+              <w:rPr>
+                <w:b w:val="0"/>
+              </w:rPr>
+              <w:t>부활절 감사 예배 및 나눔</w:t>
+            </w:r>
+          </w:p>
+        </w:tc>
+        <w:tc>
+          <w:tcPr>
+            <w:tcW w:type="dxa" w:w="1728"/>
+          </w:tcPr>
+          <w:p>
+            <w:r>
+              <w:rPr>
+                <w:b w:val="0"/>
+              </w:rPr>
+              <w:t>________</w:t>
+            </w:r>
+          </w:p>
+        </w:tc>
+        <w:tc>
+          <w:tcPr>
+            <w:tcW w:type="dxa" w:w="1728"/>
+          </w:tcPr>
+          <w:p>
+            <w:r>
+              <w:rPr>
+                <w:b w:val="0"/>
+              </w:rPr>
+              <w:t>________</w:t>
+            </w:r>
+          </w:p>
+        </w:tc>
+      </w:tr>
+      <w:tr>
+        <w:tc>
+          <w:tcPr>
+            <w:tcW w:type="dxa" w:w="1728"/>
+          </w:tcPr>
+          <w:p>
+            <w:r>
+              <w:rPr>
+                <w:b w:val="0"/>
+              </w:rPr>
+              <w:t>5월</w:t>
+            </w:r>
+          </w:p>
+        </w:tc>
+        <w:tc>
+          <w:tcPr>
+            <w:tcW w:type="dxa" w:w="1728"/>
+          </w:tcPr>
+          <w:p>
+            <w:r>
+              <w:rPr>
+                <w:b w:val="0"/>
+              </w:rPr>
+              <w:t>가정의 달</w:t>
+            </w:r>
+          </w:p>
+        </w:tc>
+        <w:tc>
+          <w:tcPr>
+            <w:tcW w:type="dxa" w:w="1728"/>
+          </w:tcPr>
+          <w:p>
+            <w:r>
+              <w:rPr>
+                <w:b w:val="0"/>
+              </w:rPr>
+              <w:t>어린이주일 및 가족 행사</w:t>
+            </w:r>
+          </w:p>
+        </w:tc>
+        <w:tc>
+          <w:tcPr>
+            <w:tcW w:type="dxa" w:w="1728"/>
+          </w:tcPr>
+          <w:p>
+            <w:r>
+              <w:rPr>
+                <w:b w:val="0"/>
+              </w:rPr>
+              <w:t>________</w:t>
+            </w:r>
+          </w:p>
+        </w:tc>
+        <w:tc>
+          <w:tcPr>
+            <w:tcW w:type="dxa" w:w="1728"/>
+          </w:tcPr>
+          <w:p>
+            <w:r>
+              <w:rPr>
+                <w:b w:val="0"/>
+              </w:rPr>
+              <w:t>________</w:t>
+            </w:r>
+          </w:p>
+        </w:tc>
+      </w:tr>
+      <w:tr>
+        <w:tc>
+          <w:tcPr>
+            <w:tcW w:type="dxa" w:w="1728"/>
+          </w:tcPr>
+          <w:p>
+            <w:r>
+              <w:rPr>
+                <w:b w:val="0"/>
+              </w:rPr>
+              <w:t>6월</w:t>
+            </w:r>
+          </w:p>
+        </w:tc>
+        <w:tc>
+          <w:tcPr>
+            <w:tcW w:type="dxa" w:w="1728"/>
+          </w:tcPr>
+          <w:p>
+            <w:r>
+              <w:rPr>
+                <w:b w:val="0"/>
+              </w:rPr>
+              <w:t>여름 사역 준비</w:t>
+            </w:r>
+          </w:p>
+        </w:tc>
+        <w:tc>
+          <w:tcPr>
+            <w:tcW w:type="dxa" w:w="1728"/>
+          </w:tcPr>
+          <w:p>
+            <w:r>
+              <w:rPr>
+                <w:b w:val="0"/>
+              </w:rPr>
+              <w:t>교사 강습회 및 행사 기획</w:t>
+            </w:r>
+          </w:p>
+        </w:tc>
+        <w:tc>
+          <w:tcPr>
+            <w:tcW w:type="dxa" w:w="1728"/>
+          </w:tcPr>
+          <w:p>
+            <w:r>
+              <w:rPr>
+                <w:b w:val="0"/>
+              </w:rPr>
+              <w:t>________</w:t>
+            </w:r>
+          </w:p>
+        </w:tc>
+        <w:tc>
+          <w:tcPr>
+            <w:tcW w:type="dxa" w:w="1728"/>
+          </w:tcPr>
+          <w:p>
+            <w:r>
+              <w:rPr>
+                <w:b w:val="0"/>
+              </w:rPr>
+              <w:t>________</w:t>
+            </w:r>
+          </w:p>
+        </w:tc>
+      </w:tr>
+      <w:tr>
+        <w:tc>
+          <w:tcPr>
+            <w:tcW w:type="dxa" w:w="1728"/>
+          </w:tcPr>
+          <w:p>
+            <w:r>
+              <w:rPr>
+                <w:b w:val="0"/>
+              </w:rPr>
+              <w:t>7월</w:t>
+            </w:r>
+          </w:p>
+        </w:tc>
+        <w:tc>
+          <w:tcPr>
+            <w:tcW w:type="dxa" w:w="1728"/>
+          </w:tcPr>
+          <w:p>
+            <w:r>
+              <w:rPr>
+                <w:b w:val="0"/>
+              </w:rPr>
+              <w:t>여름 수련회</w:t>
+            </w:r>
+          </w:p>
+        </w:tc>
+        <w:tc>
+          <w:tcPr>
+            <w:tcW w:type="dxa" w:w="1728"/>
+          </w:tcPr>
+          <w:p>
+            <w:r>
+              <w:rPr>
+                <w:b w:val="0"/>
+              </w:rPr>
+              <w:t>여름 수련회/성경학교</w:t>
+            </w:r>
+          </w:p>
+        </w:tc>
+        <w:tc>
+          <w:tcPr>
+            <w:tcW w:type="dxa" w:w="1728"/>
+          </w:tcPr>
+          <w:p>
+            <w:r>
+              <w:rPr>
+                <w:b w:val="0"/>
+              </w:rPr>
+              <w:t>________</w:t>
+            </w:r>
+          </w:p>
+        </w:tc>
+        <w:tc>
+          <w:tcPr>
+            <w:tcW w:type="dxa" w:w="1728"/>
+          </w:tcPr>
+          <w:p>
+            <w:r>
+              <w:rPr>
+                <w:b w:val="0"/>
+              </w:rPr>
+              <w:t>________</w:t>
+            </w:r>
+          </w:p>
+        </w:tc>
+      </w:tr>
+      <w:tr>
+        <w:tc>
+          <w:tcPr>
+            <w:tcW w:type="dxa" w:w="1728"/>
+          </w:tcPr>
+          <w:p>
+            <w:r>
+              <w:rPr>
+                <w:b w:val="0"/>
+              </w:rPr>
+              <w:t>8월</w:t>
+            </w:r>
+          </w:p>
+        </w:tc>
+        <w:tc>
+          <w:tcPr>
+            <w:tcW w:type="dxa" w:w="1728"/>
+          </w:tcPr>
+          <w:p>
+            <w:r>
+              <w:rPr>
+                <w:b w:val="0"/>
+              </w:rPr>
+              <w:t>여름 사후 관리</w:t>
+            </w:r>
+          </w:p>
+        </w:tc>
+        <w:tc>
+          <w:tcPr>
+            <w:tcW w:type="dxa" w:w="1728"/>
+          </w:tcPr>
+          <w:p>
+            <w:r>
+              <w:rPr>
+                <w:b w:val="0"/>
+              </w:rPr>
+              <w:t>여름 사역 평가 및 소풍</w:t>
+            </w:r>
+          </w:p>
+        </w:tc>
+        <w:tc>
+          <w:tcPr>
+            <w:tcW w:type="dxa" w:w="1728"/>
+          </w:tcPr>
+          <w:p>
+            <w:r>
+              <w:rPr>
+                <w:b w:val="0"/>
+              </w:rPr>
+              <w:t>________</w:t>
+            </w:r>
+          </w:p>
+        </w:tc>
+        <w:tc>
+          <w:tcPr>
+            <w:tcW w:type="dxa" w:w="1728"/>
+          </w:tcPr>
+          <w:p>
+            <w:r>
+              <w:rPr>
+                <w:b w:val="0"/>
+              </w:rPr>
+              <w:t>________</w:t>
+            </w:r>
+          </w:p>
+        </w:tc>
+      </w:tr>
+      <w:tr>
+        <w:tc>
+          <w:tcPr>
+            <w:tcW w:type="dxa" w:w="1728"/>
+          </w:tcPr>
+          <w:p>
+            <w:r>
+              <w:rPr>
+                <w:b w:val="0"/>
+              </w:rPr>
+              <w:t>9월</w:t>
+            </w:r>
+          </w:p>
+        </w:tc>
+        <w:tc>
+          <w:tcPr>
+            <w:tcW w:type="dxa" w:w="1728"/>
+          </w:tcPr>
+          <w:p>
+            <w:r>
+              <w:rPr>
+                <w:b w:val="0"/>
+              </w:rPr>
+              <w:t>가을 사역</w:t>
+            </w:r>
+          </w:p>
+        </w:tc>
+        <w:tc>
+          <w:tcPr>
+            <w:tcW w:type="dxa" w:w="1728"/>
+          </w:tcPr>
+          <w:p>
+            <w:r>
+              <w:rPr>
+                <w:b w:val="0"/>
+              </w:rPr>
+              <w:t>전도 축제 및 임원 수련회</w:t>
+            </w:r>
+          </w:p>
+        </w:tc>
+        <w:tc>
+          <w:tcPr>
+            <w:tcW w:type="dxa" w:w="1728"/>
+          </w:tcPr>
+          <w:p>
+            <w:r>
+              <w:rPr>
+                <w:b w:val="0"/>
+              </w:rPr>
+              <w:t>________</w:t>
+            </w:r>
+          </w:p>
+        </w:tc>
+        <w:tc>
+          <w:tcPr>
+            <w:tcW w:type="dxa" w:w="1728"/>
+          </w:tcPr>
+          <w:p>
+            <w:r>
+              <w:rPr>
+                <w:b w:val="0"/>
+              </w:rPr>
+              <w:t>________</w:t>
+            </w:r>
+          </w:p>
+        </w:tc>
+      </w:tr>
+      <w:tr>
+        <w:tc>
+          <w:tcPr>
+            <w:tcW w:type="dxa" w:w="1728"/>
+          </w:tcPr>
+          <w:p>
+            <w:r>
+              <w:rPr>
+                <w:b w:val="0"/>
+              </w:rPr>
+              <w:t>10월</w:t>
+            </w:r>
+          </w:p>
+        </w:tc>
+        <w:tc>
+          <w:tcPr>
+            <w:tcW w:type="dxa" w:w="1728"/>
+          </w:tcPr>
+          <w:p>
+            <w:r>
+              <w:rPr>
+                <w:b w:val="0"/>
+              </w:rPr>
+              <w:t>종교개혁주일</w:t>
+            </w:r>
+          </w:p>
+        </w:tc>
+        <w:tc>
+          <w:tcPr>
+            <w:tcW w:type="dxa" w:w="1728"/>
+          </w:tcPr>
+          <w:p>
+            <w:r>
+              <w:rPr>
+                <w:b w:val="0"/>
+              </w:rPr>
+              <w:t>말씀 암송대회</w:t>
+            </w:r>
+          </w:p>
+        </w:tc>
+        <w:tc>
+          <w:tcPr>
+            <w:tcW w:type="dxa" w:w="1728"/>
+          </w:tcPr>
+          <w:p>
+            <w:r>
+              <w:rPr>
+                <w:b w:val="0"/>
+              </w:rPr>
+              <w:t>________</w:t>
+            </w:r>
+          </w:p>
+        </w:tc>
+        <w:tc>
+          <w:tcPr>
+            <w:tcW w:type="dxa" w:w="1728"/>
+          </w:tcPr>
+          <w:p>
+            <w:r>
+              <w:rPr>
+                <w:b w:val="0"/>
+              </w:rPr>
+              <w:t>________</w:t>
+            </w:r>
+          </w:p>
+        </w:tc>
+      </w:tr>
+      <w:tr>
+        <w:tc>
+          <w:tcPr>
+            <w:tcW w:type="dxa" w:w="1728"/>
+          </w:tcPr>
+          <w:p>
+            <w:r>
+              <w:rPr>
+                <w:b w:val="0"/>
+              </w:rPr>
+              <w:t>11월</w:t>
+            </w:r>
+          </w:p>
+        </w:tc>
+        <w:tc>
+          <w:tcPr>
+            <w:tcW w:type="dxa" w:w="1728"/>
+          </w:tcPr>
+          <w:p>
+            <w:r>
+              <w:rPr>
+                <w:b w:val="0"/>
+              </w:rPr>
+              <w:t>추수감사절</w:t>
+            </w:r>
+          </w:p>
+        </w:tc>
+        <w:tc>
+          <w:tcPr>
+            <w:tcW w:type="dxa" w:w="1728"/>
+          </w:tcPr>
+          <w:p>
+            <w:r>
+              <w:rPr>
+                <w:b w:val="0"/>
+              </w:rPr>
+              <w:t>감사 나눔 및 차년도 준비</w:t>
+            </w:r>
+          </w:p>
+        </w:tc>
+        <w:tc>
+          <w:tcPr>
+            <w:tcW w:type="dxa" w:w="1728"/>
+          </w:tcPr>
+          <w:p>
+            <w:r>
+              <w:rPr>
+                <w:b w:val="0"/>
+              </w:rPr>
+              <w:t>________</w:t>
+            </w:r>
+          </w:p>
+        </w:tc>
+        <w:tc>
+          <w:tcPr>
+            <w:tcW w:type="dxa" w:w="1728"/>
+          </w:tcPr>
+          <w:p>
+            <w:r>
+              <w:rPr>
+                <w:b w:val="0"/>
+              </w:rPr>
+              <w:t>________</w:t>
+            </w:r>
+          </w:p>
+        </w:tc>
+      </w:tr>
+      <w:tr>
+        <w:tc>
+          <w:tcPr>
+            <w:tcW w:type="dxa" w:w="1728"/>
+          </w:tcPr>
+          <w:p>
+            <w:r>
+              <w:rPr>
+                <w:b w:val="0"/>
+              </w:rPr>
+              <w:t>12월</w:t>
+            </w:r>
+          </w:p>
+        </w:tc>
+        <w:tc>
+          <w:tcPr>
+            <w:tcW w:type="dxa" w:w="1728"/>
+          </w:tcPr>
+          <w:p>
+            <w:r>
+              <w:rPr>
+                <w:b w:val="0"/>
+              </w:rPr>
+              <w:t>대강절/성탄절</w:t>
+            </w:r>
+          </w:p>
+        </w:tc>
+        <w:tc>
+          <w:tcPr>
+            <w:tcW w:type="dxa" w:w="1728"/>
+          </w:tcPr>
+          <w:p>
+            <w:r>
+              <w:rPr>
+                <w:b w:val="0"/>
+              </w:rPr>
+              <w:t>성탄 축하 발표회</w:t>
+            </w:r>
+          </w:p>
+        </w:tc>
+        <w:tc>
+          <w:tcPr>
+            <w:tcW w:type="dxa" w:w="1728"/>
+          </w:tcPr>
+          <w:p>
+            <w:r>
+              <w:rPr>
+                <w:b w:val="0"/>
+              </w:rPr>
+              <w:t>________</w:t>
+            </w:r>
+          </w:p>
+        </w:tc>
+        <w:tc>
+          <w:tcPr>
+            <w:tcW w:type="dxa" w:w="1728"/>
+          </w:tcPr>
+          <w:p>
+            <w:r>
+              <w:rPr>
+                <w:b w:val="0"/>
+              </w:rPr>
+              <w:t>________</w:t>
             </w:r>
           </w:p>
         </w:tc>
@@ -347,1260 +1007,7 @@
         <w:rPr>
           <w:b w:val="0"/>
         </w:rPr>
-        <w:t>3. 월별 사역 계획</w:t>
-      </w:r>
-    </w:p>
-    <w:p>
-      <w:r>
-        <w:rPr>
-          <w:b w:val="0"/>
-        </w:rPr>
-        <w:t>*교회력 및 교회 절기에 맞춘 연간 사역 일정입니다.*</w:t>
-      </w:r>
-    </w:p>
-    <w:tbl>
-      <w:tblPr>
-        <w:tblStyle w:val="TableGrid"/>
-        <w:tblW w:type="auto" w:w="0"/>
-        <w:tblLook w:firstColumn="1" w:firstRow="1" w:lastColumn="0" w:lastRow="0" w:noHBand="0" w:noVBand="1" w:val="04A0"/>
-      </w:tblPr>
-      <w:tblGrid>
-        <w:gridCol w:w="1234"/>
-        <w:gridCol w:w="1234"/>
-        <w:gridCol w:w="1234"/>
-        <w:gridCol w:w="1234"/>
-        <w:gridCol w:w="1234"/>
-        <w:gridCol w:w="1234"/>
-        <w:gridCol w:w="1234"/>
-      </w:tblGrid>
-      <w:tr>
-        <w:tc>
-          <w:tcPr>
-            <w:tcW w:type="dxa" w:w="1234"/>
-          </w:tcPr>
-          <w:p>
-            <w:r>
-              <w:rPr>
-                <w:b/>
-              </w:rPr>
-              <w:t>월</w:t>
-            </w:r>
-          </w:p>
-        </w:tc>
-        <w:tc>
-          <w:tcPr>
-            <w:tcW w:type="dxa" w:w="1234"/>
-          </w:tcPr>
-          <w:p>
-            <w:r>
-              <w:rPr>
-                <w:b/>
-              </w:rPr>
-              <w:t>절기/행사</w:t>
-            </w:r>
-          </w:p>
-        </w:tc>
-        <w:tc>
-          <w:tcPr>
-            <w:tcW w:type="dxa" w:w="1234"/>
-          </w:tcPr>
-          <w:p>
-            <w:r>
-              <w:rPr>
-                <w:b/>
-              </w:rPr>
-              <w:t>주요 사역 내용</w:t>
-            </w:r>
-          </w:p>
-        </w:tc>
-        <w:tc>
-          <w:tcPr>
-            <w:tcW w:type="dxa" w:w="1234"/>
-          </w:tcPr>
-          <w:p>
-            <w:r>
-              <w:rPr>
-                <w:b/>
-              </w:rPr>
-              <w:t>성경 본문(참조)</w:t>
-            </w:r>
-          </w:p>
-        </w:tc>
-        <w:tc>
-          <w:tcPr>
-            <w:tcW w:type="dxa" w:w="1234"/>
-          </w:tcPr>
-          <w:p>
-            <w:r>
-              <w:rPr>
-                <w:b/>
-              </w:rPr>
-              <w:t>담당자</w:t>
-            </w:r>
-          </w:p>
-        </w:tc>
-        <w:tc>
-          <w:tcPr>
-            <w:tcW w:type="dxa" w:w="1234"/>
-          </w:tcPr>
-          <w:p>
-            <w:r>
-              <w:rPr>
-                <w:b/>
-              </w:rPr>
-              <w:t>예산(원)</w:t>
-            </w:r>
-          </w:p>
-        </w:tc>
-        <w:tc>
-          <w:tcPr>
-            <w:tcW w:type="dxa" w:w="1234"/>
-          </w:tcPr>
-          <w:p>
-            <w:r>
-              <w:rPr>
-                <w:b/>
-              </w:rPr>
-              <w:t>비고</w:t>
-            </w:r>
-          </w:p>
-        </w:tc>
-      </w:tr>
-      <w:tr>
-        <w:tc>
-          <w:tcPr>
-            <w:tcW w:type="dxa" w:w="1234"/>
-          </w:tcPr>
-          <w:p>
-            <w:r>
-              <w:rPr>
-                <w:b/>
-              </w:rPr>
-              <w:t>1월</w:t>
-            </w:r>
-          </w:p>
-        </w:tc>
-        <w:tc>
-          <w:tcPr>
-            <w:tcW w:type="dxa" w:w="1234"/>
-          </w:tcPr>
-          <w:p>
-            <w:r>
-              <w:rPr>
-                <w:b w:val="0"/>
-              </w:rPr>
-              <w:t>신년/겨울수련회</w:t>
-            </w:r>
-          </w:p>
-        </w:tc>
-        <w:tc>
-          <w:tcPr>
-            <w:tcW w:type="dxa" w:w="1234"/>
-          </w:tcPr>
-          <w:p>
-            <w:r>
-              <w:rPr>
-                <w:b w:val="0"/>
-              </w:rPr>
-              <w:t>________________</w:t>
-            </w:r>
-          </w:p>
-        </w:tc>
-        <w:tc>
-          <w:tcPr>
-            <w:tcW w:type="dxa" w:w="1234"/>
-          </w:tcPr>
-          <w:p>
-            <w:r>
-              <w:rPr>
-                <w:b w:val="0"/>
-              </w:rPr>
-              <w:t>________________</w:t>
-            </w:r>
-          </w:p>
-        </w:tc>
-        <w:tc>
-          <w:tcPr>
-            <w:tcW w:type="dxa" w:w="1234"/>
-          </w:tcPr>
-          <w:p>
-            <w:r>
-              <w:rPr>
-                <w:b w:val="0"/>
-              </w:rPr>
-              <w:t>________________</w:t>
-            </w:r>
-          </w:p>
-        </w:tc>
-        <w:tc>
-          <w:tcPr>
-            <w:tcW w:type="dxa" w:w="1234"/>
-          </w:tcPr>
-          <w:p>
-            <w:r>
-              <w:rPr>
-                <w:b w:val="0"/>
-              </w:rPr>
-              <w:t>0</w:t>
-            </w:r>
-          </w:p>
-        </w:tc>
-        <w:tc>
-          <w:tcPr>
-            <w:tcW w:type="dxa" w:w="1234"/>
-          </w:tcPr>
-          <w:p>
-            <w:r>
-              <w:rPr>
-                <w:b w:val="0"/>
-              </w:rPr>
-              <w:t>________________</w:t>
-            </w:r>
-          </w:p>
-        </w:tc>
-      </w:tr>
-      <w:tr>
-        <w:tc>
-          <w:tcPr>
-            <w:tcW w:type="dxa" w:w="1234"/>
-          </w:tcPr>
-          <w:p>
-            <w:r>
-              <w:rPr>
-                <w:b/>
-              </w:rPr>
-              <w:t>2월</w:t>
-            </w:r>
-          </w:p>
-        </w:tc>
-        <w:tc>
-          <w:tcPr>
-            <w:tcW w:type="dxa" w:w="1234"/>
-          </w:tcPr>
-          <w:p>
-            <w:r>
-              <w:rPr>
-                <w:b w:val="0"/>
-              </w:rPr>
-              <w:t>졸업/새학기</w:t>
-            </w:r>
-          </w:p>
-        </w:tc>
-        <w:tc>
-          <w:tcPr>
-            <w:tcW w:type="dxa" w:w="1234"/>
-          </w:tcPr>
-          <w:p>
-            <w:r>
-              <w:rPr>
-                <w:b w:val="0"/>
-              </w:rPr>
-              <w:t>________________</w:t>
-            </w:r>
-          </w:p>
-        </w:tc>
-        <w:tc>
-          <w:tcPr>
-            <w:tcW w:type="dxa" w:w="1234"/>
-          </w:tcPr>
-          <w:p>
-            <w:r>
-              <w:rPr>
-                <w:b w:val="0"/>
-              </w:rPr>
-              <w:t>________________</w:t>
-            </w:r>
-          </w:p>
-        </w:tc>
-        <w:tc>
-          <w:tcPr>
-            <w:tcW w:type="dxa" w:w="1234"/>
-          </w:tcPr>
-          <w:p>
-            <w:r>
-              <w:rPr>
-                <w:b w:val="0"/>
-              </w:rPr>
-              <w:t>________________</w:t>
-            </w:r>
-          </w:p>
-        </w:tc>
-        <w:tc>
-          <w:tcPr>
-            <w:tcW w:type="dxa" w:w="1234"/>
-          </w:tcPr>
-          <w:p>
-            <w:r>
-              <w:rPr>
-                <w:b w:val="0"/>
-              </w:rPr>
-              <w:t>0</w:t>
-            </w:r>
-          </w:p>
-        </w:tc>
-        <w:tc>
-          <w:tcPr>
-            <w:tcW w:type="dxa" w:w="1234"/>
-          </w:tcPr>
-          <w:p>
-            <w:r>
-              <w:rPr>
-                <w:b w:val="0"/>
-              </w:rPr>
-              <w:t>________________</w:t>
-            </w:r>
-          </w:p>
-        </w:tc>
-      </w:tr>
-      <w:tr>
-        <w:tc>
-          <w:tcPr>
-            <w:tcW w:type="dxa" w:w="1234"/>
-          </w:tcPr>
-          <w:p>
-            <w:r>
-              <w:rPr>
-                <w:b/>
-              </w:rPr>
-              <w:t>3월</w:t>
-            </w:r>
-          </w:p>
-        </w:tc>
-        <w:tc>
-          <w:tcPr>
-            <w:tcW w:type="dxa" w:w="1234"/>
-          </w:tcPr>
-          <w:p>
-            <w:r>
-              <w:rPr>
-                <w:b w:val="0"/>
-              </w:rPr>
-              <w:t>사순절 시작</w:t>
-            </w:r>
-          </w:p>
-        </w:tc>
-        <w:tc>
-          <w:tcPr>
-            <w:tcW w:type="dxa" w:w="1234"/>
-          </w:tcPr>
-          <w:p>
-            <w:r>
-              <w:rPr>
-                <w:b w:val="0"/>
-              </w:rPr>
-              <w:t>________________</w:t>
-            </w:r>
-          </w:p>
-        </w:tc>
-        <w:tc>
-          <w:tcPr>
-            <w:tcW w:type="dxa" w:w="1234"/>
-          </w:tcPr>
-          <w:p>
-            <w:r>
-              <w:rPr>
-                <w:b w:val="0"/>
-              </w:rPr>
-              <w:t>________________</w:t>
-            </w:r>
-          </w:p>
-        </w:tc>
-        <w:tc>
-          <w:tcPr>
-            <w:tcW w:type="dxa" w:w="1234"/>
-          </w:tcPr>
-          <w:p>
-            <w:r>
-              <w:rPr>
-                <w:b w:val="0"/>
-              </w:rPr>
-              <w:t>________________</w:t>
-            </w:r>
-          </w:p>
-        </w:tc>
-        <w:tc>
-          <w:tcPr>
-            <w:tcW w:type="dxa" w:w="1234"/>
-          </w:tcPr>
-          <w:p>
-            <w:r>
-              <w:rPr>
-                <w:b w:val="0"/>
-              </w:rPr>
-              <w:t>0</w:t>
-            </w:r>
-          </w:p>
-        </w:tc>
-        <w:tc>
-          <w:tcPr>
-            <w:tcW w:type="dxa" w:w="1234"/>
-          </w:tcPr>
-          <w:p>
-            <w:r>
-              <w:rPr>
-                <w:b w:val="0"/>
-              </w:rPr>
-              <w:t>________________</w:t>
-            </w:r>
-          </w:p>
-        </w:tc>
-      </w:tr>
-      <w:tr>
-        <w:tc>
-          <w:tcPr>
-            <w:tcW w:type="dxa" w:w="1234"/>
-          </w:tcPr>
-          <w:p>
-            <w:r>
-              <w:rPr>
-                <w:b/>
-              </w:rPr>
-              <w:t>4월</w:t>
-            </w:r>
-          </w:p>
-        </w:tc>
-        <w:tc>
-          <w:tcPr>
-            <w:tcW w:type="dxa" w:w="1234"/>
-          </w:tcPr>
-          <w:p>
-            <w:r>
-              <w:rPr>
-                <w:b w:val="0"/>
-              </w:rPr>
-              <w:t>고난주간/부활절</w:t>
-            </w:r>
-          </w:p>
-        </w:tc>
-        <w:tc>
-          <w:tcPr>
-            <w:tcW w:type="dxa" w:w="1234"/>
-          </w:tcPr>
-          <w:p>
-            <w:r>
-              <w:rPr>
-                <w:b w:val="0"/>
-              </w:rPr>
-              <w:t>________________</w:t>
-            </w:r>
-          </w:p>
-        </w:tc>
-        <w:tc>
-          <w:tcPr>
-            <w:tcW w:type="dxa" w:w="1234"/>
-          </w:tcPr>
-          <w:p>
-            <w:r>
-              <w:rPr>
-                <w:b w:val="0"/>
-              </w:rPr>
-              <w:t>________________</w:t>
-            </w:r>
-          </w:p>
-        </w:tc>
-        <w:tc>
-          <w:tcPr>
-            <w:tcW w:type="dxa" w:w="1234"/>
-          </w:tcPr>
-          <w:p>
-            <w:r>
-              <w:rPr>
-                <w:b w:val="0"/>
-              </w:rPr>
-              <w:t>________________</w:t>
-            </w:r>
-          </w:p>
-        </w:tc>
-        <w:tc>
-          <w:tcPr>
-            <w:tcW w:type="dxa" w:w="1234"/>
-          </w:tcPr>
-          <w:p>
-            <w:r>
-              <w:rPr>
-                <w:b w:val="0"/>
-              </w:rPr>
-              <w:t>0</w:t>
-            </w:r>
-          </w:p>
-        </w:tc>
-        <w:tc>
-          <w:tcPr>
-            <w:tcW w:type="dxa" w:w="1234"/>
-          </w:tcPr>
-          <w:p>
-            <w:r>
-              <w:rPr>
-                <w:b w:val="0"/>
-              </w:rPr>
-              <w:t>________________</w:t>
-            </w:r>
-          </w:p>
-        </w:tc>
-      </w:tr>
-      <w:tr>
-        <w:tc>
-          <w:tcPr>
-            <w:tcW w:type="dxa" w:w="1234"/>
-          </w:tcPr>
-          <w:p>
-            <w:r>
-              <w:rPr>
-                <w:b/>
-              </w:rPr>
-              <w:t>5월</w:t>
-            </w:r>
-          </w:p>
-        </w:tc>
-        <w:tc>
-          <w:tcPr>
-            <w:tcW w:type="dxa" w:w="1234"/>
-          </w:tcPr>
-          <w:p>
-            <w:r>
-              <w:rPr>
-                <w:b w:val="0"/>
-              </w:rPr>
-              <w:t>가정의 달</w:t>
-            </w:r>
-          </w:p>
-        </w:tc>
-        <w:tc>
-          <w:tcPr>
-            <w:tcW w:type="dxa" w:w="1234"/>
-          </w:tcPr>
-          <w:p>
-            <w:r>
-              <w:rPr>
-                <w:b w:val="0"/>
-              </w:rPr>
-              <w:t>________________</w:t>
-            </w:r>
-          </w:p>
-        </w:tc>
-        <w:tc>
-          <w:tcPr>
-            <w:tcW w:type="dxa" w:w="1234"/>
-          </w:tcPr>
-          <w:p>
-            <w:r>
-              <w:rPr>
-                <w:b w:val="0"/>
-              </w:rPr>
-              <w:t>________________</w:t>
-            </w:r>
-          </w:p>
-        </w:tc>
-        <w:tc>
-          <w:tcPr>
-            <w:tcW w:type="dxa" w:w="1234"/>
-          </w:tcPr>
-          <w:p>
-            <w:r>
-              <w:rPr>
-                <w:b w:val="0"/>
-              </w:rPr>
-              <w:t>________________</w:t>
-            </w:r>
-          </w:p>
-        </w:tc>
-        <w:tc>
-          <w:tcPr>
-            <w:tcW w:type="dxa" w:w="1234"/>
-          </w:tcPr>
-          <w:p>
-            <w:r>
-              <w:rPr>
-                <w:b w:val="0"/>
-              </w:rPr>
-              <w:t>0</w:t>
-            </w:r>
-          </w:p>
-        </w:tc>
-        <w:tc>
-          <w:tcPr>
-            <w:tcW w:type="dxa" w:w="1234"/>
-          </w:tcPr>
-          <w:p>
-            <w:r>
-              <w:rPr>
-                <w:b w:val="0"/>
-              </w:rPr>
-              <w:t>________________</w:t>
-            </w:r>
-          </w:p>
-        </w:tc>
-      </w:tr>
-      <w:tr>
-        <w:tc>
-          <w:tcPr>
-            <w:tcW w:type="dxa" w:w="1234"/>
-          </w:tcPr>
-          <w:p>
-            <w:r>
-              <w:rPr>
-                <w:b/>
-              </w:rPr>
-              <w:t>6월</w:t>
-            </w:r>
-          </w:p>
-        </w:tc>
-        <w:tc>
-          <w:tcPr>
-            <w:tcW w:type="dxa" w:w="1234"/>
-          </w:tcPr>
-          <w:p>
-            <w:r>
-              <w:rPr>
-                <w:b w:val="0"/>
-              </w:rPr>
-              <w:t>현충일/여름준비</w:t>
-            </w:r>
-          </w:p>
-        </w:tc>
-        <w:tc>
-          <w:tcPr>
-            <w:tcW w:type="dxa" w:w="1234"/>
-          </w:tcPr>
-          <w:p>
-            <w:r>
-              <w:rPr>
-                <w:b w:val="0"/>
-              </w:rPr>
-              <w:t>________________</w:t>
-            </w:r>
-          </w:p>
-        </w:tc>
-        <w:tc>
-          <w:tcPr>
-            <w:tcW w:type="dxa" w:w="1234"/>
-          </w:tcPr>
-          <w:p>
-            <w:r>
-              <w:rPr>
-                <w:b w:val="0"/>
-              </w:rPr>
-              <w:t>________________</w:t>
-            </w:r>
-          </w:p>
-        </w:tc>
-        <w:tc>
-          <w:tcPr>
-            <w:tcW w:type="dxa" w:w="1234"/>
-          </w:tcPr>
-          <w:p>
-            <w:r>
-              <w:rPr>
-                <w:b w:val="0"/>
-              </w:rPr>
-              <w:t>________________</w:t>
-            </w:r>
-          </w:p>
-        </w:tc>
-        <w:tc>
-          <w:tcPr>
-            <w:tcW w:type="dxa" w:w="1234"/>
-          </w:tcPr>
-          <w:p>
-            <w:r>
-              <w:rPr>
-                <w:b w:val="0"/>
-              </w:rPr>
-              <w:t>0</w:t>
-            </w:r>
-          </w:p>
-        </w:tc>
-        <w:tc>
-          <w:tcPr>
-            <w:tcW w:type="dxa" w:w="1234"/>
-          </w:tcPr>
-          <w:p>
-            <w:r>
-              <w:rPr>
-                <w:b w:val="0"/>
-              </w:rPr>
-              <w:t>________________</w:t>
-            </w:r>
-          </w:p>
-        </w:tc>
-      </w:tr>
-      <w:tr>
-        <w:tc>
-          <w:tcPr>
-            <w:tcW w:type="dxa" w:w="1234"/>
-          </w:tcPr>
-          <w:p>
-            <w:r>
-              <w:rPr>
-                <w:b/>
-              </w:rPr>
-              <w:t>7월</w:t>
-            </w:r>
-          </w:p>
-        </w:tc>
-        <w:tc>
-          <w:tcPr>
-            <w:tcW w:type="dxa" w:w="1234"/>
-          </w:tcPr>
-          <w:p>
-            <w:r>
-              <w:rPr>
-                <w:b w:val="0"/>
-              </w:rPr>
-              <w:t>여름성경학교/수련회</w:t>
-            </w:r>
-          </w:p>
-        </w:tc>
-        <w:tc>
-          <w:tcPr>
-            <w:tcW w:type="dxa" w:w="1234"/>
-          </w:tcPr>
-          <w:p>
-            <w:r>
-              <w:rPr>
-                <w:b w:val="0"/>
-              </w:rPr>
-              <w:t>________________</w:t>
-            </w:r>
-          </w:p>
-        </w:tc>
-        <w:tc>
-          <w:tcPr>
-            <w:tcW w:type="dxa" w:w="1234"/>
-          </w:tcPr>
-          <w:p>
-            <w:r>
-              <w:rPr>
-                <w:b w:val="0"/>
-              </w:rPr>
-              <w:t>________________</w:t>
-            </w:r>
-          </w:p>
-        </w:tc>
-        <w:tc>
-          <w:tcPr>
-            <w:tcW w:type="dxa" w:w="1234"/>
-          </w:tcPr>
-          <w:p>
-            <w:r>
-              <w:rPr>
-                <w:b w:val="0"/>
-              </w:rPr>
-              <w:t>________________</w:t>
-            </w:r>
-          </w:p>
-        </w:tc>
-        <w:tc>
-          <w:tcPr>
-            <w:tcW w:type="dxa" w:w="1234"/>
-          </w:tcPr>
-          <w:p>
-            <w:r>
-              <w:rPr>
-                <w:b w:val="0"/>
-              </w:rPr>
-              <w:t>0</w:t>
-            </w:r>
-          </w:p>
-        </w:tc>
-        <w:tc>
-          <w:tcPr>
-            <w:tcW w:type="dxa" w:w="1234"/>
-          </w:tcPr>
-          <w:p>
-            <w:r>
-              <w:rPr>
-                <w:b w:val="0"/>
-              </w:rPr>
-              <w:t>________________</w:t>
-            </w:r>
-          </w:p>
-        </w:tc>
-      </w:tr>
-      <w:tr>
-        <w:tc>
-          <w:tcPr>
-            <w:tcW w:type="dxa" w:w="1234"/>
-          </w:tcPr>
-          <w:p>
-            <w:r>
-              <w:rPr>
-                <w:b/>
-              </w:rPr>
-              <w:t>8월</w:t>
-            </w:r>
-          </w:p>
-        </w:tc>
-        <w:tc>
-          <w:tcPr>
-            <w:tcW w:type="dxa" w:w="1234"/>
-          </w:tcPr>
-          <w:p>
-            <w:r>
-              <w:rPr>
-                <w:b w:val="0"/>
-              </w:rPr>
-              <w:t>여름사역 마무리</w:t>
-            </w:r>
-          </w:p>
-        </w:tc>
-        <w:tc>
-          <w:tcPr>
-            <w:tcW w:type="dxa" w:w="1234"/>
-          </w:tcPr>
-          <w:p>
-            <w:r>
-              <w:rPr>
-                <w:b w:val="0"/>
-              </w:rPr>
-              <w:t>________________</w:t>
-            </w:r>
-          </w:p>
-        </w:tc>
-        <w:tc>
-          <w:tcPr>
-            <w:tcW w:type="dxa" w:w="1234"/>
-          </w:tcPr>
-          <w:p>
-            <w:r>
-              <w:rPr>
-                <w:b w:val="0"/>
-              </w:rPr>
-              <w:t>________________</w:t>
-            </w:r>
-          </w:p>
-        </w:tc>
-        <w:tc>
-          <w:tcPr>
-            <w:tcW w:type="dxa" w:w="1234"/>
-          </w:tcPr>
-          <w:p>
-            <w:r>
-              <w:rPr>
-                <w:b w:val="0"/>
-              </w:rPr>
-              <w:t>________________</w:t>
-            </w:r>
-          </w:p>
-        </w:tc>
-        <w:tc>
-          <w:tcPr>
-            <w:tcW w:type="dxa" w:w="1234"/>
-          </w:tcPr>
-          <w:p>
-            <w:r>
-              <w:rPr>
-                <w:b w:val="0"/>
-              </w:rPr>
-              <w:t>0</w:t>
-            </w:r>
-          </w:p>
-        </w:tc>
-        <w:tc>
-          <w:tcPr>
-            <w:tcW w:type="dxa" w:w="1234"/>
-          </w:tcPr>
-          <w:p>
-            <w:r>
-              <w:rPr>
-                <w:b w:val="0"/>
-              </w:rPr>
-              <w:t>________________</w:t>
-            </w:r>
-          </w:p>
-        </w:tc>
-      </w:tr>
-      <w:tr>
-        <w:tc>
-          <w:tcPr>
-            <w:tcW w:type="dxa" w:w="1234"/>
-          </w:tcPr>
-          <w:p>
-            <w:r>
-              <w:rPr>
-                <w:b/>
-              </w:rPr>
-              <w:t>9월</w:t>
-            </w:r>
-          </w:p>
-        </w:tc>
-        <w:tc>
-          <w:tcPr>
-            <w:tcW w:type="dxa" w:w="1234"/>
-          </w:tcPr>
-          <w:p>
-            <w:r>
-              <w:rPr>
-                <w:b w:val="0"/>
-              </w:rPr>
-              <w:t>가을심방/새학기</w:t>
-            </w:r>
-          </w:p>
-        </w:tc>
-        <w:tc>
-          <w:tcPr>
-            <w:tcW w:type="dxa" w:w="1234"/>
-          </w:tcPr>
-          <w:p>
-            <w:r>
-              <w:rPr>
-                <w:b w:val="0"/>
-              </w:rPr>
-              <w:t>________________</w:t>
-            </w:r>
-          </w:p>
-        </w:tc>
-        <w:tc>
-          <w:tcPr>
-            <w:tcW w:type="dxa" w:w="1234"/>
-          </w:tcPr>
-          <w:p>
-            <w:r>
-              <w:rPr>
-                <w:b w:val="0"/>
-              </w:rPr>
-              <w:t>________________</w:t>
-            </w:r>
-          </w:p>
-        </w:tc>
-        <w:tc>
-          <w:tcPr>
-            <w:tcW w:type="dxa" w:w="1234"/>
-          </w:tcPr>
-          <w:p>
-            <w:r>
-              <w:rPr>
-                <w:b w:val="0"/>
-              </w:rPr>
-              <w:t>________________</w:t>
-            </w:r>
-          </w:p>
-        </w:tc>
-        <w:tc>
-          <w:tcPr>
-            <w:tcW w:type="dxa" w:w="1234"/>
-          </w:tcPr>
-          <w:p>
-            <w:r>
-              <w:rPr>
-                <w:b w:val="0"/>
-              </w:rPr>
-              <w:t>0</w:t>
-            </w:r>
-          </w:p>
-        </w:tc>
-        <w:tc>
-          <w:tcPr>
-            <w:tcW w:type="dxa" w:w="1234"/>
-          </w:tcPr>
-          <w:p>
-            <w:r>
-              <w:rPr>
-                <w:b w:val="0"/>
-              </w:rPr>
-              <w:t>________________</w:t>
-            </w:r>
-          </w:p>
-        </w:tc>
-      </w:tr>
-      <w:tr>
-        <w:tc>
-          <w:tcPr>
-            <w:tcW w:type="dxa" w:w="1234"/>
-          </w:tcPr>
-          <w:p>
-            <w:r>
-              <w:rPr>
-                <w:b/>
-              </w:rPr>
-              <w:t>10월</w:t>
-            </w:r>
-          </w:p>
-        </w:tc>
-        <w:tc>
-          <w:tcPr>
-            <w:tcW w:type="dxa" w:w="1234"/>
-          </w:tcPr>
-          <w:p>
-            <w:r>
-              <w:rPr>
-                <w:b w:val="0"/>
-              </w:rPr>
-              <w:t>종교개혁기념일</w:t>
-            </w:r>
-          </w:p>
-        </w:tc>
-        <w:tc>
-          <w:tcPr>
-            <w:tcW w:type="dxa" w:w="1234"/>
-          </w:tcPr>
-          <w:p>
-            <w:r>
-              <w:rPr>
-                <w:b w:val="0"/>
-              </w:rPr>
-              <w:t>________________</w:t>
-            </w:r>
-          </w:p>
-        </w:tc>
-        <w:tc>
-          <w:tcPr>
-            <w:tcW w:type="dxa" w:w="1234"/>
-          </w:tcPr>
-          <w:p>
-            <w:r>
-              <w:rPr>
-                <w:b w:val="0"/>
-              </w:rPr>
-              <w:t>________________</w:t>
-            </w:r>
-          </w:p>
-        </w:tc>
-        <w:tc>
-          <w:tcPr>
-            <w:tcW w:type="dxa" w:w="1234"/>
-          </w:tcPr>
-          <w:p>
-            <w:r>
-              <w:rPr>
-                <w:b w:val="0"/>
-              </w:rPr>
-              <w:t>________________</w:t>
-            </w:r>
-          </w:p>
-        </w:tc>
-        <w:tc>
-          <w:tcPr>
-            <w:tcW w:type="dxa" w:w="1234"/>
-          </w:tcPr>
-          <w:p>
-            <w:r>
-              <w:rPr>
-                <w:b w:val="0"/>
-              </w:rPr>
-              <w:t>0</w:t>
-            </w:r>
-          </w:p>
-        </w:tc>
-        <w:tc>
-          <w:tcPr>
-            <w:tcW w:type="dxa" w:w="1234"/>
-          </w:tcPr>
-          <w:p>
-            <w:r>
-              <w:rPr>
-                <w:b w:val="0"/>
-              </w:rPr>
-              <w:t>________________</w:t>
-            </w:r>
-          </w:p>
-        </w:tc>
-      </w:tr>
-      <w:tr>
-        <w:tc>
-          <w:tcPr>
-            <w:tcW w:type="dxa" w:w="1234"/>
-          </w:tcPr>
-          <w:p>
-            <w:r>
-              <w:rPr>
-                <w:b/>
-              </w:rPr>
-              <w:t>11월</w:t>
-            </w:r>
-          </w:p>
-        </w:tc>
-        <w:tc>
-          <w:tcPr>
-            <w:tcW w:type="dxa" w:w="1234"/>
-          </w:tcPr>
-          <w:p>
-            <w:r>
-              <w:rPr>
-                <w:b w:val="0"/>
-              </w:rPr>
-              <w:t>추수감사절/임원선거</w:t>
-            </w:r>
-          </w:p>
-        </w:tc>
-        <w:tc>
-          <w:tcPr>
-            <w:tcW w:type="dxa" w:w="1234"/>
-          </w:tcPr>
-          <w:p>
-            <w:r>
-              <w:rPr>
-                <w:b w:val="0"/>
-              </w:rPr>
-              <w:t>________________</w:t>
-            </w:r>
-          </w:p>
-        </w:tc>
-        <w:tc>
-          <w:tcPr>
-            <w:tcW w:type="dxa" w:w="1234"/>
-          </w:tcPr>
-          <w:p>
-            <w:r>
-              <w:rPr>
-                <w:b w:val="0"/>
-              </w:rPr>
-              <w:t>________________</w:t>
-            </w:r>
-          </w:p>
-        </w:tc>
-        <w:tc>
-          <w:tcPr>
-            <w:tcW w:type="dxa" w:w="1234"/>
-          </w:tcPr>
-          <w:p>
-            <w:r>
-              <w:rPr>
-                <w:b w:val="0"/>
-              </w:rPr>
-              <w:t>________________</w:t>
-            </w:r>
-          </w:p>
-        </w:tc>
-        <w:tc>
-          <w:tcPr>
-            <w:tcW w:type="dxa" w:w="1234"/>
-          </w:tcPr>
-          <w:p>
-            <w:r>
-              <w:rPr>
-                <w:b w:val="0"/>
-              </w:rPr>
-              <w:t>0</w:t>
-            </w:r>
-          </w:p>
-        </w:tc>
-        <w:tc>
-          <w:tcPr>
-            <w:tcW w:type="dxa" w:w="1234"/>
-          </w:tcPr>
-          <w:p>
-            <w:r>
-              <w:rPr>
-                <w:b w:val="0"/>
-              </w:rPr>
-              <w:t>________________</w:t>
-            </w:r>
-          </w:p>
-        </w:tc>
-      </w:tr>
-      <w:tr>
-        <w:tc>
-          <w:tcPr>
-            <w:tcW w:type="dxa" w:w="1234"/>
-          </w:tcPr>
-          <w:p>
-            <w:r>
-              <w:rPr>
-                <w:b/>
-              </w:rPr>
-              <w:t>12월</w:t>
-            </w:r>
-          </w:p>
-        </w:tc>
-        <w:tc>
-          <w:tcPr>
-            <w:tcW w:type="dxa" w:w="1234"/>
-          </w:tcPr>
-          <w:p>
-            <w:r>
-              <w:rPr>
-                <w:b w:val="0"/>
-              </w:rPr>
-              <w:t>대림절/성탄절</w:t>
-            </w:r>
-          </w:p>
-        </w:tc>
-        <w:tc>
-          <w:tcPr>
-            <w:tcW w:type="dxa" w:w="1234"/>
-          </w:tcPr>
-          <w:p>
-            <w:r>
-              <w:rPr>
-                <w:b w:val="0"/>
-              </w:rPr>
-              <w:t>________________</w:t>
-            </w:r>
-          </w:p>
-        </w:tc>
-        <w:tc>
-          <w:tcPr>
-            <w:tcW w:type="dxa" w:w="1234"/>
-          </w:tcPr>
-          <w:p>
-            <w:r>
-              <w:rPr>
-                <w:b w:val="0"/>
-              </w:rPr>
-              <w:t>________________</w:t>
-            </w:r>
-          </w:p>
-        </w:tc>
-        <w:tc>
-          <w:tcPr>
-            <w:tcW w:type="dxa" w:w="1234"/>
-          </w:tcPr>
-          <w:p>
-            <w:r>
-              <w:rPr>
-                <w:b w:val="0"/>
-              </w:rPr>
-              <w:t>________________</w:t>
-            </w:r>
-          </w:p>
-        </w:tc>
-        <w:tc>
-          <w:tcPr>
-            <w:tcW w:type="dxa" w:w="1234"/>
-          </w:tcPr>
-          <w:p>
-            <w:r>
-              <w:rPr>
-                <w:b w:val="0"/>
-              </w:rPr>
-              <w:t>0</w:t>
-            </w:r>
-          </w:p>
-        </w:tc>
-        <w:tc>
-          <w:tcPr>
-            <w:tcW w:type="dxa" w:w="1234"/>
-          </w:tcPr>
-          <w:p>
-            <w:r>
-              <w:rPr>
-                <w:b w:val="0"/>
-              </w:rPr>
-              <w:t>________________</w:t>
-            </w:r>
-          </w:p>
-        </w:tc>
-      </w:tr>
-    </w:tbl>
-    <w:p/>
-    <w:p>
-      <w:pPr>
-        <w:pStyle w:val="Heading2"/>
-      </w:pPr>
-      <w:r>
-        <w:rPr>
-          <w:b w:val="0"/>
-        </w:rPr>
-        <w:t>4. 예산 총괄 계획</w:t>
-      </w:r>
-    </w:p>
-    <w:p>
-      <w:r>
-        <w:rPr>
-          <w:b w:val="0"/>
-        </w:rPr>
-        <w:t>*예산은 (교회명) 재정부와 협의하여 작성하십시오.*</w:t>
+        <w:t>예산 총괄</w:t>
       </w:r>
     </w:p>
     <w:tbl>
@@ -1638,7 +1045,7 @@
               <w:rPr>
                 <w:b/>
               </w:rPr>
-              <w:t>세부 항목</w:t>
+              <w:t>항목</w:t>
             </w:r>
           </w:p>
         </w:tc>
@@ -1651,7 +1058,7 @@
               <w:rPr>
                 <w:b/>
               </w:rPr>
-              <w:t>예상 지출액(원)</w:t>
+              <w:t>금액(원)</w:t>
             </w:r>
           </w:p>
         </w:tc>
@@ -1692,7 +1099,7 @@
               <w:rPr>
                 <w:b w:val="0"/>
               </w:rPr>
-              <w:t>부서 헌금</w:t>
+              <w:t>교회 지원금</w:t>
             </w:r>
           </w:p>
         </w:tc>
@@ -1705,7 +1112,7 @@
               <w:rPr>
                 <w:b w:val="0"/>
               </w:rPr>
-              <w:t>0</w:t>
+              <w:t>________</w:t>
             </w:r>
           </w:p>
         </w:tc>
@@ -1713,14 +1120,7 @@
           <w:tcPr>
             <w:tcW w:type="dxa" w:w="2160"/>
           </w:tcPr>
-          <w:p>
-            <w:r>
-              <w:rPr>
-                <w:b w:val="0"/>
-              </w:rPr>
-              <w:t>________________</w:t>
-            </w:r>
-          </w:p>
+          <w:p/>
         </w:tc>
       </w:tr>
       <w:tr>
@@ -1739,7 +1139,7 @@
               <w:rPr>
                 <w:b w:val="0"/>
               </w:rPr>
-              <w:t>교회 지원금</w:t>
+              <w:t>헌금 및 후원금</w:t>
             </w:r>
           </w:p>
         </w:tc>
@@ -1752,101 +1152,7 @@
               <w:rPr>
                 <w:b w:val="0"/>
               </w:rPr>
-              <w:t>0</w:t>
-            </w:r>
-          </w:p>
-        </w:tc>
-        <w:tc>
-          <w:tcPr>
-            <w:tcW w:type="dxa" w:w="2160"/>
-          </w:tcPr>
-          <w:p>
-            <w:r>
-              <w:rPr>
-                <w:b w:val="0"/>
-              </w:rPr>
-              <w:t>________________</w:t>
-            </w:r>
-          </w:p>
-        </w:tc>
-      </w:tr>
-      <w:tr>
-        <w:tc>
-          <w:tcPr>
-            <w:tcW w:type="dxa" w:w="2160"/>
-          </w:tcPr>
-          <w:p/>
-        </w:tc>
-        <w:tc>
-          <w:tcPr>
-            <w:tcW w:type="dxa" w:w="2160"/>
-          </w:tcPr>
-          <w:p>
-            <w:r>
-              <w:rPr>
-                <w:b w:val="0"/>
-              </w:rPr>
-              <w:t>기타(후원 등)</w:t>
-            </w:r>
-          </w:p>
-        </w:tc>
-        <w:tc>
-          <w:tcPr>
-            <w:tcW w:type="dxa" w:w="2160"/>
-          </w:tcPr>
-          <w:p>
-            <w:r>
-              <w:rPr>
-                <w:b w:val="0"/>
-              </w:rPr>
-              <w:t>0</w:t>
-            </w:r>
-          </w:p>
-        </w:tc>
-        <w:tc>
-          <w:tcPr>
-            <w:tcW w:type="dxa" w:w="2160"/>
-          </w:tcPr>
-          <w:p>
-            <w:r>
-              <w:rPr>
-                <w:b w:val="0"/>
-              </w:rPr>
-              <w:t>________________</w:t>
-            </w:r>
-          </w:p>
-        </w:tc>
-      </w:tr>
-      <w:tr>
-        <w:tc>
-          <w:tcPr>
-            <w:tcW w:type="dxa" w:w="2160"/>
-          </w:tcPr>
-          <w:p>
-            <w:r>
-              <w:rPr>
-                <w:b/>
-              </w:rPr>
-              <w:t>합계</w:t>
-            </w:r>
-          </w:p>
-        </w:tc>
-        <w:tc>
-          <w:tcPr>
-            <w:tcW w:type="dxa" w:w="2160"/>
-          </w:tcPr>
-          <w:p/>
-        </w:tc>
-        <w:tc>
-          <w:tcPr>
-            <w:tcW w:type="dxa" w:w="2160"/>
-          </w:tcPr>
-          <w:p>
-            <w:r>
-              <w:rPr>
-                <w:b/>
-              </w:rPr>
-              <w:t>0</w:t>
+              <w:t>________</w:t>
             </w:r>
           </w:p>
         </w:tc>
@@ -1880,7 +1186,7 @@
               <w:rPr>
                 <w:b w:val="0"/>
               </w:rPr>
-              <w:t>예배 운영비</w:t>
+              <w:t>교육 자료 및 공과</w:t>
             </w:r>
           </w:p>
         </w:tc>
@@ -1893,7 +1199,7 @@
               <w:rPr>
                 <w:b w:val="0"/>
               </w:rPr>
-              <w:t>0</w:t>
+              <w:t>________</w:t>
             </w:r>
           </w:p>
         </w:tc>
@@ -1901,14 +1207,7 @@
           <w:tcPr>
             <w:tcW w:type="dxa" w:w="2160"/>
           </w:tcPr>
-          <w:p>
-            <w:r>
-              <w:rPr>
-                <w:b w:val="0"/>
-              </w:rPr>
-              <w:t>________________</w:t>
-            </w:r>
-          </w:p>
+          <w:p/>
         </w:tc>
       </w:tr>
       <w:tr>
@@ -1927,7 +1226,7 @@
               <w:rPr>
                 <w:b w:val="0"/>
               </w:rPr>
-              <w:t>행사/수련회비</w:t>
+              <w:t>행사 및 수련회</w:t>
             </w:r>
           </w:p>
         </w:tc>
@@ -1940,7 +1239,7 @@
               <w:rPr>
                 <w:b w:val="0"/>
               </w:rPr>
-              <w:t>0</w:t>
+              <w:t>________</w:t>
             </w:r>
           </w:p>
         </w:tc>
@@ -1948,14 +1247,7 @@
           <w:tcPr>
             <w:tcW w:type="dxa" w:w="2160"/>
           </w:tcPr>
-          <w:p>
-            <w:r>
-              <w:rPr>
-                <w:b w:val="0"/>
-              </w:rPr>
-              <w:t>________________</w:t>
-            </w:r>
-          </w:p>
+          <w:p/>
         </w:tc>
       </w:tr>
       <w:tr>
@@ -1974,7 +1266,7 @@
               <w:rPr>
                 <w:b w:val="0"/>
               </w:rPr>
-              <w:t>교육/교재비</w:t>
+              <w:t>간식 및 운영비</w:t>
             </w:r>
           </w:p>
         </w:tc>
@@ -1987,7 +1279,7 @@
               <w:rPr>
                 <w:b w:val="0"/>
               </w:rPr>
-              <w:t>0</w:t>
+              <w:t>________</w:t>
             </w:r>
           </w:p>
         </w:tc>
@@ -1995,108 +1287,7 @@
           <w:tcPr>
             <w:tcW w:type="dxa" w:w="2160"/>
           </w:tcPr>
-          <w:p>
-            <w:r>
-              <w:rPr>
-                <w:b w:val="0"/>
-              </w:rPr>
-              <w:t>________________</w:t>
-            </w:r>
-          </w:p>
-        </w:tc>
-      </w:tr>
-      <w:tr>
-        <w:tc>
-          <w:tcPr>
-            <w:tcW w:type="dxa" w:w="2160"/>
-          </w:tcPr>
           <w:p/>
-        </w:tc>
-        <w:tc>
-          <w:tcPr>
-            <w:tcW w:type="dxa" w:w="2160"/>
-          </w:tcPr>
-          <w:p>
-            <w:r>
-              <w:rPr>
-                <w:b w:val="0"/>
-              </w:rPr>
-              <w:t>심방/교제비</w:t>
-            </w:r>
-          </w:p>
-        </w:tc>
-        <w:tc>
-          <w:tcPr>
-            <w:tcW w:type="dxa" w:w="2160"/>
-          </w:tcPr>
-          <w:p>
-            <w:r>
-              <w:rPr>
-                <w:b w:val="0"/>
-              </w:rPr>
-              <w:t>0</w:t>
-            </w:r>
-          </w:p>
-        </w:tc>
-        <w:tc>
-          <w:tcPr>
-            <w:tcW w:type="dxa" w:w="2160"/>
-          </w:tcPr>
-          <w:p>
-            <w:r>
-              <w:rPr>
-                <w:b w:val="0"/>
-              </w:rPr>
-              <w:t>________________</w:t>
-            </w:r>
-          </w:p>
-        </w:tc>
-      </w:tr>
-      <w:tr>
-        <w:tc>
-          <w:tcPr>
-            <w:tcW w:type="dxa" w:w="2160"/>
-          </w:tcPr>
-          <w:p/>
-        </w:tc>
-        <w:tc>
-          <w:tcPr>
-            <w:tcW w:type="dxa" w:w="2160"/>
-          </w:tcPr>
-          <w:p>
-            <w:r>
-              <w:rPr>
-                <w:b w:val="0"/>
-              </w:rPr>
-              <w:t>예비비</w:t>
-            </w:r>
-          </w:p>
-        </w:tc>
-        <w:tc>
-          <w:tcPr>
-            <w:tcW w:type="dxa" w:w="2160"/>
-          </w:tcPr>
-          <w:p>
-            <w:r>
-              <w:rPr>
-                <w:b w:val="0"/>
-              </w:rPr>
-              <w:t>0</w:t>
-            </w:r>
-          </w:p>
-        </w:tc>
-        <w:tc>
-          <w:tcPr>
-            <w:tcW w:type="dxa" w:w="2160"/>
-          </w:tcPr>
-          <w:p>
-            <w:r>
-              <w:rPr>
-                <w:b w:val="0"/>
-              </w:rPr>
-              <w:t>________________</w:t>
-            </w:r>
-          </w:p>
         </w:tc>
       </w:tr>
       <w:tr>
@@ -2117,7 +1308,14 @@
           <w:tcPr>
             <w:tcW w:type="dxa" w:w="2160"/>
           </w:tcPr>
-          <w:p/>
+          <w:p>
+            <w:r>
+              <w:rPr>
+                <w:b w:val="0"/>
+              </w:rPr>
+              <w:t>-</w:t>
+            </w:r>
+          </w:p>
         </w:tc>
         <w:tc>
           <w:tcPr>
@@ -2126,9 +1324,9 @@
           <w:p>
             <w:r>
               <w:rPr>
-                <w:b/>
+                <w:b w:val="0"/>
               </w:rPr>
-              <w:t>0</w:t>
+              <w:t>________</w:t>
             </w:r>
           </w:p>
         </w:tc>
@@ -2149,26 +1347,7 @@
         <w:rPr>
           <w:b w:val="0"/>
         </w:rPr>
-        <w:t>5. 사역 평가 및 환류(Feedback)</w:t>
-      </w:r>
-    </w:p>
-    <w:p>
-      <w:r>
-        <w:rPr>
-          <w:b w:val="0"/>
-        </w:rPr>
-        <w:t>*매 분기/학기별로 정기 평가를 실시합니다.*</w:t>
-      </w:r>
-    </w:p>
-    <w:p>
-      <w:pPr>
-        <w:pStyle w:val="Heading3"/>
-      </w:pPr>
-      <w:r>
-        <w:rPr>
-          <w:b w:val="0"/>
-        </w:rPr>
-        <w:t>1) 평가 방법</w:t>
+        <w:t>사역 평가 및 피드백</w:t>
       </w:r>
     </w:p>
     <w:p>
@@ -2177,15 +1356,9 @@
       </w:pPr>
       <w:r>
         <w:rPr>
-          <w:b/>
-        </w:rPr>
-        <w:t>정량 평가:</w:t>
-      </w:r>
-      <w:r>
-        <w:rPr>
           <w:b w:val="0"/>
         </w:rPr>
-        <w:t xml:space="preserve"> 출석률(____%), 행사 참여율(____%), 예산 집행률(____%)</w:t>
+        <w:t>평가 방법 : 분기별 교사 간담회(확인 필요), 행사 직후 평가서 작성</w:t>
       </w:r>
     </w:p>
     <w:p>
@@ -2194,26 +1367,42 @@
       </w:pPr>
       <w:r>
         <w:rPr>
-          <w:b/>
-        </w:rPr>
-        <w:t>정성 평가:</w:t>
-      </w:r>
-      <w:r>
-        <w:rPr>
           <w:b w:val="0"/>
         </w:rPr>
-        <w:t xml:space="preserve"> 설문조사(교사 및 학생/청년), 간담회(분기 1회)</w:t>
+        <w:t>주요 평가 지표 :</w:t>
       </w:r>
     </w:p>
     <w:p>
       <w:pPr>
-        <w:pStyle w:val="Heading3"/>
+        <w:pStyle w:val="ListNumber"/>
       </w:pPr>
       <w:r>
         <w:rPr>
           <w:b w:val="0"/>
         </w:rPr>
-        <w:t>2) 평가 항목</w:t>
+        <w:t>주일 출석률 : 전년 대비 ________% 성장</w:t>
+      </w:r>
+    </w:p>
+    <w:p>
+      <w:pPr>
+        <w:pStyle w:val="ListNumber"/>
+      </w:pPr>
+      <w:r>
+        <w:rPr>
+          <w:b w:val="0"/>
+        </w:rPr>
+        <w:t>프로그램 만족도 : 설문조사 실시</w:t>
+      </w:r>
+    </w:p>
+    <w:p>
+      <w:pPr>
+        <w:pStyle w:val="ListNumber"/>
+      </w:pPr>
+      <w:r>
+        <w:rPr>
+          <w:b w:val="0"/>
+        </w:rPr>
+        <w:t>예산 집행 : 예산 범위 내 효율적 집행 여부</w:t>
       </w:r>
     </w:p>
     <w:p>
@@ -2222,170 +1411,9 @@
       </w:pPr>
       <w:r>
         <w:rPr>
-          <w:b/>
-        </w:rPr>
-        <w:t>예배:</w:t>
-      </w:r>
-      <w:r>
-        <w:rPr>
           <w:b w:val="0"/>
         </w:rPr>
-        <w:t xml:space="preserve"> 예배 출석 인원 및 태도(________)</w:t>
-      </w:r>
-    </w:p>
-    <w:p>
-      <w:pPr>
-        <w:pStyle w:val="ListBullet"/>
-      </w:pPr>
-      <w:r>
-        <w:rPr>
-          <w:b/>
-        </w:rPr>
-        <w:t>교육:</w:t>
-      </w:r>
-      <w:r>
-        <w:rPr>
-          <w:b w:val="0"/>
-        </w:rPr>
-        <w:t xml:space="preserve"> 공과 공부 참여도 및 내용 전달력(________)</w:t>
-      </w:r>
-    </w:p>
-    <w:p>
-      <w:pPr>
-        <w:pStyle w:val="ListBullet"/>
-      </w:pPr>
-      <w:r>
-        <w:rPr>
-          <w:b/>
-        </w:rPr>
-        <w:t>공동체:</w:t>
-      </w:r>
-      <w:r>
-        <w:rPr>
-          <w:b w:val="0"/>
-        </w:rPr>
-        <w:t xml:space="preserve"> 소그룹 활동 및 유대감(________)</w:t>
-      </w:r>
-    </w:p>
-    <w:p>
-      <w:pPr>
-        <w:pStyle w:val="ListBullet"/>
-      </w:pPr>
-      <w:r>
-        <w:rPr>
-          <w:b/>
-        </w:rPr>
-        <w:t>행정:</w:t>
-      </w:r>
-      <w:r>
-        <w:rPr>
-          <w:b w:val="0"/>
-        </w:rPr>
-        <w:t xml:space="preserve"> 문서 기록 및 재정 투명성(________)</w:t>
-      </w:r>
-    </w:p>
-    <w:p>
-      <w:pPr>
-        <w:pStyle w:val="Heading2"/>
-      </w:pPr>
-      <w:r>
-        <w:rPr>
-          <w:b w:val="0"/>
-        </w:rPr>
-        <w:t>6. 기타 요청 및 확인 사항</w:t>
-      </w:r>
-    </w:p>
-    <w:p>
-      <w:pPr>
-        <w:pStyle w:val="ListBullet"/>
-      </w:pPr>
-      <w:r>
-        <w:rPr>
-          <w:b/>
-        </w:rPr>
-        <w:t>교회 측 협조 사항:</w:t>
-      </w:r>
-      <w:r>
-        <w:rPr>
-          <w:b w:val="0"/>
-        </w:rPr>
-        <w:t xml:space="preserve"> ________________</w:t>
-      </w:r>
-    </w:p>
-    <w:p>
-      <w:pPr>
-        <w:pStyle w:val="ListBullet"/>
-      </w:pPr>
-      <w:r>
-        <w:rPr>
-          <w:b/>
-        </w:rPr>
-        <w:t>시설/공간 사용:</w:t>
-      </w:r>
-      <w:r>
-        <w:rPr>
-          <w:b w:val="0"/>
-        </w:rPr>
-        <w:t xml:space="preserve"> ________________ (확인 필요)</w:t>
-      </w:r>
-    </w:p>
-    <w:p>
-      <w:pPr>
-        <w:pStyle w:val="ListBullet"/>
-      </w:pPr>
-      <w:r>
-        <w:rPr>
-          <w:b/>
-        </w:rPr>
-        <w:t>안전 관리 계획:</w:t>
-      </w:r>
-      <w:r>
-        <w:rPr>
-          <w:b w:val="0"/>
-        </w:rPr>
-        <w:t xml:space="preserve"> ________________ (여름/겨울 행사 시 필수 점검)</w:t>
-      </w:r>
-    </w:p>
-    <w:p>
-      <w:r>
-        <w:rPr>
-          <w:b/>
-        </w:rPr>
-        <w:t>작성일:</w:t>
-      </w:r>
-      <w:r>
-        <w:rPr>
-          <w:b w:val="0"/>
-        </w:rPr>
-        <w:t xml:space="preserve"> 202X년 ___월 ___일</w:t>
-      </w:r>
-    </w:p>
-    <w:p>
-      <w:r>
-        <w:rPr>
-          <w:b/>
-        </w:rPr>
-        <w:t>작성자:</w:t>
-      </w:r>
-      <w:r>
-        <w:rPr>
-          <w:b w:val="0"/>
-        </w:rPr>
-        <w:t xml:space="preserve"> _______________ (인)</w:t>
-      </w:r>
-    </w:p>
-    <w:p>
-      <w:r>
-        <w:rPr>
-          <w:b/>
-        </w:rPr>
-        <w:t>확인자(교역자/당회):</w:t>
-      </w:r>
-      <w:r>
-        <w:rPr>
-          <w:b w:val="0"/>
-        </w:rPr>
-        <w:t xml:space="preserve"> _______________ (인) (확인 필요)</w:t>
+        <w:t>차년도 반영 : 평가 결과를 11월 교사회의 시 차년도 계획에 반영</w:t>
       </w:r>
     </w:p>
     <w:sectPr>

--- a/docs/03_연간사역계획서.docx
+++ b/docs/03_연간사역계획서.docx
@@ -11,7 +11,264 @@
         <w:rPr>
           <w:b w:val="0"/>
         </w:rPr>
-        <w:t>2026 (교회명) 교회학교 연간 사역 계획서</w:t>
+        <w:t>[연도] (교회명) (부서명) 연간 사역 계획서</w:t>
+      </w:r>
+    </w:p>
+    <w:tbl>
+      <w:tblPr>
+        <w:tblStyle w:val="TableGrid"/>
+        <w:tblW w:type="auto" w:w="0"/>
+        <w:tblLook w:firstColumn="1" w:firstRow="1" w:lastColumn="0" w:lastRow="0" w:noHBand="0" w:noVBand="1" w:val="04A0"/>
+      </w:tblPr>
+      <w:tblGrid>
+        <w:gridCol w:w="2160"/>
+        <w:gridCol w:w="2160"/>
+        <w:gridCol w:w="2160"/>
+        <w:gridCol w:w="2160"/>
+      </w:tblGrid>
+      <w:tr>
+        <w:tc>
+          <w:tcPr>
+            <w:tcW w:type="dxa" w:w="2160"/>
+          </w:tcPr>
+          <w:p>
+            <w:r>
+              <w:rPr>
+                <w:b/>
+              </w:rPr>
+              <w:t>작성일</w:t>
+            </w:r>
+          </w:p>
+        </w:tc>
+        <w:tc>
+          <w:tcPr>
+            <w:tcW w:type="dxa" w:w="2160"/>
+          </w:tcPr>
+          <w:p>
+            <w:r>
+              <w:rPr>
+                <w:b/>
+              </w:rPr>
+              <w:t>작성자</w:t>
+            </w:r>
+          </w:p>
+        </w:tc>
+        <w:tc>
+          <w:tcPr>
+            <w:tcW w:type="dxa" w:w="2160"/>
+          </w:tcPr>
+          <w:p>
+            <w:r>
+              <w:rPr>
+                <w:b/>
+              </w:rPr>
+              <w:t>부서</w:t>
+            </w:r>
+          </w:p>
+        </w:tc>
+        <w:tc>
+          <w:tcPr>
+            <w:tcW w:type="dxa" w:w="2160"/>
+          </w:tcPr>
+          <w:p>
+            <w:r>
+              <w:rPr>
+                <w:b/>
+              </w:rPr>
+              <w:t>문서 상태(초안/확정)</w:t>
+            </w:r>
+          </w:p>
+        </w:tc>
+      </w:tr>
+      <w:tr>
+        <w:tc>
+          <w:tcPr>
+            <w:tcW w:type="dxa" w:w="2160"/>
+          </w:tcPr>
+          <w:p>
+            <w:r>
+              <w:rPr>
+                <w:b w:val="0"/>
+              </w:rPr>
+              <w:t>________. __. __.(요일)</w:t>
+            </w:r>
+          </w:p>
+        </w:tc>
+        <w:tc>
+          <w:tcPr>
+            <w:tcW w:type="dxa" w:w="2160"/>
+          </w:tcPr>
+          <w:p>
+            <w:r>
+              <w:rPr>
+                <w:b w:val="0"/>
+              </w:rPr>
+              <w:t>________</w:t>
+            </w:r>
+          </w:p>
+        </w:tc>
+        <w:tc>
+          <w:tcPr>
+            <w:tcW w:type="dxa" w:w="2160"/>
+          </w:tcPr>
+          <w:p>
+            <w:r>
+              <w:rPr>
+                <w:b w:val="0"/>
+              </w:rPr>
+              <w:t>________</w:t>
+            </w:r>
+          </w:p>
+        </w:tc>
+        <w:tc>
+          <w:tcPr>
+            <w:tcW w:type="dxa" w:w="2160"/>
+          </w:tcPr>
+          <w:p>
+            <w:r>
+              <w:rPr>
+                <w:b w:val="0"/>
+              </w:rPr>
+              <w:t>________</w:t>
+            </w:r>
+          </w:p>
+        </w:tc>
+      </w:tr>
+    </w:tbl>
+    <w:p/>
+    <w:tbl>
+      <w:tblPr>
+        <w:tblStyle w:val="TableGrid"/>
+        <w:tblW w:type="auto" w:w="0"/>
+        <w:tblLook w:firstColumn="1" w:firstRow="1" w:lastColumn="0" w:lastRow="0" w:noHBand="0" w:noVBand="1" w:val="04A0"/>
+      </w:tblPr>
+      <w:tblGrid>
+        <w:gridCol w:w="2880"/>
+        <w:gridCol w:w="2880"/>
+        <w:gridCol w:w="2880"/>
+      </w:tblGrid>
+      <w:tr>
+        <w:tc>
+          <w:tcPr>
+            <w:tcW w:type="dxa" w:w="2880"/>
+          </w:tcPr>
+          <w:p>
+            <w:r>
+              <w:rPr>
+                <w:b/>
+              </w:rPr>
+              <w:t>작성</w:t>
+            </w:r>
+          </w:p>
+        </w:tc>
+        <w:tc>
+          <w:tcPr>
+            <w:tcW w:type="dxa" w:w="2880"/>
+          </w:tcPr>
+          <w:p>
+            <w:r>
+              <w:rPr>
+                <w:b/>
+              </w:rPr>
+              <w:t>검토</w:t>
+            </w:r>
+          </w:p>
+        </w:tc>
+        <w:tc>
+          <w:tcPr>
+            <w:tcW w:type="dxa" w:w="2880"/>
+          </w:tcPr>
+          <w:p>
+            <w:r>
+              <w:rPr>
+                <w:b/>
+              </w:rPr>
+              <w:t>승인</w:t>
+            </w:r>
+          </w:p>
+        </w:tc>
+      </w:tr>
+      <w:tr>
+        <w:tc>
+          <w:tcPr>
+            <w:tcW w:type="dxa" w:w="2880"/>
+          </w:tcPr>
+          <w:p>
+            <w:r>
+              <w:rPr>
+                <w:b w:val="0"/>
+              </w:rPr>
+              <w:t>________</w:t>
+            </w:r>
+          </w:p>
+        </w:tc>
+        <w:tc>
+          <w:tcPr>
+            <w:tcW w:type="dxa" w:w="2880"/>
+          </w:tcPr>
+          <w:p>
+            <w:r>
+              <w:rPr>
+                <w:b w:val="0"/>
+              </w:rPr>
+              <w:t>________</w:t>
+            </w:r>
+          </w:p>
+        </w:tc>
+        <w:tc>
+          <w:tcPr>
+            <w:tcW w:type="dxa" w:w="2880"/>
+          </w:tcPr>
+          <w:p>
+            <w:r>
+              <w:rPr>
+                <w:b w:val="0"/>
+              </w:rPr>
+              <w:t>________</w:t>
+            </w:r>
+          </w:p>
+        </w:tc>
+      </w:tr>
+    </w:tbl>
+    <w:p/>
+    <w:p>
+      <w:r>
+        <w:rPr>
+          <w:b/>
+        </w:rPr>
+        <w:t>요약</w:t>
+      </w:r>
+    </w:p>
+    <w:p>
+      <w:r>
+        <w:rPr>
+          <w:b w:val="0"/>
+        </w:rPr>
+        <w:t>승인 요청 사항: 연간 사역 방향, 월별 계획, 담당자 배정 및 예산 편성 승인</w:t>
+      </w:r>
+    </w:p>
+    <w:p>
+      <w:r>
+        <w:rPr>
+          <w:b w:val="0"/>
+        </w:rPr>
+        <w:t>핵심 개요: 교회학교·청년부의 예배·말씀·교제·봉사 사역을 연간 일정에 따라 운영</w:t>
+      </w:r>
+    </w:p>
+    <w:p>
+      <w:r>
+        <w:rPr>
+          <w:b w:val="0"/>
+        </w:rPr>
+        <w:t>운영 기간 및 대상: ________ / ________</w:t>
+      </w:r>
+    </w:p>
+    <w:p>
+      <w:r>
+        <w:rPr>
+          <w:b w:val="0"/>
+        </w:rPr>
+        <w:t>예산 총액: 금________원(금________원) / 승인 요청 기한: ________ / 담당: ________</w:t>
       </w:r>
     </w:p>
     <w:p>
@@ -22,84 +279,39 @@
         <w:rPr>
           <w:b w:val="0"/>
         </w:rPr>
-        <w:t>비전 및 목표</w:t>
+        <w:t>1. 추진 배경 및 필요성</w:t>
       </w:r>
     </w:p>
     <w:p>
-      <w:pPr>
-        <w:pStyle w:val="ListBullet"/>
-      </w:pPr>
       <w:r>
         <w:rPr>
           <w:b w:val="0"/>
         </w:rPr>
-        <w:t>비전 : ________</w:t>
+        <w:t>가. 부서 현황: 등록 인원 ________명, 정기 참여 인원 ________명, 교사·리더 ________명</w:t>
       </w:r>
     </w:p>
     <w:p>
-      <w:pPr>
-        <w:pStyle w:val="ListBullet"/>
-      </w:pPr>
       <w:r>
         <w:rPr>
           <w:b w:val="0"/>
         </w:rPr>
-        <w:t>표어 : ________</w:t>
+        <w:t>나. 주요 필요: 신앙교육의 연속성 확보, 다음 세대의 예배 참여 지원, 교사·리더의 역할 명확화</w:t>
       </w:r>
     </w:p>
     <w:p>
-      <w:pPr>
-        <w:pStyle w:val="ListBullet"/>
-      </w:pPr>
       <w:r>
         <w:rPr>
           <w:b w:val="0"/>
         </w:rPr>
-        <w:t>주제 말씀 : ________</w:t>
+        <w:t>다. 전년도 평가 반영 사항: ________</w:t>
       </w:r>
     </w:p>
     <w:p>
-      <w:pPr>
-        <w:pStyle w:val="ListBullet"/>
-      </w:pPr>
       <w:r>
         <w:rPr>
           <w:b w:val="0"/>
         </w:rPr>
-        <w:t>핵심 목표 :</w:t>
-      </w:r>
-    </w:p>
-    <w:p>
-      <w:pPr>
-        <w:pStyle w:val="ListNumber"/>
-      </w:pPr>
-      <w:r>
-        <w:rPr>
-          <w:b w:val="0"/>
-        </w:rPr>
-        <w:t>________</w:t>
-      </w:r>
-    </w:p>
-    <w:p>
-      <w:pPr>
-        <w:pStyle w:val="ListNumber"/>
-      </w:pPr>
-      <w:r>
-        <w:rPr>
-          <w:b w:val="0"/>
-        </w:rPr>
-        <w:t>________</w:t>
-      </w:r>
-    </w:p>
-    <w:p>
-      <w:pPr>
-        <w:pStyle w:val="ListNumber"/>
-      </w:pPr>
-      <w:r>
-        <w:rPr>
-          <w:b w:val="0"/>
-        </w:rPr>
-        <w:t>________</w:t>
+        <w:t>라. 교회 공동체 및 대한예수교장로회(통합) 소속 노회·교단 교육 방향 반영 사항: ________(확인 필요)</w:t>
       </w:r>
     </w:p>
     <w:p>
@@ -110,7 +322,175 @@
         <w:rPr>
           <w:b w:val="0"/>
         </w:rPr>
-        <w:t>월별 사역 계획</w:t>
+        <w:t>2. 목적 및 목표</w:t>
+      </w:r>
+    </w:p>
+    <w:p>
+      <w:r>
+        <w:rPr>
+          <w:b w:val="0"/>
+        </w:rPr>
+        <w:t>가. 신앙적 목적 및 사역 방향</w:t>
+      </w:r>
+    </w:p>
+    <w:tbl>
+      <w:tblPr>
+        <w:tblStyle w:val="TableGrid"/>
+        <w:tblW w:type="auto" w:w="0"/>
+        <w:tblLook w:firstColumn="1" w:firstRow="1" w:lastColumn="0" w:lastRow="0" w:noHBand="0" w:noVBand="1" w:val="04A0"/>
+      </w:tblPr>
+      <w:tblGrid>
+        <w:gridCol w:w="4320"/>
+        <w:gridCol w:w="4320"/>
+      </w:tblGrid>
+      <w:tr>
+        <w:tc>
+          <w:tcPr>
+            <w:tcW w:type="dxa" w:w="4320"/>
+          </w:tcPr>
+          <w:p>
+            <w:r>
+              <w:rPr>
+                <w:b/>
+              </w:rPr>
+              <w:t>구분</w:t>
+            </w:r>
+          </w:p>
+        </w:tc>
+        <w:tc>
+          <w:tcPr>
+            <w:tcW w:type="dxa" w:w="4320"/>
+          </w:tcPr>
+          <w:p>
+            <w:r>
+              <w:rPr>
+                <w:b/>
+              </w:rPr>
+              <w:t>내용</w:t>
+            </w:r>
+          </w:p>
+        </w:tc>
+      </w:tr>
+      <w:tr>
+        <w:tc>
+          <w:tcPr>
+            <w:tcW w:type="dxa" w:w="4320"/>
+          </w:tcPr>
+          <w:p>
+            <w:r>
+              <w:rPr>
+                <w:b w:val="0"/>
+              </w:rPr>
+              <w:t>비전</w:t>
+            </w:r>
+          </w:p>
+        </w:tc>
+        <w:tc>
+          <w:tcPr>
+            <w:tcW w:type="dxa" w:w="4320"/>
+          </w:tcPr>
+          <w:p>
+            <w:r>
+              <w:rPr>
+                <w:b w:val="0"/>
+              </w:rPr>
+              <w:t>________</w:t>
+            </w:r>
+          </w:p>
+        </w:tc>
+      </w:tr>
+      <w:tr>
+        <w:tc>
+          <w:tcPr>
+            <w:tcW w:type="dxa" w:w="4320"/>
+          </w:tcPr>
+          <w:p>
+            <w:r>
+              <w:rPr>
+                <w:b w:val="0"/>
+              </w:rPr>
+              <w:t>표어</w:t>
+            </w:r>
+          </w:p>
+        </w:tc>
+        <w:tc>
+          <w:tcPr>
+            <w:tcW w:type="dxa" w:w="4320"/>
+          </w:tcPr>
+          <w:p>
+            <w:r>
+              <w:rPr>
+                <w:b w:val="0"/>
+              </w:rPr>
+              <w:t>________</w:t>
+            </w:r>
+          </w:p>
+        </w:tc>
+      </w:tr>
+      <w:tr>
+        <w:tc>
+          <w:tcPr>
+            <w:tcW w:type="dxa" w:w="4320"/>
+          </w:tcPr>
+          <w:p>
+            <w:r>
+              <w:rPr>
+                <w:b w:val="0"/>
+              </w:rPr>
+              <w:t>주제 말씀</w:t>
+            </w:r>
+          </w:p>
+        </w:tc>
+        <w:tc>
+          <w:tcPr>
+            <w:tcW w:type="dxa" w:w="4320"/>
+          </w:tcPr>
+          <w:p>
+            <w:r>
+              <w:rPr>
+                <w:b w:val="0"/>
+              </w:rPr>
+              <w:t>디모데전서 4:12</w:t>
+            </w:r>
+          </w:p>
+        </w:tc>
+      </w:tr>
+      <w:tr>
+        <w:tc>
+          <w:tcPr>
+            <w:tcW w:type="dxa" w:w="4320"/>
+          </w:tcPr>
+          <w:p>
+            <w:r>
+              <w:rPr>
+                <w:b w:val="0"/>
+              </w:rPr>
+              <w:t>신앙적 목적</w:t>
+            </w:r>
+          </w:p>
+        </w:tc>
+        <w:tc>
+          <w:tcPr>
+            <w:tcW w:type="dxa" w:w="4320"/>
+          </w:tcPr>
+          <w:p>
+            <w:r>
+              <w:rPr>
+                <w:b w:val="0"/>
+              </w:rPr>
+              <w:t>말씀과 기도로 예수 그리스도를 알아가며 예배와 공동체 안에서 믿음을 실천하도록 돕는다.</w:t>
+            </w:r>
+          </w:p>
+        </w:tc>
+      </w:tr>
+    </w:tbl>
+    <w:p/>
+    <w:p>
+      <w:r>
+        <w:rPr>
+          <w:b w:val="0"/>
+        </w:rPr>
+        <w:t>나. 부서별 확인 가능한 목표</w:t>
       </w:r>
     </w:p>
     <w:tbl>
@@ -136,7 +516,7 @@
               <w:rPr>
                 <w:b/>
               </w:rPr>
-              <w:t>월/절기</w:t>
+              <w:t>부서</w:t>
             </w:r>
           </w:p>
         </w:tc>
@@ -149,7 +529,7 @@
               <w:rPr>
                 <w:b/>
               </w:rPr>
-              <w:t>주요 행사</w:t>
+              <w:t>중점 사역</w:t>
             </w:r>
           </w:p>
         </w:tc>
@@ -162,7 +542,7 @@
               <w:rPr>
                 <w:b/>
               </w:rPr>
-              <w:t>주요 내용</w:t>
+              <w:t>확인 가능한 연간 목표</w:t>
             </w:r>
           </w:p>
         </w:tc>
@@ -188,7 +568,7 @@
               <w:rPr>
                 <w:b/>
               </w:rPr>
-              <w:t>예산</w:t>
+              <w:t>달성 기한</w:t>
             </w:r>
           </w:p>
         </w:tc>
@@ -203,7 +583,7 @@
               <w:rPr>
                 <w:b w:val="0"/>
               </w:rPr>
-              <w:t>1월</w:t>
+              <w:t>유아·유치부</w:t>
             </w:r>
           </w:p>
         </w:tc>
@@ -216,7 +596,7 @@
               <w:rPr>
                 <w:b w:val="0"/>
               </w:rPr>
-              <w:t>신년 예배</w:t>
+              <w:t>예배 습관·가정 연계</w:t>
             </w:r>
           </w:p>
         </w:tc>
@@ -229,7 +609,7 @@
               <w:rPr>
                 <w:b w:val="0"/>
               </w:rPr>
-              <w:t>부서 비전 및 교사 헌신</w:t>
+              <w:t>가정 연계 자료 ________회 제공</w:t>
             </w:r>
           </w:p>
         </w:tc>
@@ -270,7 +650,7 @@
               <w:rPr>
                 <w:b w:val="0"/>
               </w:rPr>
-              <w:t>2월</w:t>
+              <w:t>아동부</w:t>
             </w:r>
           </w:p>
         </w:tc>
@@ -283,7 +663,7 @@
               <w:rPr>
                 <w:b w:val="0"/>
               </w:rPr>
-              <w:t>졸업·진급식</w:t>
+              <w:t>말씀 이해·예배 참여</w:t>
             </w:r>
           </w:p>
         </w:tc>
@@ -296,7 +676,7 @@
               <w:rPr>
                 <w:b w:val="0"/>
               </w:rPr>
-              <w:t>졸업 축하 및 새 학기 준비</w:t>
+              <w:t>말씀 활동 ________회 운영</w:t>
             </w:r>
           </w:p>
         </w:tc>
@@ -337,7 +717,7 @@
               <w:rPr>
                 <w:b w:val="0"/>
               </w:rPr>
-              <w:t>3월</w:t>
+              <w:t>중·고등부</w:t>
             </w:r>
           </w:p>
         </w:tc>
@@ -350,7 +730,7 @@
               <w:rPr>
                 <w:b w:val="0"/>
               </w:rPr>
-              <w:t>사순절</w:t>
+              <w:t>신앙 대화·공동체 참여</w:t>
             </w:r>
           </w:p>
         </w:tc>
@@ -363,7 +743,7 @@
               <w:rPr>
                 <w:b w:val="0"/>
               </w:rPr>
-              <w:t>고난주간 특별 기도회/묵상</w:t>
+              <w:t>소그룹 나눔 ________회 운영</w:t>
             </w:r>
           </w:p>
         </w:tc>
@@ -404,7 +784,7 @@
               <w:rPr>
                 <w:b w:val="0"/>
               </w:rPr>
-              <w:t>4월</w:t>
+              <w:t>청년부</w:t>
             </w:r>
           </w:p>
         </w:tc>
@@ -417,7 +797,7 @@
               <w:rPr>
                 <w:b w:val="0"/>
               </w:rPr>
-              <w:t>부활절</w:t>
+              <w:t>말씀·교제·섬김</w:t>
             </w:r>
           </w:p>
         </w:tc>
@@ -430,7 +810,7 @@
               <w:rPr>
                 <w:b w:val="0"/>
               </w:rPr>
-              <w:t>부활절 감사 예배 및 나눔</w:t>
+              <w:t>성경공부 ________회, 봉사 ________회 운영</w:t>
             </w:r>
           </w:p>
         </w:tc>
@@ -471,7 +851,7 @@
               <w:rPr>
                 <w:b w:val="0"/>
               </w:rPr>
-              <w:t>5월</w:t>
+              <w:t>공통</w:t>
             </w:r>
           </w:p>
         </w:tc>
@@ -484,7 +864,7 @@
               <w:rPr>
                 <w:b w:val="0"/>
               </w:rPr>
-              <w:t>가정의 달</w:t>
+              <w:t>교사·리더 양육</w:t>
             </w:r>
           </w:p>
         </w:tc>
@@ -497,7 +877,7 @@
               <w:rPr>
                 <w:b w:val="0"/>
               </w:rPr>
-              <w:t>어린이주일 및 가족 행사</w:t>
+              <w:t>교육 ________회, 운영회의 ________회 실시</w:t>
             </w:r>
           </w:p>
         </w:tc>
@@ -524,6 +904,65 @@
                 <w:b w:val="0"/>
               </w:rPr>
               <w:t>________</w:t>
+            </w:r>
+          </w:p>
+        </w:tc>
+      </w:tr>
+    </w:tbl>
+    <w:p/>
+    <w:p>
+      <w:r>
+        <w:rPr>
+          <w:b w:val="0"/>
+        </w:rPr>
+        <w:t>다. 적용 부서는 교회 편제에 따라 확정하며, 미운영 부서는 ‘해당 없음’으로 기재한다. 담당: ________ / 기한: ________</w:t>
+      </w:r>
+    </w:p>
+    <w:p>
+      <w:pPr>
+        <w:pStyle w:val="Heading2"/>
+      </w:pPr>
+      <w:r>
+        <w:rPr>
+          <w:b w:val="0"/>
+        </w:rPr>
+        <w:t>3. 행사 개요</w:t>
+      </w:r>
+    </w:p>
+    <w:tbl>
+      <w:tblPr>
+        <w:tblStyle w:val="TableGrid"/>
+        <w:tblW w:type="auto" w:w="0"/>
+        <w:tblLook w:firstColumn="1" w:firstRow="1" w:lastColumn="0" w:lastRow="0" w:noHBand="0" w:noVBand="1" w:val="04A0"/>
+      </w:tblPr>
+      <w:tblGrid>
+        <w:gridCol w:w="4320"/>
+        <w:gridCol w:w="4320"/>
+      </w:tblGrid>
+      <w:tr>
+        <w:tc>
+          <w:tcPr>
+            <w:tcW w:type="dxa" w:w="4320"/>
+          </w:tcPr>
+          <w:p>
+            <w:r>
+              <w:rPr>
+                <w:b/>
+              </w:rPr>
+              <w:t>항목</w:t>
+            </w:r>
+          </w:p>
+        </w:tc>
+        <w:tc>
+          <w:tcPr>
+            <w:tcW w:type="dxa" w:w="4320"/>
+          </w:tcPr>
+          <w:p>
+            <w:r>
+              <w:rPr>
+                <w:b/>
+              </w:rPr>
+              <w:t>내용</w:t>
             </w:r>
           </w:p>
         </w:tc>
@@ -531,66 +970,27 @@
       <w:tr>
         <w:tc>
           <w:tcPr>
-            <w:tcW w:type="dxa" w:w="1728"/>
-          </w:tcPr>
-          <w:p>
-            <w:r>
-              <w:rPr>
-                <w:b w:val="0"/>
-              </w:rPr>
-              <w:t>6월</w:t>
-            </w:r>
-          </w:p>
-        </w:tc>
-        <w:tc>
-          <w:tcPr>
-            <w:tcW w:type="dxa" w:w="1728"/>
-          </w:tcPr>
-          <w:p>
-            <w:r>
-              <w:rPr>
-                <w:b w:val="0"/>
-              </w:rPr>
-              <w:t>여름 사역 준비</w:t>
-            </w:r>
-          </w:p>
-        </w:tc>
-        <w:tc>
-          <w:tcPr>
-            <w:tcW w:type="dxa" w:w="1728"/>
-          </w:tcPr>
-          <w:p>
-            <w:r>
-              <w:rPr>
-                <w:b w:val="0"/>
-              </w:rPr>
-              <w:t>교사 강습회 및 행사 기획</w:t>
-            </w:r>
-          </w:p>
-        </w:tc>
-        <w:tc>
-          <w:tcPr>
-            <w:tcW w:type="dxa" w:w="1728"/>
-          </w:tcPr>
-          <w:p>
-            <w:r>
-              <w:rPr>
-                <w:b w:val="0"/>
-              </w:rPr>
-              <w:t>________</w:t>
-            </w:r>
-          </w:p>
-        </w:tc>
-        <w:tc>
-          <w:tcPr>
-            <w:tcW w:type="dxa" w:w="1728"/>
-          </w:tcPr>
-          <w:p>
-            <w:r>
-              <w:rPr>
-                <w:b w:val="0"/>
-              </w:rPr>
-              <w:t>________</w:t>
+            <w:tcW w:type="dxa" w:w="4320"/>
+          </w:tcPr>
+          <w:p>
+            <w:r>
+              <w:rPr>
+                <w:b w:val="0"/>
+              </w:rPr>
+              <w:t>행사명</w:t>
+            </w:r>
+          </w:p>
+        </w:tc>
+        <w:tc>
+          <w:tcPr>
+            <w:tcW w:type="dxa" w:w="4320"/>
+          </w:tcPr>
+          <w:p>
+            <w:r>
+              <w:rPr>
+                <w:b w:val="0"/>
+              </w:rPr>
+              <w:t>[연도] (교회명) (부서명) 연간 사역</w:t>
             </w:r>
           </w:p>
         </w:tc>
@@ -598,59 +998,20 @@
       <w:tr>
         <w:tc>
           <w:tcPr>
-            <w:tcW w:type="dxa" w:w="1728"/>
-          </w:tcPr>
-          <w:p>
-            <w:r>
-              <w:rPr>
-                <w:b w:val="0"/>
-              </w:rPr>
-              <w:t>7월</w:t>
-            </w:r>
-          </w:p>
-        </w:tc>
-        <w:tc>
-          <w:tcPr>
-            <w:tcW w:type="dxa" w:w="1728"/>
-          </w:tcPr>
-          <w:p>
-            <w:r>
-              <w:rPr>
-                <w:b w:val="0"/>
-              </w:rPr>
-              <w:t>여름 수련회</w:t>
-            </w:r>
-          </w:p>
-        </w:tc>
-        <w:tc>
-          <w:tcPr>
-            <w:tcW w:type="dxa" w:w="1728"/>
-          </w:tcPr>
-          <w:p>
-            <w:r>
-              <w:rPr>
-                <w:b w:val="0"/>
-              </w:rPr>
-              <w:t>여름 수련회/성경학교</w:t>
-            </w:r>
-          </w:p>
-        </w:tc>
-        <w:tc>
-          <w:tcPr>
-            <w:tcW w:type="dxa" w:w="1728"/>
-          </w:tcPr>
-          <w:p>
-            <w:r>
-              <w:rPr>
-                <w:b w:val="0"/>
-              </w:rPr>
-              <w:t>________</w:t>
-            </w:r>
-          </w:p>
-        </w:tc>
-        <w:tc>
-          <w:tcPr>
-            <w:tcW w:type="dxa" w:w="1728"/>
+            <w:tcW w:type="dxa" w:w="4320"/>
+          </w:tcPr>
+          <w:p>
+            <w:r>
+              <w:rPr>
+                <w:b w:val="0"/>
+              </w:rPr>
+              <w:t>주제</w:t>
+            </w:r>
+          </w:p>
+        </w:tc>
+        <w:tc>
+          <w:tcPr>
+            <w:tcW w:type="dxa" w:w="4320"/>
           </w:tcPr>
           <w:p>
             <w:r>
@@ -665,66 +1026,27 @@
       <w:tr>
         <w:tc>
           <w:tcPr>
-            <w:tcW w:type="dxa" w:w="1728"/>
-          </w:tcPr>
-          <w:p>
-            <w:r>
-              <w:rPr>
-                <w:b w:val="0"/>
-              </w:rPr>
-              <w:t>8월</w:t>
-            </w:r>
-          </w:p>
-        </w:tc>
-        <w:tc>
-          <w:tcPr>
-            <w:tcW w:type="dxa" w:w="1728"/>
-          </w:tcPr>
-          <w:p>
-            <w:r>
-              <w:rPr>
-                <w:b w:val="0"/>
-              </w:rPr>
-              <w:t>여름 사후 관리</w:t>
-            </w:r>
-          </w:p>
-        </w:tc>
-        <w:tc>
-          <w:tcPr>
-            <w:tcW w:type="dxa" w:w="1728"/>
-          </w:tcPr>
-          <w:p>
-            <w:r>
-              <w:rPr>
-                <w:b w:val="0"/>
-              </w:rPr>
-              <w:t>여름 사역 평가 및 소풍</w:t>
-            </w:r>
-          </w:p>
-        </w:tc>
-        <w:tc>
-          <w:tcPr>
-            <w:tcW w:type="dxa" w:w="1728"/>
-          </w:tcPr>
-          <w:p>
-            <w:r>
-              <w:rPr>
-                <w:b w:val="0"/>
-              </w:rPr>
-              <w:t>________</w:t>
-            </w:r>
-          </w:p>
-        </w:tc>
-        <w:tc>
-          <w:tcPr>
-            <w:tcW w:type="dxa" w:w="1728"/>
-          </w:tcPr>
-          <w:p>
-            <w:r>
-              <w:rPr>
-                <w:b w:val="0"/>
-              </w:rPr>
-              <w:t>________</w:t>
+            <w:tcW w:type="dxa" w:w="4320"/>
+          </w:tcPr>
+          <w:p>
+            <w:r>
+              <w:rPr>
+                <w:b w:val="0"/>
+              </w:rPr>
+              <w:t>주제 말씀</w:t>
+            </w:r>
+          </w:p>
+        </w:tc>
+        <w:tc>
+          <w:tcPr>
+            <w:tcW w:type="dxa" w:w="4320"/>
+          </w:tcPr>
+          <w:p>
+            <w:r>
+              <w:rPr>
+                <w:b w:val="0"/>
+              </w:rPr>
+              <w:t>디모데전서 4:12</w:t>
             </w:r>
           </w:p>
         </w:tc>
@@ -732,66 +1054,27 @@
       <w:tr>
         <w:tc>
           <w:tcPr>
-            <w:tcW w:type="dxa" w:w="1728"/>
-          </w:tcPr>
-          <w:p>
-            <w:r>
-              <w:rPr>
-                <w:b w:val="0"/>
-              </w:rPr>
-              <w:t>9월</w:t>
-            </w:r>
-          </w:p>
-        </w:tc>
-        <w:tc>
-          <w:tcPr>
-            <w:tcW w:type="dxa" w:w="1728"/>
-          </w:tcPr>
-          <w:p>
-            <w:r>
-              <w:rPr>
-                <w:b w:val="0"/>
-              </w:rPr>
-              <w:t>가을 사역</w:t>
-            </w:r>
-          </w:p>
-        </w:tc>
-        <w:tc>
-          <w:tcPr>
-            <w:tcW w:type="dxa" w:w="1728"/>
-          </w:tcPr>
-          <w:p>
-            <w:r>
-              <w:rPr>
-                <w:b w:val="0"/>
-              </w:rPr>
-              <w:t>전도 축제 및 임원 수련회</w:t>
-            </w:r>
-          </w:p>
-        </w:tc>
-        <w:tc>
-          <w:tcPr>
-            <w:tcW w:type="dxa" w:w="1728"/>
-          </w:tcPr>
-          <w:p>
-            <w:r>
-              <w:rPr>
-                <w:b w:val="0"/>
-              </w:rPr>
-              <w:t>________</w:t>
-            </w:r>
-          </w:p>
-        </w:tc>
-        <w:tc>
-          <w:tcPr>
-            <w:tcW w:type="dxa" w:w="1728"/>
-          </w:tcPr>
-          <w:p>
-            <w:r>
-              <w:rPr>
-                <w:b w:val="0"/>
-              </w:rPr>
-              <w:t>________</w:t>
+            <w:tcW w:type="dxa" w:w="4320"/>
+          </w:tcPr>
+          <w:p>
+            <w:r>
+              <w:rPr>
+                <w:b w:val="0"/>
+              </w:rPr>
+              <w:t>운영 기간</w:t>
+            </w:r>
+          </w:p>
+        </w:tc>
+        <w:tc>
+          <w:tcPr>
+            <w:tcW w:type="dxa" w:w="4320"/>
+          </w:tcPr>
+          <w:p>
+            <w:r>
+              <w:rPr>
+                <w:b w:val="0"/>
+              </w:rPr>
+              <w:t>________. __. __.(요일) ~ ________. __. __.(요일)</w:t>
             </w:r>
           </w:p>
         </w:tc>
@@ -799,66 +1082,27 @@
       <w:tr>
         <w:tc>
           <w:tcPr>
-            <w:tcW w:type="dxa" w:w="1728"/>
-          </w:tcPr>
-          <w:p>
-            <w:r>
-              <w:rPr>
-                <w:b w:val="0"/>
-              </w:rPr>
-              <w:t>10월</w:t>
-            </w:r>
-          </w:p>
-        </w:tc>
-        <w:tc>
-          <w:tcPr>
-            <w:tcW w:type="dxa" w:w="1728"/>
-          </w:tcPr>
-          <w:p>
-            <w:r>
-              <w:rPr>
-                <w:b w:val="0"/>
-              </w:rPr>
-              <w:t>종교개혁주일</w:t>
-            </w:r>
-          </w:p>
-        </w:tc>
-        <w:tc>
-          <w:tcPr>
-            <w:tcW w:type="dxa" w:w="1728"/>
-          </w:tcPr>
-          <w:p>
-            <w:r>
-              <w:rPr>
-                <w:b w:val="0"/>
-              </w:rPr>
-              <w:t>말씀 암송대회</w:t>
-            </w:r>
-          </w:p>
-        </w:tc>
-        <w:tc>
-          <w:tcPr>
-            <w:tcW w:type="dxa" w:w="1728"/>
-          </w:tcPr>
-          <w:p>
-            <w:r>
-              <w:rPr>
-                <w:b w:val="0"/>
-              </w:rPr>
-              <w:t>________</w:t>
-            </w:r>
-          </w:p>
-        </w:tc>
-        <w:tc>
-          <w:tcPr>
-            <w:tcW w:type="dxa" w:w="1728"/>
-          </w:tcPr>
-          <w:p>
-            <w:r>
-              <w:rPr>
-                <w:b w:val="0"/>
-              </w:rPr>
-              <w:t>________</w:t>
+            <w:tcW w:type="dxa" w:w="4320"/>
+          </w:tcPr>
+          <w:p>
+            <w:r>
+              <w:rPr>
+                <w:b w:val="0"/>
+              </w:rPr>
+              <w:t>정기 운영 시간</w:t>
+            </w:r>
+          </w:p>
+        </w:tc>
+        <w:tc>
+          <w:tcPr>
+            <w:tcW w:type="dxa" w:w="4320"/>
+          </w:tcPr>
+          <w:p>
+            <w:r>
+              <w:rPr>
+                <w:b w:val="0"/>
+              </w:rPr>
+              <w:t>매주 ________요일 ________:________ ~ ________:________</w:t>
             </w:r>
           </w:p>
         </w:tc>
@@ -866,59 +1110,20 @@
       <w:tr>
         <w:tc>
           <w:tcPr>
-            <w:tcW w:type="dxa" w:w="1728"/>
-          </w:tcPr>
-          <w:p>
-            <w:r>
-              <w:rPr>
-                <w:b w:val="0"/>
-              </w:rPr>
-              <w:t>11월</w:t>
-            </w:r>
-          </w:p>
-        </w:tc>
-        <w:tc>
-          <w:tcPr>
-            <w:tcW w:type="dxa" w:w="1728"/>
-          </w:tcPr>
-          <w:p>
-            <w:r>
-              <w:rPr>
-                <w:b w:val="0"/>
-              </w:rPr>
-              <w:t>추수감사절</w:t>
-            </w:r>
-          </w:p>
-        </w:tc>
-        <w:tc>
-          <w:tcPr>
-            <w:tcW w:type="dxa" w:w="1728"/>
-          </w:tcPr>
-          <w:p>
-            <w:r>
-              <w:rPr>
-                <w:b w:val="0"/>
-              </w:rPr>
-              <w:t>감사 나눔 및 차년도 준비</w:t>
-            </w:r>
-          </w:p>
-        </w:tc>
-        <w:tc>
-          <w:tcPr>
-            <w:tcW w:type="dxa" w:w="1728"/>
-          </w:tcPr>
-          <w:p>
-            <w:r>
-              <w:rPr>
-                <w:b w:val="0"/>
-              </w:rPr>
-              <w:t>________</w:t>
-            </w:r>
-          </w:p>
-        </w:tc>
-        <w:tc>
-          <w:tcPr>
-            <w:tcW w:type="dxa" w:w="1728"/>
+            <w:tcW w:type="dxa" w:w="4320"/>
+          </w:tcPr>
+          <w:p>
+            <w:r>
+              <w:rPr>
+                <w:b w:val="0"/>
+              </w:rPr>
+              <w:t>장소</w:t>
+            </w:r>
+          </w:p>
+        </w:tc>
+        <w:tc>
+          <w:tcPr>
+            <w:tcW w:type="dxa" w:w="4320"/>
           </w:tcPr>
           <w:p>
             <w:r>
@@ -933,46 +1138,20 @@
       <w:tr>
         <w:tc>
           <w:tcPr>
-            <w:tcW w:type="dxa" w:w="1728"/>
-          </w:tcPr>
-          <w:p>
-            <w:r>
-              <w:rPr>
-                <w:b w:val="0"/>
-              </w:rPr>
-              <w:t>12월</w:t>
-            </w:r>
-          </w:p>
-        </w:tc>
-        <w:tc>
-          <w:tcPr>
-            <w:tcW w:type="dxa" w:w="1728"/>
-          </w:tcPr>
-          <w:p>
-            <w:r>
-              <w:rPr>
-                <w:b w:val="0"/>
-              </w:rPr>
-              <w:t>대강절/성탄절</w:t>
-            </w:r>
-          </w:p>
-        </w:tc>
-        <w:tc>
-          <w:tcPr>
-            <w:tcW w:type="dxa" w:w="1728"/>
-          </w:tcPr>
-          <w:p>
-            <w:r>
-              <w:rPr>
-                <w:b w:val="0"/>
-              </w:rPr>
-              <w:t>성탄 축하 발표회</w:t>
-            </w:r>
-          </w:p>
-        </w:tc>
-        <w:tc>
-          <w:tcPr>
-            <w:tcW w:type="dxa" w:w="1728"/>
+            <w:tcW w:type="dxa" w:w="4320"/>
+          </w:tcPr>
+          <w:p>
+            <w:r>
+              <w:rPr>
+                <w:b w:val="0"/>
+              </w:rPr>
+              <w:t>대상</w:t>
+            </w:r>
+          </w:p>
+        </w:tc>
+        <w:tc>
+          <w:tcPr>
+            <w:tcW w:type="dxa" w:w="4320"/>
           </w:tcPr>
           <w:p>
             <w:r>
@@ -983,9 +1162,80 @@
             </w:r>
           </w:p>
         </w:tc>
-        <w:tc>
-          <w:tcPr>
-            <w:tcW w:type="dxa" w:w="1728"/>
+      </w:tr>
+      <w:tr>
+        <w:tc>
+          <w:tcPr>
+            <w:tcW w:type="dxa" w:w="4320"/>
+          </w:tcPr>
+          <w:p>
+            <w:r>
+              <w:rPr>
+                <w:b w:val="0"/>
+              </w:rPr>
+              <w:t>예상 인원</w:t>
+            </w:r>
+          </w:p>
+        </w:tc>
+        <w:tc>
+          <w:tcPr>
+            <w:tcW w:type="dxa" w:w="4320"/>
+          </w:tcPr>
+          <w:p>
+            <w:r>
+              <w:rPr>
+                <w:b w:val="0"/>
+              </w:rPr>
+              <w:t>부서원 ________명, 교사·리더 ________명, 합계 ________명</w:t>
+            </w:r>
+          </w:p>
+        </w:tc>
+      </w:tr>
+      <w:tr>
+        <w:tc>
+          <w:tcPr>
+            <w:tcW w:type="dxa" w:w="4320"/>
+          </w:tcPr>
+          <w:p>
+            <w:r>
+              <w:rPr>
+                <w:b w:val="0"/>
+              </w:rPr>
+              <w:t>주관</w:t>
+            </w:r>
+          </w:p>
+        </w:tc>
+        <w:tc>
+          <w:tcPr>
+            <w:tcW w:type="dxa" w:w="4320"/>
+          </w:tcPr>
+          <w:p>
+            <w:r>
+              <w:rPr>
+                <w:b w:val="0"/>
+              </w:rPr>
+              <w:t>(교회명) (부서명)</w:t>
+            </w:r>
+          </w:p>
+        </w:tc>
+      </w:tr>
+      <w:tr>
+        <w:tc>
+          <w:tcPr>
+            <w:tcW w:type="dxa" w:w="4320"/>
+          </w:tcPr>
+          <w:p>
+            <w:r>
+              <w:rPr>
+                <w:b w:val="0"/>
+              </w:rPr>
+              <w:t>총괄 담당</w:t>
+            </w:r>
+          </w:p>
+        </w:tc>
+        <w:tc>
+          <w:tcPr>
+            <w:tcW w:type="dxa" w:w="4320"/>
           </w:tcPr>
           <w:p>
             <w:r>
@@ -1007,7 +1257,1139 @@
         <w:rPr>
           <w:b w:val="0"/>
         </w:rPr>
-        <w:t>예산 총괄</w:t>
+        <w:t>4. 세부 추진 계획</w:t>
+      </w:r>
+    </w:p>
+    <w:p>
+      <w:r>
+        <w:rPr>
+          <w:b w:val="0"/>
+        </w:rPr>
+        <w:t>가. 월별 계획</w:t>
+      </w:r>
+    </w:p>
+    <w:p>
+      <w:r>
+        <w:rPr>
+          <w:b w:val="0"/>
+        </w:rPr>
+        <w:t>교회력 절기의 해당 월과 행사일은 해당 연도 교회력 및 교회 일정에 따라 확정한다. 아래 배치는 편성 참고용이며 확정 전에는 ‘확인 필요’로 관리한다. 예산 단위는 원으로 한다.</w:t>
+      </w:r>
+    </w:p>
+    <w:tbl>
+      <w:tblPr>
+        <w:tblStyle w:val="TableGrid"/>
+        <w:tblW w:type="auto" w:w="0"/>
+        <w:tblLook w:firstColumn="1" w:firstRow="1" w:lastColumn="0" w:lastRow="0" w:noHBand="0" w:noVBand="1" w:val="04A0"/>
+      </w:tblPr>
+      <w:tblGrid>
+        <w:gridCol w:w="1440"/>
+        <w:gridCol w:w="1440"/>
+        <w:gridCol w:w="1440"/>
+        <w:gridCol w:w="1440"/>
+        <w:gridCol w:w="1440"/>
+        <w:gridCol w:w="1440"/>
+      </w:tblGrid>
+      <w:tr>
+        <w:tc>
+          <w:tcPr>
+            <w:tcW w:type="dxa" w:w="1440"/>
+          </w:tcPr>
+          <w:p>
+            <w:r>
+              <w:rPr>
+                <w:b/>
+              </w:rPr>
+              <w:t>월</w:t>
+            </w:r>
+          </w:p>
+        </w:tc>
+        <w:tc>
+          <w:tcPr>
+            <w:tcW w:type="dxa" w:w="1440"/>
+          </w:tcPr>
+          <w:p>
+            <w:r>
+              <w:rPr>
+                <w:b/>
+              </w:rPr>
+              <w:t>교회력 절기</w:t>
+            </w:r>
+          </w:p>
+        </w:tc>
+        <w:tc>
+          <w:tcPr>
+            <w:tcW w:type="dxa" w:w="1440"/>
+          </w:tcPr>
+          <w:p>
+            <w:r>
+              <w:rPr>
+                <w:b/>
+              </w:rPr>
+              <w:t>행사·사역</w:t>
+            </w:r>
+          </w:p>
+        </w:tc>
+        <w:tc>
+          <w:tcPr>
+            <w:tcW w:type="dxa" w:w="1440"/>
+          </w:tcPr>
+          <w:p>
+            <w:r>
+              <w:rPr>
+                <w:b/>
+              </w:rPr>
+              <w:t>담당</w:t>
+            </w:r>
+          </w:p>
+        </w:tc>
+        <w:tc>
+          <w:tcPr>
+            <w:tcW w:type="dxa" w:w="1440"/>
+          </w:tcPr>
+          <w:p>
+            <w:r>
+              <w:rPr>
+                <w:b/>
+              </w:rPr>
+              <w:t>시행일·완료 기한</w:t>
+            </w:r>
+          </w:p>
+        </w:tc>
+        <w:tc>
+          <w:tcPr>
+            <w:tcW w:type="dxa" w:w="1440"/>
+          </w:tcPr>
+          <w:p>
+            <w:r>
+              <w:rPr>
+                <w:b/>
+              </w:rPr>
+              <w:t>예산</w:t>
+            </w:r>
+          </w:p>
+        </w:tc>
+      </w:tr>
+      <w:tr>
+        <w:tc>
+          <w:tcPr>
+            <w:tcW w:type="dxa" w:w="1440"/>
+          </w:tcPr>
+          <w:p>
+            <w:r>
+              <w:rPr>
+                <w:b w:val="0"/>
+              </w:rPr>
+              <w:t>1월</w:t>
+            </w:r>
+          </w:p>
+        </w:tc>
+        <w:tc>
+          <w:tcPr>
+            <w:tcW w:type="dxa" w:w="1440"/>
+          </w:tcPr>
+          <w:p>
+            <w:r>
+              <w:rPr>
+                <w:b w:val="0"/>
+              </w:rPr>
+              <w:t>성탄절기·주현절(확인 필요)</w:t>
+            </w:r>
+          </w:p>
+        </w:tc>
+        <w:tc>
+          <w:tcPr>
+            <w:tcW w:type="dxa" w:w="1440"/>
+          </w:tcPr>
+          <w:p>
+            <w:r>
+              <w:rPr>
+                <w:b w:val="0"/>
+              </w:rPr>
+              <w:t>신년예배·부서 편성·목표 안내</w:t>
+            </w:r>
+          </w:p>
+        </w:tc>
+        <w:tc>
+          <w:tcPr>
+            <w:tcW w:type="dxa" w:w="1440"/>
+          </w:tcPr>
+          <w:p>
+            <w:r>
+              <w:rPr>
+                <w:b w:val="0"/>
+              </w:rPr>
+              <w:t>________</w:t>
+            </w:r>
+          </w:p>
+        </w:tc>
+        <w:tc>
+          <w:tcPr>
+            <w:tcW w:type="dxa" w:w="1440"/>
+          </w:tcPr>
+          <w:p>
+            <w:r>
+              <w:rPr>
+                <w:b w:val="0"/>
+              </w:rPr>
+              <w:t>________</w:t>
+            </w:r>
+          </w:p>
+        </w:tc>
+        <w:tc>
+          <w:tcPr>
+            <w:tcW w:type="dxa" w:w="1440"/>
+          </w:tcPr>
+          <w:p>
+            <w:r>
+              <w:rPr>
+                <w:b w:val="0"/>
+              </w:rPr>
+              <w:t>________</w:t>
+            </w:r>
+          </w:p>
+        </w:tc>
+      </w:tr>
+      <w:tr>
+        <w:tc>
+          <w:tcPr>
+            <w:tcW w:type="dxa" w:w="1440"/>
+          </w:tcPr>
+          <w:p>
+            <w:r>
+              <w:rPr>
+                <w:b w:val="0"/>
+              </w:rPr>
+              <w:t>2월</w:t>
+            </w:r>
+          </w:p>
+        </w:tc>
+        <w:tc>
+          <w:tcPr>
+            <w:tcW w:type="dxa" w:w="1440"/>
+          </w:tcPr>
+          <w:p>
+            <w:r>
+              <w:rPr>
+                <w:b w:val="0"/>
+              </w:rPr>
+              <w:t>주현절 후·사순절 시작 여부(확인 필요)</w:t>
+            </w:r>
+          </w:p>
+        </w:tc>
+        <w:tc>
+          <w:tcPr>
+            <w:tcW w:type="dxa" w:w="1440"/>
+          </w:tcPr>
+          <w:p>
+            <w:r>
+              <w:rPr>
+                <w:b w:val="0"/>
+              </w:rPr>
+              <w:t>교사·리더 교육·새 학기 준비</w:t>
+            </w:r>
+          </w:p>
+        </w:tc>
+        <w:tc>
+          <w:tcPr>
+            <w:tcW w:type="dxa" w:w="1440"/>
+          </w:tcPr>
+          <w:p>
+            <w:r>
+              <w:rPr>
+                <w:b w:val="0"/>
+              </w:rPr>
+              <w:t>________</w:t>
+            </w:r>
+          </w:p>
+        </w:tc>
+        <w:tc>
+          <w:tcPr>
+            <w:tcW w:type="dxa" w:w="1440"/>
+          </w:tcPr>
+          <w:p>
+            <w:r>
+              <w:rPr>
+                <w:b w:val="0"/>
+              </w:rPr>
+              <w:t>________</w:t>
+            </w:r>
+          </w:p>
+        </w:tc>
+        <w:tc>
+          <w:tcPr>
+            <w:tcW w:type="dxa" w:w="1440"/>
+          </w:tcPr>
+          <w:p>
+            <w:r>
+              <w:rPr>
+                <w:b w:val="0"/>
+              </w:rPr>
+              <w:t>________</w:t>
+            </w:r>
+          </w:p>
+        </w:tc>
+      </w:tr>
+      <w:tr>
+        <w:tc>
+          <w:tcPr>
+            <w:tcW w:type="dxa" w:w="1440"/>
+          </w:tcPr>
+          <w:p>
+            <w:r>
+              <w:rPr>
+                <w:b w:val="0"/>
+              </w:rPr>
+              <w:t>3월</w:t>
+            </w:r>
+          </w:p>
+        </w:tc>
+        <w:tc>
+          <w:tcPr>
+            <w:tcW w:type="dxa" w:w="1440"/>
+          </w:tcPr>
+          <w:p>
+            <w:r>
+              <w:rPr>
+                <w:b w:val="0"/>
+              </w:rPr>
+              <w:t>사순절(확인 필요)</w:t>
+            </w:r>
+          </w:p>
+        </w:tc>
+        <w:tc>
+          <w:tcPr>
+            <w:tcW w:type="dxa" w:w="1440"/>
+          </w:tcPr>
+          <w:p>
+            <w:r>
+              <w:rPr>
+                <w:b w:val="0"/>
+              </w:rPr>
+              <w:t>새 학기 환영·말씀과 기도 훈련</w:t>
+            </w:r>
+          </w:p>
+        </w:tc>
+        <w:tc>
+          <w:tcPr>
+            <w:tcW w:type="dxa" w:w="1440"/>
+          </w:tcPr>
+          <w:p>
+            <w:r>
+              <w:rPr>
+                <w:b w:val="0"/>
+              </w:rPr>
+              <w:t>________</w:t>
+            </w:r>
+          </w:p>
+        </w:tc>
+        <w:tc>
+          <w:tcPr>
+            <w:tcW w:type="dxa" w:w="1440"/>
+          </w:tcPr>
+          <w:p>
+            <w:r>
+              <w:rPr>
+                <w:b w:val="0"/>
+              </w:rPr>
+              <w:t>________</w:t>
+            </w:r>
+          </w:p>
+        </w:tc>
+        <w:tc>
+          <w:tcPr>
+            <w:tcW w:type="dxa" w:w="1440"/>
+          </w:tcPr>
+          <w:p>
+            <w:r>
+              <w:rPr>
+                <w:b w:val="0"/>
+              </w:rPr>
+              <w:t>________</w:t>
+            </w:r>
+          </w:p>
+        </w:tc>
+      </w:tr>
+      <w:tr>
+        <w:tc>
+          <w:tcPr>
+            <w:tcW w:type="dxa" w:w="1440"/>
+          </w:tcPr>
+          <w:p>
+            <w:r>
+              <w:rPr>
+                <w:b w:val="0"/>
+              </w:rPr>
+              <w:t>4월</w:t>
+            </w:r>
+          </w:p>
+        </w:tc>
+        <w:tc>
+          <w:tcPr>
+            <w:tcW w:type="dxa" w:w="1440"/>
+          </w:tcPr>
+          <w:p>
+            <w:r>
+              <w:rPr>
+                <w:b w:val="0"/>
+              </w:rPr>
+              <w:t>고난주간·부활절(확인 필요)</w:t>
+            </w:r>
+          </w:p>
+        </w:tc>
+        <w:tc>
+          <w:tcPr>
+            <w:tcW w:type="dxa" w:w="1440"/>
+          </w:tcPr>
+          <w:p>
+            <w:r>
+              <w:rPr>
+                <w:b w:val="0"/>
+              </w:rPr>
+              <w:t>고난주간 묵상·부활절 교육</w:t>
+            </w:r>
+          </w:p>
+        </w:tc>
+        <w:tc>
+          <w:tcPr>
+            <w:tcW w:type="dxa" w:w="1440"/>
+          </w:tcPr>
+          <w:p>
+            <w:r>
+              <w:rPr>
+                <w:b w:val="0"/>
+              </w:rPr>
+              <w:t>________</w:t>
+            </w:r>
+          </w:p>
+        </w:tc>
+        <w:tc>
+          <w:tcPr>
+            <w:tcW w:type="dxa" w:w="1440"/>
+          </w:tcPr>
+          <w:p>
+            <w:r>
+              <w:rPr>
+                <w:b w:val="0"/>
+              </w:rPr>
+              <w:t>________</w:t>
+            </w:r>
+          </w:p>
+        </w:tc>
+        <w:tc>
+          <w:tcPr>
+            <w:tcW w:type="dxa" w:w="1440"/>
+          </w:tcPr>
+          <w:p>
+            <w:r>
+              <w:rPr>
+                <w:b w:val="0"/>
+              </w:rPr>
+              <w:t>________</w:t>
+            </w:r>
+          </w:p>
+        </w:tc>
+      </w:tr>
+      <w:tr>
+        <w:tc>
+          <w:tcPr>
+            <w:tcW w:type="dxa" w:w="1440"/>
+          </w:tcPr>
+          <w:p>
+            <w:r>
+              <w:rPr>
+                <w:b w:val="0"/>
+              </w:rPr>
+              <w:t>5월</w:t>
+            </w:r>
+          </w:p>
+        </w:tc>
+        <w:tc>
+          <w:tcPr>
+            <w:tcW w:type="dxa" w:w="1440"/>
+          </w:tcPr>
+          <w:p>
+            <w:r>
+              <w:rPr>
+                <w:b w:val="0"/>
+              </w:rPr>
+              <w:t>부활절기·성령강림절(확인 필요)</w:t>
+            </w:r>
+          </w:p>
+        </w:tc>
+        <w:tc>
+          <w:tcPr>
+            <w:tcW w:type="dxa" w:w="1440"/>
+          </w:tcPr>
+          <w:p>
+            <w:r>
+              <w:rPr>
+                <w:b w:val="0"/>
+              </w:rPr>
+              <w:t>가정 연계 활동·세대 통합 교제</w:t>
+            </w:r>
+          </w:p>
+        </w:tc>
+        <w:tc>
+          <w:tcPr>
+            <w:tcW w:type="dxa" w:w="1440"/>
+          </w:tcPr>
+          <w:p>
+            <w:r>
+              <w:rPr>
+                <w:b w:val="0"/>
+              </w:rPr>
+              <w:t>________</w:t>
+            </w:r>
+          </w:p>
+        </w:tc>
+        <w:tc>
+          <w:tcPr>
+            <w:tcW w:type="dxa" w:w="1440"/>
+          </w:tcPr>
+          <w:p>
+            <w:r>
+              <w:rPr>
+                <w:b w:val="0"/>
+              </w:rPr>
+              <w:t>________</w:t>
+            </w:r>
+          </w:p>
+        </w:tc>
+        <w:tc>
+          <w:tcPr>
+            <w:tcW w:type="dxa" w:w="1440"/>
+          </w:tcPr>
+          <w:p>
+            <w:r>
+              <w:rPr>
+                <w:b w:val="0"/>
+              </w:rPr>
+              <w:t>________</w:t>
+            </w:r>
+          </w:p>
+        </w:tc>
+      </w:tr>
+      <w:tr>
+        <w:tc>
+          <w:tcPr>
+            <w:tcW w:type="dxa" w:w="1440"/>
+          </w:tcPr>
+          <w:p>
+            <w:r>
+              <w:rPr>
+                <w:b w:val="0"/>
+              </w:rPr>
+              <w:t>6월</w:t>
+            </w:r>
+          </w:p>
+        </w:tc>
+        <w:tc>
+          <w:tcPr>
+            <w:tcW w:type="dxa" w:w="1440"/>
+          </w:tcPr>
+          <w:p>
+            <w:r>
+              <w:rPr>
+                <w:b w:val="0"/>
+              </w:rPr>
+              <w:t>성령강림 후(확인 필요)</w:t>
+            </w:r>
+          </w:p>
+        </w:tc>
+        <w:tc>
+          <w:tcPr>
+            <w:tcW w:type="dxa" w:w="1440"/>
+          </w:tcPr>
+          <w:p>
+            <w:r>
+              <w:rPr>
+                <w:b w:val="0"/>
+              </w:rPr>
+              <w:t>상반기 평가·여름 사역 준비</w:t>
+            </w:r>
+          </w:p>
+        </w:tc>
+        <w:tc>
+          <w:tcPr>
+            <w:tcW w:type="dxa" w:w="1440"/>
+          </w:tcPr>
+          <w:p>
+            <w:r>
+              <w:rPr>
+                <w:b w:val="0"/>
+              </w:rPr>
+              <w:t>________</w:t>
+            </w:r>
+          </w:p>
+        </w:tc>
+        <w:tc>
+          <w:tcPr>
+            <w:tcW w:type="dxa" w:w="1440"/>
+          </w:tcPr>
+          <w:p>
+            <w:r>
+              <w:rPr>
+                <w:b w:val="0"/>
+              </w:rPr>
+              <w:t>________</w:t>
+            </w:r>
+          </w:p>
+        </w:tc>
+        <w:tc>
+          <w:tcPr>
+            <w:tcW w:type="dxa" w:w="1440"/>
+          </w:tcPr>
+          <w:p>
+            <w:r>
+              <w:rPr>
+                <w:b w:val="0"/>
+              </w:rPr>
+              <w:t>________</w:t>
+            </w:r>
+          </w:p>
+        </w:tc>
+      </w:tr>
+      <w:tr>
+        <w:tc>
+          <w:tcPr>
+            <w:tcW w:type="dxa" w:w="1440"/>
+          </w:tcPr>
+          <w:p>
+            <w:r>
+              <w:rPr>
+                <w:b w:val="0"/>
+              </w:rPr>
+              <w:t>7월</w:t>
+            </w:r>
+          </w:p>
+        </w:tc>
+        <w:tc>
+          <w:tcPr>
+            <w:tcW w:type="dxa" w:w="1440"/>
+          </w:tcPr>
+          <w:p>
+            <w:r>
+              <w:rPr>
+                <w:b w:val="0"/>
+              </w:rPr>
+              <w:t>성령강림 후(확인 필요)</w:t>
+            </w:r>
+          </w:p>
+        </w:tc>
+        <w:tc>
+          <w:tcPr>
+            <w:tcW w:type="dxa" w:w="1440"/>
+          </w:tcPr>
+          <w:p>
+            <w:r>
+              <w:rPr>
+                <w:b w:val="0"/>
+              </w:rPr>
+              <w:t>여름성경학교·수련회</w:t>
+            </w:r>
+          </w:p>
+        </w:tc>
+        <w:tc>
+          <w:tcPr>
+            <w:tcW w:type="dxa" w:w="1440"/>
+          </w:tcPr>
+          <w:p>
+            <w:r>
+              <w:rPr>
+                <w:b w:val="0"/>
+              </w:rPr>
+              <w:t>________</w:t>
+            </w:r>
+          </w:p>
+        </w:tc>
+        <w:tc>
+          <w:tcPr>
+            <w:tcW w:type="dxa" w:w="1440"/>
+          </w:tcPr>
+          <w:p>
+            <w:r>
+              <w:rPr>
+                <w:b w:val="0"/>
+              </w:rPr>
+              <w:t>________</w:t>
+            </w:r>
+          </w:p>
+        </w:tc>
+        <w:tc>
+          <w:tcPr>
+            <w:tcW w:type="dxa" w:w="1440"/>
+          </w:tcPr>
+          <w:p>
+            <w:r>
+              <w:rPr>
+                <w:b w:val="0"/>
+              </w:rPr>
+              <w:t>________</w:t>
+            </w:r>
+          </w:p>
+        </w:tc>
+      </w:tr>
+      <w:tr>
+        <w:tc>
+          <w:tcPr>
+            <w:tcW w:type="dxa" w:w="1440"/>
+          </w:tcPr>
+          <w:p>
+            <w:r>
+              <w:rPr>
+                <w:b w:val="0"/>
+              </w:rPr>
+              <w:t>8월</w:t>
+            </w:r>
+          </w:p>
+        </w:tc>
+        <w:tc>
+          <w:tcPr>
+            <w:tcW w:type="dxa" w:w="1440"/>
+          </w:tcPr>
+          <w:p>
+            <w:r>
+              <w:rPr>
+                <w:b w:val="0"/>
+              </w:rPr>
+              <w:t>성령강림 후(확인 필요)</w:t>
+            </w:r>
+          </w:p>
+        </w:tc>
+        <w:tc>
+          <w:tcPr>
+            <w:tcW w:type="dxa" w:w="1440"/>
+          </w:tcPr>
+          <w:p>
+            <w:r>
+              <w:rPr>
+                <w:b w:val="0"/>
+              </w:rPr>
+              <w:t>여름 사역 후속 모임·지역 섬김</w:t>
+            </w:r>
+          </w:p>
+        </w:tc>
+        <w:tc>
+          <w:tcPr>
+            <w:tcW w:type="dxa" w:w="1440"/>
+          </w:tcPr>
+          <w:p>
+            <w:r>
+              <w:rPr>
+                <w:b w:val="0"/>
+              </w:rPr>
+              <w:t>________</w:t>
+            </w:r>
+          </w:p>
+        </w:tc>
+        <w:tc>
+          <w:tcPr>
+            <w:tcW w:type="dxa" w:w="1440"/>
+          </w:tcPr>
+          <w:p>
+            <w:r>
+              <w:rPr>
+                <w:b w:val="0"/>
+              </w:rPr>
+              <w:t>________</w:t>
+            </w:r>
+          </w:p>
+        </w:tc>
+        <w:tc>
+          <w:tcPr>
+            <w:tcW w:type="dxa" w:w="1440"/>
+          </w:tcPr>
+          <w:p>
+            <w:r>
+              <w:rPr>
+                <w:b w:val="0"/>
+              </w:rPr>
+              <w:t>________</w:t>
+            </w:r>
+          </w:p>
+        </w:tc>
+      </w:tr>
+      <w:tr>
+        <w:tc>
+          <w:tcPr>
+            <w:tcW w:type="dxa" w:w="1440"/>
+          </w:tcPr>
+          <w:p>
+            <w:r>
+              <w:rPr>
+                <w:b w:val="0"/>
+              </w:rPr>
+              <w:t>9월</w:t>
+            </w:r>
+          </w:p>
+        </w:tc>
+        <w:tc>
+          <w:tcPr>
+            <w:tcW w:type="dxa" w:w="1440"/>
+          </w:tcPr>
+          <w:p>
+            <w:r>
+              <w:rPr>
+                <w:b w:val="0"/>
+              </w:rPr>
+              <w:t>성령강림 후(확인 필요)</w:t>
+            </w:r>
+          </w:p>
+        </w:tc>
+        <w:tc>
+          <w:tcPr>
+            <w:tcW w:type="dxa" w:w="1440"/>
+          </w:tcPr>
+          <w:p>
+            <w:r>
+              <w:rPr>
+                <w:b w:val="0"/>
+              </w:rPr>
+              <w:t>하반기 말씀교육·새가족 정착 지원</w:t>
+            </w:r>
+          </w:p>
+        </w:tc>
+        <w:tc>
+          <w:tcPr>
+            <w:tcW w:type="dxa" w:w="1440"/>
+          </w:tcPr>
+          <w:p>
+            <w:r>
+              <w:rPr>
+                <w:b w:val="0"/>
+              </w:rPr>
+              <w:t>________</w:t>
+            </w:r>
+          </w:p>
+        </w:tc>
+        <w:tc>
+          <w:tcPr>
+            <w:tcW w:type="dxa" w:w="1440"/>
+          </w:tcPr>
+          <w:p>
+            <w:r>
+              <w:rPr>
+                <w:b w:val="0"/>
+              </w:rPr>
+              <w:t>________</w:t>
+            </w:r>
+          </w:p>
+        </w:tc>
+        <w:tc>
+          <w:tcPr>
+            <w:tcW w:type="dxa" w:w="1440"/>
+          </w:tcPr>
+          <w:p>
+            <w:r>
+              <w:rPr>
+                <w:b w:val="0"/>
+              </w:rPr>
+              <w:t>________</w:t>
+            </w:r>
+          </w:p>
+        </w:tc>
+      </w:tr>
+      <w:tr>
+        <w:tc>
+          <w:tcPr>
+            <w:tcW w:type="dxa" w:w="1440"/>
+          </w:tcPr>
+          <w:p>
+            <w:r>
+              <w:rPr>
+                <w:b w:val="0"/>
+              </w:rPr>
+              <w:t>10월</w:t>
+            </w:r>
+          </w:p>
+        </w:tc>
+        <w:tc>
+          <w:tcPr>
+            <w:tcW w:type="dxa" w:w="1440"/>
+          </w:tcPr>
+          <w:p>
+            <w:r>
+              <w:rPr>
+                <w:b w:val="0"/>
+              </w:rPr>
+              <w:t>종교개혁주일(확인 필요)</w:t>
+            </w:r>
+          </w:p>
+        </w:tc>
+        <w:tc>
+          <w:tcPr>
+            <w:tcW w:type="dxa" w:w="1440"/>
+          </w:tcPr>
+          <w:p>
+            <w:r>
+              <w:rPr>
+                <w:b w:val="0"/>
+              </w:rPr>
+              <w:t>교회 역사 교육·공동체 활동</w:t>
+            </w:r>
+          </w:p>
+        </w:tc>
+        <w:tc>
+          <w:tcPr>
+            <w:tcW w:type="dxa" w:w="1440"/>
+          </w:tcPr>
+          <w:p>
+            <w:r>
+              <w:rPr>
+                <w:b w:val="0"/>
+              </w:rPr>
+              <w:t>________</w:t>
+            </w:r>
+          </w:p>
+        </w:tc>
+        <w:tc>
+          <w:tcPr>
+            <w:tcW w:type="dxa" w:w="1440"/>
+          </w:tcPr>
+          <w:p>
+            <w:r>
+              <w:rPr>
+                <w:b w:val="0"/>
+              </w:rPr>
+              <w:t>________</w:t>
+            </w:r>
+          </w:p>
+        </w:tc>
+        <w:tc>
+          <w:tcPr>
+            <w:tcW w:type="dxa" w:w="1440"/>
+          </w:tcPr>
+          <w:p>
+            <w:r>
+              <w:rPr>
+                <w:b w:val="0"/>
+              </w:rPr>
+              <w:t>________</w:t>
+            </w:r>
+          </w:p>
+        </w:tc>
+      </w:tr>
+      <w:tr>
+        <w:tc>
+          <w:tcPr>
+            <w:tcW w:type="dxa" w:w="1440"/>
+          </w:tcPr>
+          <w:p>
+            <w:r>
+              <w:rPr>
+                <w:b w:val="0"/>
+              </w:rPr>
+              <w:t>11월</w:t>
+            </w:r>
+          </w:p>
+        </w:tc>
+        <w:tc>
+          <w:tcPr>
+            <w:tcW w:type="dxa" w:w="1440"/>
+          </w:tcPr>
+          <w:p>
+            <w:r>
+              <w:rPr>
+                <w:b w:val="0"/>
+              </w:rPr>
+              <w:t>대림절 시작 여부(확인 필요)</w:t>
+            </w:r>
+          </w:p>
+        </w:tc>
+        <w:tc>
+          <w:tcPr>
+            <w:tcW w:type="dxa" w:w="1440"/>
+          </w:tcPr>
+          <w:p>
+            <w:r>
+              <w:rPr>
+                <w:b w:val="0"/>
+              </w:rPr>
+              <w:t>추수감사 사역·연간 평가</w:t>
+            </w:r>
+          </w:p>
+        </w:tc>
+        <w:tc>
+          <w:tcPr>
+            <w:tcW w:type="dxa" w:w="1440"/>
+          </w:tcPr>
+          <w:p>
+            <w:r>
+              <w:rPr>
+                <w:b w:val="0"/>
+              </w:rPr>
+              <w:t>________</w:t>
+            </w:r>
+          </w:p>
+        </w:tc>
+        <w:tc>
+          <w:tcPr>
+            <w:tcW w:type="dxa" w:w="1440"/>
+          </w:tcPr>
+          <w:p>
+            <w:r>
+              <w:rPr>
+                <w:b w:val="0"/>
+              </w:rPr>
+              <w:t>________</w:t>
+            </w:r>
+          </w:p>
+        </w:tc>
+        <w:tc>
+          <w:tcPr>
+            <w:tcW w:type="dxa" w:w="1440"/>
+          </w:tcPr>
+          <w:p>
+            <w:r>
+              <w:rPr>
+                <w:b w:val="0"/>
+              </w:rPr>
+              <w:t>________</w:t>
+            </w:r>
+          </w:p>
+        </w:tc>
+      </w:tr>
+      <w:tr>
+        <w:tc>
+          <w:tcPr>
+            <w:tcW w:type="dxa" w:w="1440"/>
+          </w:tcPr>
+          <w:p>
+            <w:r>
+              <w:rPr>
+                <w:b w:val="0"/>
+              </w:rPr>
+              <w:t>12월</w:t>
+            </w:r>
+          </w:p>
+        </w:tc>
+        <w:tc>
+          <w:tcPr>
+            <w:tcW w:type="dxa" w:w="1440"/>
+          </w:tcPr>
+          <w:p>
+            <w:r>
+              <w:rPr>
+                <w:b w:val="0"/>
+              </w:rPr>
+              <w:t>대림절·성탄절(확인 필요)</w:t>
+            </w:r>
+          </w:p>
+        </w:tc>
+        <w:tc>
+          <w:tcPr>
+            <w:tcW w:type="dxa" w:w="1440"/>
+          </w:tcPr>
+          <w:p>
+            <w:r>
+              <w:rPr>
+                <w:b w:val="0"/>
+              </w:rPr>
+              <w:t>성탄예배·진급 및 차년도 준비</w:t>
+            </w:r>
+          </w:p>
+        </w:tc>
+        <w:tc>
+          <w:tcPr>
+            <w:tcW w:type="dxa" w:w="1440"/>
+          </w:tcPr>
+          <w:p>
+            <w:r>
+              <w:rPr>
+                <w:b w:val="0"/>
+              </w:rPr>
+              <w:t>________</w:t>
+            </w:r>
+          </w:p>
+        </w:tc>
+        <w:tc>
+          <w:tcPr>
+            <w:tcW w:type="dxa" w:w="1440"/>
+          </w:tcPr>
+          <w:p>
+            <w:r>
+              <w:rPr>
+                <w:b w:val="0"/>
+              </w:rPr>
+              <w:t>________</w:t>
+            </w:r>
+          </w:p>
+        </w:tc>
+        <w:tc>
+          <w:tcPr>
+            <w:tcW w:type="dxa" w:w="1440"/>
+          </w:tcPr>
+          <w:p>
+            <w:r>
+              <w:rPr>
+                <w:b w:val="0"/>
+              </w:rPr>
+              <w:t>________</w:t>
+            </w:r>
+          </w:p>
+        </w:tc>
+      </w:tr>
+      <w:tr>
+        <w:tc>
+          <w:tcPr>
+            <w:tcW w:type="dxa" w:w="1440"/>
+          </w:tcPr>
+          <w:p>
+            <w:r>
+              <w:rPr>
+                <w:b w:val="0"/>
+              </w:rPr>
+              <w:t>합계</w:t>
+            </w:r>
+          </w:p>
+        </w:tc>
+        <w:tc>
+          <w:tcPr>
+            <w:tcW w:type="dxa" w:w="1440"/>
+          </w:tcPr>
+          <w:p/>
+        </w:tc>
+        <w:tc>
+          <w:tcPr>
+            <w:tcW w:type="dxa" w:w="1440"/>
+          </w:tcPr>
+          <w:p/>
+        </w:tc>
+        <w:tc>
+          <w:tcPr>
+            <w:tcW w:type="dxa" w:w="1440"/>
+          </w:tcPr>
+          <w:p/>
+        </w:tc>
+        <w:tc>
+          <w:tcPr>
+            <w:tcW w:type="dxa" w:w="1440"/>
+          </w:tcPr>
+          <w:p/>
+        </w:tc>
+        <w:tc>
+          <w:tcPr>
+            <w:tcW w:type="dxa" w:w="1440"/>
+          </w:tcPr>
+          <w:p>
+            <w:r>
+              <w:rPr>
+                <w:b w:val="0"/>
+              </w:rPr>
+              <w:t>________</w:t>
+            </w:r>
+          </w:p>
+        </w:tc>
+      </w:tr>
+    </w:tbl>
+    <w:p/>
+    <w:p>
+      <w:r>
+        <w:rPr>
+          <w:b w:val="0"/>
+        </w:rPr>
+        <w:t>나. 정기 모임 시간표</w:t>
       </w:r>
     </w:p>
     <w:tbl>
@@ -1032,7 +2414,7 @@
               <w:rPr>
                 <w:b/>
               </w:rPr>
-              <w:t>구분</w:t>
+              <w:t>시간(24시각제)</w:t>
             </w:r>
           </w:p>
         </w:tc>
@@ -1045,7 +2427,7 @@
               <w:rPr>
                 <w:b/>
               </w:rPr>
-              <w:t>항목</w:t>
+              <w:t>내용</w:t>
             </w:r>
           </w:p>
         </w:tc>
@@ -1058,7 +2440,7 @@
               <w:rPr>
                 <w:b/>
               </w:rPr>
-              <w:t>금액(원)</w:t>
+              <w:t>담당</w:t>
             </w:r>
           </w:p>
         </w:tc>
@@ -1071,7 +2453,7 @@
               <w:rPr>
                 <w:b/>
               </w:rPr>
-              <w:t>비고</w:t>
+              <w:t>준비 완료 기한</w:t>
             </w:r>
           </w:p>
         </w:tc>
@@ -1084,9 +2466,9 @@
           <w:p>
             <w:r>
               <w:rPr>
-                <w:b/>
-              </w:rPr>
-              <w:t>수입</w:t>
+                <w:b w:val="0"/>
+              </w:rPr>
+              <w:t>________:________ ~ ________:________</w:t>
             </w:r>
           </w:p>
         </w:tc>
@@ -1099,7 +2481,7 @@
               <w:rPr>
                 <w:b w:val="0"/>
               </w:rPr>
-              <w:t>교회 지원금</w:t>
+              <w:t>공간·교재·안전 준비</w:t>
             </w:r>
           </w:p>
         </w:tc>
@@ -1120,7 +2502,14 @@
           <w:tcPr>
             <w:tcW w:type="dxa" w:w="2160"/>
           </w:tcPr>
-          <w:p/>
+          <w:p>
+            <w:r>
+              <w:rPr>
+                <w:b w:val="0"/>
+              </w:rPr>
+              <w:t>________</w:t>
+            </w:r>
+          </w:p>
         </w:tc>
       </w:tr>
       <w:tr>
@@ -1128,7 +2517,14 @@
           <w:tcPr>
             <w:tcW w:type="dxa" w:w="2160"/>
           </w:tcPr>
-          <w:p/>
+          <w:p>
+            <w:r>
+              <w:rPr>
+                <w:b w:val="0"/>
+              </w:rPr>
+              <w:t>________:________ ~ ________:________</w:t>
+            </w:r>
+          </w:p>
         </w:tc>
         <w:tc>
           <w:tcPr>
@@ -1139,7 +2535,7 @@
               <w:rPr>
                 <w:b w:val="0"/>
               </w:rPr>
-              <w:t>헌금 및 후원금</w:t>
+              <w:t>예배·말씀</w:t>
             </w:r>
           </w:p>
         </w:tc>
@@ -1160,7 +2556,14 @@
           <w:tcPr>
             <w:tcW w:type="dxa" w:w="2160"/>
           </w:tcPr>
-          <w:p/>
+          <w:p>
+            <w:r>
+              <w:rPr>
+                <w:b w:val="0"/>
+              </w:rPr>
+              <w:t>________</w:t>
+            </w:r>
+          </w:p>
         </w:tc>
       </w:tr>
       <w:tr>
@@ -1171,9 +2574,9 @@
           <w:p>
             <w:r>
               <w:rPr>
-                <w:b/>
-              </w:rPr>
-              <w:t>지출</w:t>
+                <w:b w:val="0"/>
+              </w:rPr>
+              <w:t>________:________ ~ ________:________</w:t>
             </w:r>
           </w:p>
         </w:tc>
@@ -1186,7 +2589,7 @@
               <w:rPr>
                 <w:b w:val="0"/>
               </w:rPr>
-              <w:t>교육 자료 및 공과</w:t>
+              <w:t>부서별 나눔·교육 활동</w:t>
             </w:r>
           </w:p>
         </w:tc>
@@ -1207,7 +2610,14 @@
           <w:tcPr>
             <w:tcW w:type="dxa" w:w="2160"/>
           </w:tcPr>
-          <w:p/>
+          <w:p>
+            <w:r>
+              <w:rPr>
+                <w:b w:val="0"/>
+              </w:rPr>
+              <w:t>________</w:t>
+            </w:r>
+          </w:p>
         </w:tc>
       </w:tr>
       <w:tr>
@@ -1215,7 +2625,14 @@
           <w:tcPr>
             <w:tcW w:type="dxa" w:w="2160"/>
           </w:tcPr>
-          <w:p/>
+          <w:p>
+            <w:r>
+              <w:rPr>
+                <w:b w:val="0"/>
+              </w:rPr>
+              <w:t>________:________ ~ ________:________</w:t>
+            </w:r>
+          </w:p>
         </w:tc>
         <w:tc>
           <w:tcPr>
@@ -1226,7 +2643,7 @@
               <w:rPr>
                 <w:b w:val="0"/>
               </w:rPr>
-              <w:t>행사 및 수련회</w:t>
+              <w:t>안내·귀가 확인·정리</w:t>
             </w:r>
           </w:p>
         </w:tc>
@@ -1247,7 +2664,90 @@
           <w:tcPr>
             <w:tcW w:type="dxa" w:w="2160"/>
           </w:tcPr>
-          <w:p/>
+          <w:p>
+            <w:r>
+              <w:rPr>
+                <w:b w:val="0"/>
+              </w:rPr>
+              <w:t>________</w:t>
+            </w:r>
+          </w:p>
+        </w:tc>
+      </w:tr>
+    </w:tbl>
+    <w:p/>
+    <w:p>
+      <w:r>
+        <w:rPr>
+          <w:b w:val="0"/>
+        </w:rPr>
+        <w:t>다. 업무분장</w:t>
+      </w:r>
+    </w:p>
+    <w:tbl>
+      <w:tblPr>
+        <w:tblStyle w:val="TableGrid"/>
+        <w:tblW w:type="auto" w:w="0"/>
+        <w:tblLook w:firstColumn="1" w:firstRow="1" w:lastColumn="0" w:lastRow="0" w:noHBand="0" w:noVBand="1" w:val="04A0"/>
+      </w:tblPr>
+      <w:tblGrid>
+        <w:gridCol w:w="2160"/>
+        <w:gridCol w:w="2160"/>
+        <w:gridCol w:w="2160"/>
+        <w:gridCol w:w="2160"/>
+      </w:tblGrid>
+      <w:tr>
+        <w:tc>
+          <w:tcPr>
+            <w:tcW w:type="dxa" w:w="2160"/>
+          </w:tcPr>
+          <w:p>
+            <w:r>
+              <w:rPr>
+                <w:b/>
+              </w:rPr>
+              <w:t>업무</w:t>
+            </w:r>
+          </w:p>
+        </w:tc>
+        <w:tc>
+          <w:tcPr>
+            <w:tcW w:type="dxa" w:w="2160"/>
+          </w:tcPr>
+          <w:p>
+            <w:r>
+              <w:rPr>
+                <w:b/>
+              </w:rPr>
+              <w:t>담당</w:t>
+            </w:r>
+          </w:p>
+        </w:tc>
+        <w:tc>
+          <w:tcPr>
+            <w:tcW w:type="dxa" w:w="2160"/>
+          </w:tcPr>
+          <w:p>
+            <w:r>
+              <w:rPr>
+                <w:b/>
+              </w:rPr>
+              <w:t>기한</w:t>
+            </w:r>
+          </w:p>
+        </w:tc>
+        <w:tc>
+          <w:tcPr>
+            <w:tcW w:type="dxa" w:w="2160"/>
+          </w:tcPr>
+          <w:p>
+            <w:r>
+              <w:rPr>
+                <w:b/>
+              </w:rPr>
+              <w:t>확인</w:t>
+            </w:r>
+          </w:p>
         </w:tc>
       </w:tr>
       <w:tr>
@@ -1255,7 +2755,14 @@
           <w:tcPr>
             <w:tcW w:type="dxa" w:w="2160"/>
           </w:tcPr>
-          <w:p/>
+          <w:p>
+            <w:r>
+              <w:rPr>
+                <w:b w:val="0"/>
+              </w:rPr>
+              <w:t>교회 일정 협의·연간 계획 확정</w:t>
+            </w:r>
+          </w:p>
         </w:tc>
         <w:tc>
           <w:tcPr>
@@ -1266,7 +2773,7 @@
               <w:rPr>
                 <w:b w:val="0"/>
               </w:rPr>
-              <w:t>간식 및 운영비</w:t>
+              <w:t>________</w:t>
             </w:r>
           </w:p>
         </w:tc>
@@ -1287,7 +2794,14 @@
           <w:tcPr>
             <w:tcW w:type="dxa" w:w="2160"/>
           </w:tcPr>
-          <w:p/>
+          <w:p>
+            <w:r>
+              <w:rPr>
+                <w:b w:val="0"/>
+              </w:rPr>
+              <w:t>________</w:t>
+            </w:r>
+          </w:p>
         </w:tc>
       </w:tr>
       <w:tr>
@@ -1298,9 +2812,9 @@
           <w:p>
             <w:r>
               <w:rPr>
-                <w:b/>
-              </w:rPr>
-              <w:t>합계</w:t>
+                <w:b w:val="0"/>
+              </w:rPr>
+              <w:t>교육과정·교재 선정 및 준비</w:t>
             </w:r>
           </w:p>
         </w:tc>
@@ -1313,7 +2827,7 @@
               <w:rPr>
                 <w:b w:val="0"/>
               </w:rPr>
-              <w:t>-</w:t>
+              <w:t>________</w:t>
             </w:r>
           </w:p>
         </w:tc>
@@ -1334,7 +2848,284 @@
           <w:tcPr>
             <w:tcW w:type="dxa" w:w="2160"/>
           </w:tcPr>
-          <w:p/>
+          <w:p>
+            <w:r>
+              <w:rPr>
+                <w:b w:val="0"/>
+              </w:rPr>
+              <w:t>________</w:t>
+            </w:r>
+          </w:p>
+        </w:tc>
+      </w:tr>
+      <w:tr>
+        <w:tc>
+          <w:tcPr>
+            <w:tcW w:type="dxa" w:w="2160"/>
+          </w:tcPr>
+          <w:p>
+            <w:r>
+              <w:rPr>
+                <w:b w:val="0"/>
+              </w:rPr>
+              <w:t>교사·리더 교육 및 대체 인력 배정</w:t>
+            </w:r>
+          </w:p>
+        </w:tc>
+        <w:tc>
+          <w:tcPr>
+            <w:tcW w:type="dxa" w:w="2160"/>
+          </w:tcPr>
+          <w:p>
+            <w:r>
+              <w:rPr>
+                <w:b w:val="0"/>
+              </w:rPr>
+              <w:t>________</w:t>
+            </w:r>
+          </w:p>
+        </w:tc>
+        <w:tc>
+          <w:tcPr>
+            <w:tcW w:type="dxa" w:w="2160"/>
+          </w:tcPr>
+          <w:p>
+            <w:r>
+              <w:rPr>
+                <w:b w:val="0"/>
+              </w:rPr>
+              <w:t>________</w:t>
+            </w:r>
+          </w:p>
+        </w:tc>
+        <w:tc>
+          <w:tcPr>
+            <w:tcW w:type="dxa" w:w="2160"/>
+          </w:tcPr>
+          <w:p>
+            <w:r>
+              <w:rPr>
+                <w:b w:val="0"/>
+              </w:rPr>
+              <w:t>________</w:t>
+            </w:r>
+          </w:p>
+        </w:tc>
+      </w:tr>
+      <w:tr>
+        <w:tc>
+          <w:tcPr>
+            <w:tcW w:type="dxa" w:w="2160"/>
+          </w:tcPr>
+          <w:p>
+            <w:r>
+              <w:rPr>
+                <w:b w:val="0"/>
+              </w:rPr>
+              <w:t>가정 안내·참가 신청서 별도 관리</w:t>
+            </w:r>
+          </w:p>
+        </w:tc>
+        <w:tc>
+          <w:tcPr>
+            <w:tcW w:type="dxa" w:w="2160"/>
+          </w:tcPr>
+          <w:p>
+            <w:r>
+              <w:rPr>
+                <w:b w:val="0"/>
+              </w:rPr>
+              <w:t>________</w:t>
+            </w:r>
+          </w:p>
+        </w:tc>
+        <w:tc>
+          <w:tcPr>
+            <w:tcW w:type="dxa" w:w="2160"/>
+          </w:tcPr>
+          <w:p>
+            <w:r>
+              <w:rPr>
+                <w:b w:val="0"/>
+              </w:rPr>
+              <w:t>________</w:t>
+            </w:r>
+          </w:p>
+        </w:tc>
+        <w:tc>
+          <w:tcPr>
+            <w:tcW w:type="dxa" w:w="2160"/>
+          </w:tcPr>
+          <w:p>
+            <w:r>
+              <w:rPr>
+                <w:b w:val="0"/>
+              </w:rPr>
+              <w:t>________</w:t>
+            </w:r>
+          </w:p>
+        </w:tc>
+      </w:tr>
+      <w:tr>
+        <w:tc>
+          <w:tcPr>
+            <w:tcW w:type="dxa" w:w="2160"/>
+          </w:tcPr>
+          <w:p>
+            <w:r>
+              <w:rPr>
+                <w:b w:val="0"/>
+              </w:rPr>
+              <w:t>행사별 안전계획·인솔 인원 확정</w:t>
+            </w:r>
+          </w:p>
+        </w:tc>
+        <w:tc>
+          <w:tcPr>
+            <w:tcW w:type="dxa" w:w="2160"/>
+          </w:tcPr>
+          <w:p>
+            <w:r>
+              <w:rPr>
+                <w:b w:val="0"/>
+              </w:rPr>
+              <w:t>________</w:t>
+            </w:r>
+          </w:p>
+        </w:tc>
+        <w:tc>
+          <w:tcPr>
+            <w:tcW w:type="dxa" w:w="2160"/>
+          </w:tcPr>
+          <w:p>
+            <w:r>
+              <w:rPr>
+                <w:b w:val="0"/>
+              </w:rPr>
+              <w:t>________</w:t>
+            </w:r>
+          </w:p>
+        </w:tc>
+        <w:tc>
+          <w:tcPr>
+            <w:tcW w:type="dxa" w:w="2160"/>
+          </w:tcPr>
+          <w:p>
+            <w:r>
+              <w:rPr>
+                <w:b w:val="0"/>
+              </w:rPr>
+              <w:t>________</w:t>
+            </w:r>
+          </w:p>
+        </w:tc>
+      </w:tr>
+      <w:tr>
+        <w:tc>
+          <w:tcPr>
+            <w:tcW w:type="dxa" w:w="2160"/>
+          </w:tcPr>
+          <w:p>
+            <w:r>
+              <w:rPr>
+                <w:b w:val="0"/>
+              </w:rPr>
+              <w:t>예산 사전 승인·집행·증빙 관리</w:t>
+            </w:r>
+          </w:p>
+        </w:tc>
+        <w:tc>
+          <w:tcPr>
+            <w:tcW w:type="dxa" w:w="2160"/>
+          </w:tcPr>
+          <w:p>
+            <w:r>
+              <w:rPr>
+                <w:b w:val="0"/>
+              </w:rPr>
+              <w:t>________</w:t>
+            </w:r>
+          </w:p>
+        </w:tc>
+        <w:tc>
+          <w:tcPr>
+            <w:tcW w:type="dxa" w:w="2160"/>
+          </w:tcPr>
+          <w:p>
+            <w:r>
+              <w:rPr>
+                <w:b w:val="0"/>
+              </w:rPr>
+              <w:t>________</w:t>
+            </w:r>
+          </w:p>
+        </w:tc>
+        <w:tc>
+          <w:tcPr>
+            <w:tcW w:type="dxa" w:w="2160"/>
+          </w:tcPr>
+          <w:p>
+            <w:r>
+              <w:rPr>
+                <w:b w:val="0"/>
+              </w:rPr>
+              <w:t>________</w:t>
+            </w:r>
+          </w:p>
+        </w:tc>
+      </w:tr>
+      <w:tr>
+        <w:tc>
+          <w:tcPr>
+            <w:tcW w:type="dxa" w:w="2160"/>
+          </w:tcPr>
+          <w:p>
+            <w:r>
+              <w:rPr>
+                <w:b w:val="0"/>
+              </w:rPr>
+              <w:t>월별 실적 취합·평가 보고</w:t>
+            </w:r>
+          </w:p>
+        </w:tc>
+        <w:tc>
+          <w:tcPr>
+            <w:tcW w:type="dxa" w:w="2160"/>
+          </w:tcPr>
+          <w:p>
+            <w:r>
+              <w:rPr>
+                <w:b w:val="0"/>
+              </w:rPr>
+              <w:t>________</w:t>
+            </w:r>
+          </w:p>
+        </w:tc>
+        <w:tc>
+          <w:tcPr>
+            <w:tcW w:type="dxa" w:w="2160"/>
+          </w:tcPr>
+          <w:p>
+            <w:r>
+              <w:rPr>
+                <w:b w:val="0"/>
+              </w:rPr>
+              <w:t>________</w:t>
+            </w:r>
+          </w:p>
+        </w:tc>
+        <w:tc>
+          <w:tcPr>
+            <w:tcW w:type="dxa" w:w="2160"/>
+          </w:tcPr>
+          <w:p>
+            <w:r>
+              <w:rPr>
+                <w:b w:val="0"/>
+              </w:rPr>
+              <w:t>________</w:t>
+            </w:r>
+          </w:p>
         </w:tc>
       </w:tr>
     </w:tbl>
@@ -1347,73 +3138,2579 @@
         <w:rPr>
           <w:b w:val="0"/>
         </w:rPr>
-        <w:t>사역 평가 및 피드백</w:t>
+        <w:t>5. 안전관리 계획</w:t>
+      </w:r>
+    </w:p>
+    <w:tbl>
+      <w:tblPr>
+        <w:tblStyle w:val="TableGrid"/>
+        <w:tblW w:type="auto" w:w="0"/>
+        <w:tblLook w:firstColumn="1" w:firstRow="1" w:lastColumn="0" w:lastRow="0" w:noHBand="0" w:noVBand="1" w:val="04A0"/>
+      </w:tblPr>
+      <w:tblGrid>
+        <w:gridCol w:w="2160"/>
+        <w:gridCol w:w="2160"/>
+        <w:gridCol w:w="2160"/>
+        <w:gridCol w:w="2160"/>
+      </w:tblGrid>
+      <w:tr>
+        <w:tc>
+          <w:tcPr>
+            <w:tcW w:type="dxa" w:w="2160"/>
+          </w:tcPr>
+          <w:p>
+            <w:r>
+              <w:rPr>
+                <w:b/>
+              </w:rPr>
+              <w:t>위험요인</w:t>
+            </w:r>
+          </w:p>
+        </w:tc>
+        <w:tc>
+          <w:tcPr>
+            <w:tcW w:type="dxa" w:w="2160"/>
+          </w:tcPr>
+          <w:p>
+            <w:r>
+              <w:rPr>
+                <w:b/>
+              </w:rPr>
+              <w:t>예방조치</w:t>
+            </w:r>
+          </w:p>
+        </w:tc>
+        <w:tc>
+          <w:tcPr>
+            <w:tcW w:type="dxa" w:w="2160"/>
+          </w:tcPr>
+          <w:p>
+            <w:r>
+              <w:rPr>
+                <w:b/>
+              </w:rPr>
+              <w:t>담당</w:t>
+            </w:r>
+          </w:p>
+        </w:tc>
+        <w:tc>
+          <w:tcPr>
+            <w:tcW w:type="dxa" w:w="2160"/>
+          </w:tcPr>
+          <w:p>
+            <w:r>
+              <w:rPr>
+                <w:b/>
+              </w:rPr>
+              <w:t>완료·점검 기한</w:t>
+            </w:r>
+          </w:p>
+        </w:tc>
+      </w:tr>
+      <w:tr>
+        <w:tc>
+          <w:tcPr>
+            <w:tcW w:type="dxa" w:w="2160"/>
+          </w:tcPr>
+          <w:p>
+            <w:r>
+              <w:rPr>
+                <w:b w:val="0"/>
+              </w:rPr>
+              <w:t>시설·화재·전기 사고</w:t>
+            </w:r>
+          </w:p>
+        </w:tc>
+        <w:tc>
+          <w:tcPr>
+            <w:tcW w:type="dxa" w:w="2160"/>
+          </w:tcPr>
+          <w:p>
+            <w:r>
+              <w:rPr>
+                <w:b w:val="0"/>
+              </w:rPr>
+              <w:t>출입구·대피로·소화기·전기설비 점검 및 대피 안내</w:t>
+            </w:r>
+          </w:p>
+        </w:tc>
+        <w:tc>
+          <w:tcPr>
+            <w:tcW w:type="dxa" w:w="2160"/>
+          </w:tcPr>
+          <w:p>
+            <w:r>
+              <w:rPr>
+                <w:b w:val="0"/>
+              </w:rPr>
+              <w:t>________</w:t>
+            </w:r>
+          </w:p>
+        </w:tc>
+        <w:tc>
+          <w:tcPr>
+            <w:tcW w:type="dxa" w:w="2160"/>
+          </w:tcPr>
+          <w:p>
+            <w:r>
+              <w:rPr>
+                <w:b w:val="0"/>
+              </w:rPr>
+              <w:t>________</w:t>
+            </w:r>
+          </w:p>
+        </w:tc>
+      </w:tr>
+      <w:tr>
+        <w:tc>
+          <w:tcPr>
+            <w:tcW w:type="dxa" w:w="2160"/>
+          </w:tcPr>
+          <w:p>
+            <w:r>
+              <w:rPr>
+                <w:b w:val="0"/>
+              </w:rPr>
+              <w:t>이동·귀가 중 사고</w:t>
+            </w:r>
+          </w:p>
+        </w:tc>
+        <w:tc>
+          <w:tcPr>
+            <w:tcW w:type="dxa" w:w="2160"/>
+          </w:tcPr>
+          <w:p>
+            <w:r>
+              <w:rPr>
+                <w:b w:val="0"/>
+              </w:rPr>
+              <w:t>인원 확인, 인솔자 배정, 미성년자 인계 방법 사전 확인</w:t>
+            </w:r>
+          </w:p>
+        </w:tc>
+        <w:tc>
+          <w:tcPr>
+            <w:tcW w:type="dxa" w:w="2160"/>
+          </w:tcPr>
+          <w:p>
+            <w:r>
+              <w:rPr>
+                <w:b w:val="0"/>
+              </w:rPr>
+              <w:t>________</w:t>
+            </w:r>
+          </w:p>
+        </w:tc>
+        <w:tc>
+          <w:tcPr>
+            <w:tcW w:type="dxa" w:w="2160"/>
+          </w:tcPr>
+          <w:p>
+            <w:r>
+              <w:rPr>
+                <w:b w:val="0"/>
+              </w:rPr>
+              <w:t>________</w:t>
+            </w:r>
+          </w:p>
+        </w:tc>
+      </w:tr>
+      <w:tr>
+        <w:tc>
+          <w:tcPr>
+            <w:tcW w:type="dxa" w:w="2160"/>
+          </w:tcPr>
+          <w:p>
+            <w:r>
+              <w:rPr>
+                <w:b w:val="0"/>
+              </w:rPr>
+              <w:t>식품 알레르기·건강 이상</w:t>
+            </w:r>
+          </w:p>
+        </w:tc>
+        <w:tc>
+          <w:tcPr>
+            <w:tcW w:type="dxa" w:w="2160"/>
+          </w:tcPr>
+          <w:p>
+            <w:r>
+              <w:rPr>
+                <w:b w:val="0"/>
+              </w:rPr>
+              <w:t>별도 회신서로 필요한 정보 확인, 식품 표시 확인, 응급 대응 절차 공유</w:t>
+            </w:r>
+          </w:p>
+        </w:tc>
+        <w:tc>
+          <w:tcPr>
+            <w:tcW w:type="dxa" w:w="2160"/>
+          </w:tcPr>
+          <w:p>
+            <w:r>
+              <w:rPr>
+                <w:b w:val="0"/>
+              </w:rPr>
+              <w:t>________</w:t>
+            </w:r>
+          </w:p>
+        </w:tc>
+        <w:tc>
+          <w:tcPr>
+            <w:tcW w:type="dxa" w:w="2160"/>
+          </w:tcPr>
+          <w:p>
+            <w:r>
+              <w:rPr>
+                <w:b w:val="0"/>
+              </w:rPr>
+              <w:t>________</w:t>
+            </w:r>
+          </w:p>
+        </w:tc>
+      </w:tr>
+      <w:tr>
+        <w:tc>
+          <w:tcPr>
+            <w:tcW w:type="dxa" w:w="2160"/>
+          </w:tcPr>
+          <w:p>
+            <w:r>
+              <w:rPr>
+                <w:b w:val="0"/>
+              </w:rPr>
+              <w:t>폭력·괴롭힘·부적절한 접촉</w:t>
+            </w:r>
+          </w:p>
+        </w:tc>
+        <w:tc>
+          <w:tcPr>
+            <w:tcW w:type="dxa" w:w="2160"/>
+          </w:tcPr>
+          <w:p>
+            <w:r>
+              <w:rPr>
+                <w:b w:val="0"/>
+              </w:rPr>
+              <w:t>행동수칙 안내, 고립된 일대일 상황 예방, 신고·대응 담당 지정</w:t>
+            </w:r>
+          </w:p>
+        </w:tc>
+        <w:tc>
+          <w:tcPr>
+            <w:tcW w:type="dxa" w:w="2160"/>
+          </w:tcPr>
+          <w:p>
+            <w:r>
+              <w:rPr>
+                <w:b w:val="0"/>
+              </w:rPr>
+              <w:t>________</w:t>
+            </w:r>
+          </w:p>
+        </w:tc>
+        <w:tc>
+          <w:tcPr>
+            <w:tcW w:type="dxa" w:w="2160"/>
+          </w:tcPr>
+          <w:p>
+            <w:r>
+              <w:rPr>
+                <w:b w:val="0"/>
+              </w:rPr>
+              <w:t>________</w:t>
+            </w:r>
+          </w:p>
+        </w:tc>
+      </w:tr>
+      <w:tr>
+        <w:tc>
+          <w:tcPr>
+            <w:tcW w:type="dxa" w:w="2160"/>
+          </w:tcPr>
+          <w:p>
+            <w:r>
+              <w:rPr>
+                <w:b w:val="0"/>
+              </w:rPr>
+              <w:t>외부 행사·기상 악화</w:t>
+            </w:r>
+          </w:p>
+        </w:tc>
+        <w:tc>
+          <w:tcPr>
+            <w:tcW w:type="dxa" w:w="2160"/>
+          </w:tcPr>
+          <w:p>
+            <w:r>
+              <w:rPr>
+                <w:b w:val="0"/>
+              </w:rPr>
+              <w:t>장소 사전 점검, 기상 확인, 취소·변경 기준 및 안내 방법 확정</w:t>
+            </w:r>
+          </w:p>
+        </w:tc>
+        <w:tc>
+          <w:tcPr>
+            <w:tcW w:type="dxa" w:w="2160"/>
+          </w:tcPr>
+          <w:p>
+            <w:r>
+              <w:rPr>
+                <w:b w:val="0"/>
+              </w:rPr>
+              <w:t>________</w:t>
+            </w:r>
+          </w:p>
+        </w:tc>
+        <w:tc>
+          <w:tcPr>
+            <w:tcW w:type="dxa" w:w="2160"/>
+          </w:tcPr>
+          <w:p>
+            <w:r>
+              <w:rPr>
+                <w:b w:val="0"/>
+              </w:rPr>
+              <w:t>________</w:t>
+            </w:r>
+          </w:p>
+        </w:tc>
+      </w:tr>
+      <w:tr>
+        <w:tc>
+          <w:tcPr>
+            <w:tcW w:type="dxa" w:w="2160"/>
+          </w:tcPr>
+          <w:p>
+            <w:r>
+              <w:rPr>
+                <w:b w:val="0"/>
+              </w:rPr>
+              <w:t>개인정보 노출</w:t>
+            </w:r>
+          </w:p>
+        </w:tc>
+        <w:tc>
+          <w:tcPr>
+            <w:tcW w:type="dxa" w:w="2160"/>
+          </w:tcPr>
+          <w:p>
+            <w:r>
+              <w:rPr>
+                <w:b w:val="0"/>
+              </w:rPr>
+              <w:t>신청서 접근 권한 제한, 공개 명단·사진 게시 범위 확인, 보유기간 종료 후 파기</w:t>
+            </w:r>
+          </w:p>
+        </w:tc>
+        <w:tc>
+          <w:tcPr>
+            <w:tcW w:type="dxa" w:w="2160"/>
+          </w:tcPr>
+          <w:p>
+            <w:r>
+              <w:rPr>
+                <w:b w:val="0"/>
+              </w:rPr>
+              <w:t>________</w:t>
+            </w:r>
+          </w:p>
+        </w:tc>
+        <w:tc>
+          <w:tcPr>
+            <w:tcW w:type="dxa" w:w="2160"/>
+          </w:tcPr>
+          <w:p>
+            <w:r>
+              <w:rPr>
+                <w:b w:val="0"/>
+              </w:rPr>
+              <w:t>________</w:t>
+            </w:r>
+          </w:p>
+        </w:tc>
+      </w:tr>
+    </w:tbl>
+    <w:p/>
+    <w:p>
+      <w:r>
+        <w:rPr>
+          <w:b w:val="0"/>
+        </w:rPr>
+        <w:t>가. 비상연락망·보호자 연락처·건강정보는 공개 본문에 기재하지 않고 별도 신청서·회신서로 관리한다. 담당: ________ / 정비 기한: ________</w:t>
+      </w:r>
+    </w:p>
+    <w:p>
+      <w:r>
+        <w:rPr>
+          <w:b w:val="0"/>
+        </w:rPr>
+        <w:t>나. 별도 신청서의 개인정보 수집·이용 동의: 목적 ________, 항목 ________, 보유기간 ________, 동의 거부권 및 거부 시 제한사항 ________을 안내받고 동의합니다. □ 동의 □ 미동의</w:t>
       </w:r>
     </w:p>
     <w:p>
       <w:pPr>
-        <w:pStyle w:val="ListBullet"/>
+        <w:pStyle w:val="Heading2"/>
       </w:pPr>
       <w:r>
         <w:rPr>
           <w:b w:val="0"/>
         </w:rPr>
-        <w:t>평가 방법 : 분기별 교사 간담회(확인 필요), 행사 직후 평가서 작성</w:t>
+        <w:t>6. 소요 예산 및 재원</w:t>
       </w:r>
     </w:p>
     <w:p>
+      <w:r>
+        <w:rPr>
+          <w:b w:val="0"/>
+        </w:rPr>
+        <w:t>가. 연간 예산 총괄표</w:t>
+      </w:r>
+    </w:p>
+    <w:p>
+      <w:r>
+        <w:rPr>
+          <w:b w:val="0"/>
+        </w:rPr>
+        <w:t>(단위: 원)</w:t>
+      </w:r>
+    </w:p>
+    <w:tbl>
+      <w:tblPr>
+        <w:tblStyle w:val="TableGrid"/>
+        <w:tblW w:type="auto" w:w="0"/>
+        <w:tblLook w:firstColumn="1" w:firstRow="1" w:lastColumn="0" w:lastRow="0" w:noHBand="0" w:noVBand="1" w:val="04A0"/>
+      </w:tblPr>
+      <w:tblGrid>
+        <w:gridCol w:w="2160"/>
+        <w:gridCol w:w="2160"/>
+        <w:gridCol w:w="2160"/>
+        <w:gridCol w:w="2160"/>
+      </w:tblGrid>
+      <w:tr>
+        <w:tc>
+          <w:tcPr>
+            <w:tcW w:type="dxa" w:w="2160"/>
+          </w:tcPr>
+          <w:p>
+            <w:r>
+              <w:rPr>
+                <w:b/>
+              </w:rPr>
+              <w:t>항목</w:t>
+            </w:r>
+          </w:p>
+        </w:tc>
+        <w:tc>
+          <w:tcPr>
+            <w:tcW w:type="dxa" w:w="2160"/>
+          </w:tcPr>
+          <w:p>
+            <w:r>
+              <w:rPr>
+                <w:b/>
+              </w:rPr>
+              <w:t>산출근거</w:t>
+            </w:r>
+          </w:p>
+        </w:tc>
+        <w:tc>
+          <w:tcPr>
+            <w:tcW w:type="dxa" w:w="2160"/>
+          </w:tcPr>
+          <w:p>
+            <w:r>
+              <w:rPr>
+                <w:b/>
+              </w:rPr>
+              <w:t>금액</w:t>
+            </w:r>
+          </w:p>
+        </w:tc>
+        <w:tc>
+          <w:tcPr>
+            <w:tcW w:type="dxa" w:w="2160"/>
+          </w:tcPr>
+          <w:p>
+            <w:r>
+              <w:rPr>
+                <w:b/>
+              </w:rPr>
+              <w:t>재원</w:t>
+            </w:r>
+          </w:p>
+        </w:tc>
+      </w:tr>
+      <w:tr>
+        <w:tc>
+          <w:tcPr>
+            <w:tcW w:type="dxa" w:w="2160"/>
+          </w:tcPr>
+          <w:p>
+            <w:r>
+              <w:rPr>
+                <w:b w:val="0"/>
+              </w:rPr>
+              <w:t>교재·교육자료</w:t>
+            </w:r>
+          </w:p>
+        </w:tc>
+        <w:tc>
+          <w:tcPr>
+            <w:tcW w:type="dxa" w:w="2160"/>
+          </w:tcPr>
+          <w:p>
+            <w:r>
+              <w:rPr>
+                <w:b w:val="0"/>
+              </w:rPr>
+              <w:t>________원 × ________명 × ________회</w:t>
+            </w:r>
+          </w:p>
+        </w:tc>
+        <w:tc>
+          <w:tcPr>
+            <w:tcW w:type="dxa" w:w="2160"/>
+          </w:tcPr>
+          <w:p>
+            <w:r>
+              <w:rPr>
+                <w:b w:val="0"/>
+              </w:rPr>
+              <w:t>________</w:t>
+            </w:r>
+          </w:p>
+        </w:tc>
+        <w:tc>
+          <w:tcPr>
+            <w:tcW w:type="dxa" w:w="2160"/>
+          </w:tcPr>
+          <w:p>
+            <w:r>
+              <w:rPr>
+                <w:b w:val="0"/>
+              </w:rPr>
+              <w:t>________</w:t>
+            </w:r>
+          </w:p>
+        </w:tc>
+      </w:tr>
+      <w:tr>
+        <w:tc>
+          <w:tcPr>
+            <w:tcW w:type="dxa" w:w="2160"/>
+          </w:tcPr>
+          <w:p>
+            <w:r>
+              <w:rPr>
+                <w:b w:val="0"/>
+              </w:rPr>
+              <w:t>예배·정기 모임</w:t>
+            </w:r>
+          </w:p>
+        </w:tc>
+        <w:tc>
+          <w:tcPr>
+            <w:tcW w:type="dxa" w:w="2160"/>
+          </w:tcPr>
+          <w:p>
+            <w:r>
+              <w:rPr>
+                <w:b w:val="0"/>
+              </w:rPr>
+              <w:t>________원 × ________회</w:t>
+            </w:r>
+          </w:p>
+        </w:tc>
+        <w:tc>
+          <w:tcPr>
+            <w:tcW w:type="dxa" w:w="2160"/>
+          </w:tcPr>
+          <w:p>
+            <w:r>
+              <w:rPr>
+                <w:b w:val="0"/>
+              </w:rPr>
+              <w:t>________</w:t>
+            </w:r>
+          </w:p>
+        </w:tc>
+        <w:tc>
+          <w:tcPr>
+            <w:tcW w:type="dxa" w:w="2160"/>
+          </w:tcPr>
+          <w:p>
+            <w:r>
+              <w:rPr>
+                <w:b w:val="0"/>
+              </w:rPr>
+              <w:t>________</w:t>
+            </w:r>
+          </w:p>
+        </w:tc>
+      </w:tr>
+      <w:tr>
+        <w:tc>
+          <w:tcPr>
+            <w:tcW w:type="dxa" w:w="2160"/>
+          </w:tcPr>
+          <w:p>
+            <w:r>
+              <w:rPr>
+                <w:b w:val="0"/>
+              </w:rPr>
+              <w:t>교사·리더 교육</w:t>
+            </w:r>
+          </w:p>
+        </w:tc>
+        <w:tc>
+          <w:tcPr>
+            <w:tcW w:type="dxa" w:w="2160"/>
+          </w:tcPr>
+          <w:p>
+            <w:r>
+              <w:rPr>
+                <w:b w:val="0"/>
+              </w:rPr>
+              <w:t>________원 × ________명 × ________회</w:t>
+            </w:r>
+          </w:p>
+        </w:tc>
+        <w:tc>
+          <w:tcPr>
+            <w:tcW w:type="dxa" w:w="2160"/>
+          </w:tcPr>
+          <w:p>
+            <w:r>
+              <w:rPr>
+                <w:b w:val="0"/>
+              </w:rPr>
+              <w:t>________</w:t>
+            </w:r>
+          </w:p>
+        </w:tc>
+        <w:tc>
+          <w:tcPr>
+            <w:tcW w:type="dxa" w:w="2160"/>
+          </w:tcPr>
+          <w:p>
+            <w:r>
+              <w:rPr>
+                <w:b w:val="0"/>
+              </w:rPr>
+              <w:t>________</w:t>
+            </w:r>
+          </w:p>
+        </w:tc>
+      </w:tr>
+      <w:tr>
+        <w:tc>
+          <w:tcPr>
+            <w:tcW w:type="dxa" w:w="2160"/>
+          </w:tcPr>
+          <w:p>
+            <w:r>
+              <w:rPr>
+                <w:b w:val="0"/>
+              </w:rPr>
+              <w:t>여름성경학교·수련회</w:t>
+            </w:r>
+          </w:p>
+        </w:tc>
+        <w:tc>
+          <w:tcPr>
+            <w:tcW w:type="dxa" w:w="2160"/>
+          </w:tcPr>
+          <w:p>
+            <w:r>
+              <w:rPr>
+                <w:b w:val="0"/>
+              </w:rPr>
+              <w:t>________원 × ________명 × ________회</w:t>
+            </w:r>
+          </w:p>
+        </w:tc>
+        <w:tc>
+          <w:tcPr>
+            <w:tcW w:type="dxa" w:w="2160"/>
+          </w:tcPr>
+          <w:p>
+            <w:r>
+              <w:rPr>
+                <w:b w:val="0"/>
+              </w:rPr>
+              <w:t>________</w:t>
+            </w:r>
+          </w:p>
+        </w:tc>
+        <w:tc>
+          <w:tcPr>
+            <w:tcW w:type="dxa" w:w="2160"/>
+          </w:tcPr>
+          <w:p>
+            <w:r>
+              <w:rPr>
+                <w:b w:val="0"/>
+              </w:rPr>
+              <w:t>________</w:t>
+            </w:r>
+          </w:p>
+        </w:tc>
+      </w:tr>
+      <w:tr>
+        <w:tc>
+          <w:tcPr>
+            <w:tcW w:type="dxa" w:w="2160"/>
+          </w:tcPr>
+          <w:p>
+            <w:r>
+              <w:rPr>
+                <w:b w:val="0"/>
+              </w:rPr>
+              <w:t>절기·교제 행사</w:t>
+            </w:r>
+          </w:p>
+        </w:tc>
+        <w:tc>
+          <w:tcPr>
+            <w:tcW w:type="dxa" w:w="2160"/>
+          </w:tcPr>
+          <w:p>
+            <w:r>
+              <w:rPr>
+                <w:b w:val="0"/>
+              </w:rPr>
+              <w:t>________원 × ________회</w:t>
+            </w:r>
+          </w:p>
+        </w:tc>
+        <w:tc>
+          <w:tcPr>
+            <w:tcW w:type="dxa" w:w="2160"/>
+          </w:tcPr>
+          <w:p>
+            <w:r>
+              <w:rPr>
+                <w:b w:val="0"/>
+              </w:rPr>
+              <w:t>________</w:t>
+            </w:r>
+          </w:p>
+        </w:tc>
+        <w:tc>
+          <w:tcPr>
+            <w:tcW w:type="dxa" w:w="2160"/>
+          </w:tcPr>
+          <w:p>
+            <w:r>
+              <w:rPr>
+                <w:b w:val="0"/>
+              </w:rPr>
+              <w:t>________</w:t>
+            </w:r>
+          </w:p>
+        </w:tc>
+      </w:tr>
+      <w:tr>
+        <w:tc>
+          <w:tcPr>
+            <w:tcW w:type="dxa" w:w="2160"/>
+          </w:tcPr>
+          <w:p>
+            <w:r>
+              <w:rPr>
+                <w:b w:val="0"/>
+              </w:rPr>
+              <w:t>봉사·선교 활동</w:t>
+            </w:r>
+          </w:p>
+        </w:tc>
+        <w:tc>
+          <w:tcPr>
+            <w:tcW w:type="dxa" w:w="2160"/>
+          </w:tcPr>
+          <w:p>
+            <w:r>
+              <w:rPr>
+                <w:b w:val="0"/>
+              </w:rPr>
+              <w:t>________원 × ________회</w:t>
+            </w:r>
+          </w:p>
+        </w:tc>
+        <w:tc>
+          <w:tcPr>
+            <w:tcW w:type="dxa" w:w="2160"/>
+          </w:tcPr>
+          <w:p>
+            <w:r>
+              <w:rPr>
+                <w:b w:val="0"/>
+              </w:rPr>
+              <w:t>________</w:t>
+            </w:r>
+          </w:p>
+        </w:tc>
+        <w:tc>
+          <w:tcPr>
+            <w:tcW w:type="dxa" w:w="2160"/>
+          </w:tcPr>
+          <w:p>
+            <w:r>
+              <w:rPr>
+                <w:b w:val="0"/>
+              </w:rPr>
+              <w:t>________</w:t>
+            </w:r>
+          </w:p>
+        </w:tc>
+      </w:tr>
+      <w:tr>
+        <w:tc>
+          <w:tcPr>
+            <w:tcW w:type="dxa" w:w="2160"/>
+          </w:tcPr>
+          <w:p>
+            <w:r>
+              <w:rPr>
+                <w:b w:val="0"/>
+              </w:rPr>
+              <w:t>안전·보험·위생</w:t>
+            </w:r>
+          </w:p>
+        </w:tc>
+        <w:tc>
+          <w:tcPr>
+            <w:tcW w:type="dxa" w:w="2160"/>
+          </w:tcPr>
+          <w:p>
+            <w:r>
+              <w:rPr>
+                <w:b w:val="0"/>
+              </w:rPr>
+              <w:t>________원 × ________명·회</w:t>
+            </w:r>
+          </w:p>
+        </w:tc>
+        <w:tc>
+          <w:tcPr>
+            <w:tcW w:type="dxa" w:w="2160"/>
+          </w:tcPr>
+          <w:p>
+            <w:r>
+              <w:rPr>
+                <w:b w:val="0"/>
+              </w:rPr>
+              <w:t>________</w:t>
+            </w:r>
+          </w:p>
+        </w:tc>
+        <w:tc>
+          <w:tcPr>
+            <w:tcW w:type="dxa" w:w="2160"/>
+          </w:tcPr>
+          <w:p>
+            <w:r>
+              <w:rPr>
+                <w:b w:val="0"/>
+              </w:rPr>
+              <w:t>________</w:t>
+            </w:r>
+          </w:p>
+        </w:tc>
+      </w:tr>
+      <w:tr>
+        <w:tc>
+          <w:tcPr>
+            <w:tcW w:type="dxa" w:w="2160"/>
+          </w:tcPr>
+          <w:p>
+            <w:r>
+              <w:rPr>
+                <w:b w:val="0"/>
+              </w:rPr>
+              <w:t>합계</w:t>
+            </w:r>
+          </w:p>
+        </w:tc>
+        <w:tc>
+          <w:tcPr>
+            <w:tcW w:type="dxa" w:w="2160"/>
+          </w:tcPr>
+          <w:p>
+            <w:r>
+              <w:rPr>
+                <w:b w:val="0"/>
+              </w:rPr>
+              <w:t>월별 계획 예산 합계와 일치 여부 확인</w:t>
+            </w:r>
+          </w:p>
+        </w:tc>
+        <w:tc>
+          <w:tcPr>
+            <w:tcW w:type="dxa" w:w="2160"/>
+          </w:tcPr>
+          <w:p>
+            <w:r>
+              <w:rPr>
+                <w:b w:val="0"/>
+              </w:rPr>
+              <w:t>________</w:t>
+            </w:r>
+          </w:p>
+        </w:tc>
+        <w:tc>
+          <w:tcPr>
+            <w:tcW w:type="dxa" w:w="2160"/>
+          </w:tcPr>
+          <w:p>
+            <w:r>
+              <w:rPr>
+                <w:b w:val="0"/>
+              </w:rPr>
+              <w:t>________</w:t>
+            </w:r>
+          </w:p>
+        </w:tc>
+      </w:tr>
+    </w:tbl>
+    <w:p/>
+    <w:p>
+      <w:r>
+        <w:rPr>
+          <w:b w:val="0"/>
+        </w:rPr>
+        <w:t>예산 총액: 금________원(금________원)</w:t>
+      </w:r>
+    </w:p>
+    <w:p>
+      <w:r>
+        <w:rPr>
+          <w:b w:val="0"/>
+        </w:rPr>
+        <w:t>나. 재원별 조달 계획</w:t>
+      </w:r>
+    </w:p>
+    <w:tbl>
+      <w:tblPr>
+        <w:tblStyle w:val="TableGrid"/>
+        <w:tblW w:type="auto" w:w="0"/>
+        <w:tblLook w:firstColumn="1" w:firstRow="1" w:lastColumn="0" w:lastRow="0" w:noHBand="0" w:noVBand="1" w:val="04A0"/>
+      </w:tblPr>
+      <w:tblGrid>
+        <w:gridCol w:w="1728"/>
+        <w:gridCol w:w="1728"/>
+        <w:gridCol w:w="1728"/>
+        <w:gridCol w:w="1728"/>
+        <w:gridCol w:w="1728"/>
+      </w:tblGrid>
+      <w:tr>
+        <w:tc>
+          <w:tcPr>
+            <w:tcW w:type="dxa" w:w="1728"/>
+          </w:tcPr>
+          <w:p>
+            <w:r>
+              <w:rPr>
+                <w:b/>
+              </w:rPr>
+              <w:t>재원</w:t>
+            </w:r>
+          </w:p>
+        </w:tc>
+        <w:tc>
+          <w:tcPr>
+            <w:tcW w:type="dxa" w:w="1728"/>
+          </w:tcPr>
+          <w:p>
+            <w:r>
+              <w:rPr>
+                <w:b/>
+              </w:rPr>
+              <w:t>산출근거</w:t>
+            </w:r>
+          </w:p>
+        </w:tc>
+        <w:tc>
+          <w:tcPr>
+            <w:tcW w:type="dxa" w:w="1728"/>
+          </w:tcPr>
+          <w:p>
+            <w:r>
+              <w:rPr>
+                <w:b/>
+              </w:rPr>
+              <w:t>금액</w:t>
+            </w:r>
+          </w:p>
+        </w:tc>
+        <w:tc>
+          <w:tcPr>
+            <w:tcW w:type="dxa" w:w="1728"/>
+          </w:tcPr>
+          <w:p>
+            <w:r>
+              <w:rPr>
+                <w:b/>
+              </w:rPr>
+              <w:t>담당</w:t>
+            </w:r>
+          </w:p>
+        </w:tc>
+        <w:tc>
+          <w:tcPr>
+            <w:tcW w:type="dxa" w:w="1728"/>
+          </w:tcPr>
+          <w:p>
+            <w:r>
+              <w:rPr>
+                <w:b/>
+              </w:rPr>
+              <w:t>확보 기한</w:t>
+            </w:r>
+          </w:p>
+        </w:tc>
+      </w:tr>
+      <w:tr>
+        <w:tc>
+          <w:tcPr>
+            <w:tcW w:type="dxa" w:w="1728"/>
+          </w:tcPr>
+          <w:p>
+            <w:r>
+              <w:rPr>
+                <w:b w:val="0"/>
+              </w:rPr>
+              <w:t>교회 배정 예산</w:t>
+            </w:r>
+          </w:p>
+        </w:tc>
+        <w:tc>
+          <w:tcPr>
+            <w:tcW w:type="dxa" w:w="1728"/>
+          </w:tcPr>
+          <w:p>
+            <w:r>
+              <w:rPr>
+                <w:b w:val="0"/>
+              </w:rPr>
+              <w:t>승인 배정액 ________원</w:t>
+            </w:r>
+          </w:p>
+        </w:tc>
+        <w:tc>
+          <w:tcPr>
+            <w:tcW w:type="dxa" w:w="1728"/>
+          </w:tcPr>
+          <w:p>
+            <w:r>
+              <w:rPr>
+                <w:b w:val="0"/>
+              </w:rPr>
+              <w:t>________</w:t>
+            </w:r>
+          </w:p>
+        </w:tc>
+        <w:tc>
+          <w:tcPr>
+            <w:tcW w:type="dxa" w:w="1728"/>
+          </w:tcPr>
+          <w:p>
+            <w:r>
+              <w:rPr>
+                <w:b w:val="0"/>
+              </w:rPr>
+              <w:t>________</w:t>
+            </w:r>
+          </w:p>
+        </w:tc>
+        <w:tc>
+          <w:tcPr>
+            <w:tcW w:type="dxa" w:w="1728"/>
+          </w:tcPr>
+          <w:p>
+            <w:r>
+              <w:rPr>
+                <w:b w:val="0"/>
+              </w:rPr>
+              <w:t>________</w:t>
+            </w:r>
+          </w:p>
+        </w:tc>
+      </w:tr>
+      <w:tr>
+        <w:tc>
+          <w:tcPr>
+            <w:tcW w:type="dxa" w:w="1728"/>
+          </w:tcPr>
+          <w:p>
+            <w:r>
+              <w:rPr>
+                <w:b w:val="0"/>
+              </w:rPr>
+              <w:t>참가비</w:t>
+            </w:r>
+          </w:p>
+        </w:tc>
+        <w:tc>
+          <w:tcPr>
+            <w:tcW w:type="dxa" w:w="1728"/>
+          </w:tcPr>
+          <w:p>
+            <w:r>
+              <w:rPr>
+                <w:b w:val="0"/>
+              </w:rPr>
+              <w:t>________원 × ________명</w:t>
+            </w:r>
+          </w:p>
+        </w:tc>
+        <w:tc>
+          <w:tcPr>
+            <w:tcW w:type="dxa" w:w="1728"/>
+          </w:tcPr>
+          <w:p>
+            <w:r>
+              <w:rPr>
+                <w:b w:val="0"/>
+              </w:rPr>
+              <w:t>________</w:t>
+            </w:r>
+          </w:p>
+        </w:tc>
+        <w:tc>
+          <w:tcPr>
+            <w:tcW w:type="dxa" w:w="1728"/>
+          </w:tcPr>
+          <w:p>
+            <w:r>
+              <w:rPr>
+                <w:b w:val="0"/>
+              </w:rPr>
+              <w:t>________</w:t>
+            </w:r>
+          </w:p>
+        </w:tc>
+        <w:tc>
+          <w:tcPr>
+            <w:tcW w:type="dxa" w:w="1728"/>
+          </w:tcPr>
+          <w:p>
+            <w:r>
+              <w:rPr>
+                <w:b w:val="0"/>
+              </w:rPr>
+              <w:t>________</w:t>
+            </w:r>
+          </w:p>
+        </w:tc>
+      </w:tr>
+      <w:tr>
+        <w:tc>
+          <w:tcPr>
+            <w:tcW w:type="dxa" w:w="1728"/>
+          </w:tcPr>
+          <w:p>
+            <w:r>
+              <w:rPr>
+                <w:b w:val="0"/>
+              </w:rPr>
+              <w:t>지정헌금·기타</w:t>
+            </w:r>
+          </w:p>
+        </w:tc>
+        <w:tc>
+          <w:tcPr>
+            <w:tcW w:type="dxa" w:w="1728"/>
+          </w:tcPr>
+          <w:p>
+            <w:r>
+              <w:rPr>
+                <w:b w:val="0"/>
+              </w:rPr>
+              <w:t>________</w:t>
+            </w:r>
+          </w:p>
+        </w:tc>
+        <w:tc>
+          <w:tcPr>
+            <w:tcW w:type="dxa" w:w="1728"/>
+          </w:tcPr>
+          <w:p>
+            <w:r>
+              <w:rPr>
+                <w:b w:val="0"/>
+              </w:rPr>
+              <w:t>________</w:t>
+            </w:r>
+          </w:p>
+        </w:tc>
+        <w:tc>
+          <w:tcPr>
+            <w:tcW w:type="dxa" w:w="1728"/>
+          </w:tcPr>
+          <w:p>
+            <w:r>
+              <w:rPr>
+                <w:b w:val="0"/>
+              </w:rPr>
+              <w:t>________</w:t>
+            </w:r>
+          </w:p>
+        </w:tc>
+        <w:tc>
+          <w:tcPr>
+            <w:tcW w:type="dxa" w:w="1728"/>
+          </w:tcPr>
+          <w:p>
+            <w:r>
+              <w:rPr>
+                <w:b w:val="0"/>
+              </w:rPr>
+              <w:t>________</w:t>
+            </w:r>
+          </w:p>
+        </w:tc>
+      </w:tr>
+      <w:tr>
+        <w:tc>
+          <w:tcPr>
+            <w:tcW w:type="dxa" w:w="1728"/>
+          </w:tcPr>
+          <w:p>
+            <w:r>
+              <w:rPr>
+                <w:b w:val="0"/>
+              </w:rPr>
+              <w:t>합계</w:t>
+            </w:r>
+          </w:p>
+        </w:tc>
+        <w:tc>
+          <w:tcPr>
+            <w:tcW w:type="dxa" w:w="1728"/>
+          </w:tcPr>
+          <w:p>
+            <w:r>
+              <w:rPr>
+                <w:b w:val="0"/>
+              </w:rPr>
+              <w:t>소요 예산 총액과 일치 여부 확인</w:t>
+            </w:r>
+          </w:p>
+        </w:tc>
+        <w:tc>
+          <w:tcPr>
+            <w:tcW w:type="dxa" w:w="1728"/>
+          </w:tcPr>
+          <w:p>
+            <w:r>
+              <w:rPr>
+                <w:b w:val="0"/>
+              </w:rPr>
+              <w:t>________</w:t>
+            </w:r>
+          </w:p>
+        </w:tc>
+        <w:tc>
+          <w:tcPr>
+            <w:tcW w:type="dxa" w:w="1728"/>
+          </w:tcPr>
+          <w:p>
+            <w:r>
+              <w:rPr>
+                <w:b w:val="0"/>
+              </w:rPr>
+              <w:t>________</w:t>
+            </w:r>
+          </w:p>
+        </w:tc>
+        <w:tc>
+          <w:tcPr>
+            <w:tcW w:type="dxa" w:w="1728"/>
+          </w:tcPr>
+          <w:p>
+            <w:r>
+              <w:rPr>
+                <w:b w:val="0"/>
+              </w:rPr>
+              <w:t>________</w:t>
+            </w:r>
+          </w:p>
+        </w:tc>
+      </w:tr>
+    </w:tbl>
+    <w:p/>
+    <w:p>
+      <w:r>
+        <w:rPr>
+          <w:b w:val="0"/>
+        </w:rPr>
+        <w:t>다. 집행 및 정산 원칙</w:t>
+      </w:r>
+    </w:p>
+    <w:tbl>
+      <w:tblPr>
+        <w:tblStyle w:val="TableGrid"/>
+        <w:tblW w:type="auto" w:w="0"/>
+        <w:tblLook w:firstColumn="1" w:firstRow="1" w:lastColumn="0" w:lastRow="0" w:noHBand="0" w:noVBand="1" w:val="04A0"/>
+      </w:tblPr>
+      <w:tblGrid>
+        <w:gridCol w:w="2880"/>
+        <w:gridCol w:w="2880"/>
+        <w:gridCol w:w="2880"/>
+      </w:tblGrid>
+      <w:tr>
+        <w:tc>
+          <w:tcPr>
+            <w:tcW w:type="dxa" w:w="2880"/>
+          </w:tcPr>
+          <w:p>
+            <w:r>
+              <w:rPr>
+                <w:b/>
+              </w:rPr>
+              <w:t>실행 사항</w:t>
+            </w:r>
+          </w:p>
+        </w:tc>
+        <w:tc>
+          <w:tcPr>
+            <w:tcW w:type="dxa" w:w="2880"/>
+          </w:tcPr>
+          <w:p>
+            <w:r>
+              <w:rPr>
+                <w:b/>
+              </w:rPr>
+              <w:t>담당</w:t>
+            </w:r>
+          </w:p>
+        </w:tc>
+        <w:tc>
+          <w:tcPr>
+            <w:tcW w:type="dxa" w:w="2880"/>
+          </w:tcPr>
+          <w:p>
+            <w:r>
+              <w:rPr>
+                <w:b/>
+              </w:rPr>
+              <w:t>기한</w:t>
+            </w:r>
+          </w:p>
+        </w:tc>
+      </w:tr>
+      <w:tr>
+        <w:tc>
+          <w:tcPr>
+            <w:tcW w:type="dxa" w:w="2880"/>
+          </w:tcPr>
+          <w:p>
+            <w:r>
+              <w:rPr>
+                <w:b w:val="0"/>
+              </w:rPr>
+              <w:t>지출 목적·한도·재원을 사전 승인받고, 변경 시 추가 승인</w:t>
+            </w:r>
+          </w:p>
+        </w:tc>
+        <w:tc>
+          <w:tcPr>
+            <w:tcW w:type="dxa" w:w="2880"/>
+          </w:tcPr>
+          <w:p>
+            <w:r>
+              <w:rPr>
+                <w:b w:val="0"/>
+              </w:rPr>
+              <w:t>________</w:t>
+            </w:r>
+          </w:p>
+        </w:tc>
+        <w:tc>
+          <w:tcPr>
+            <w:tcW w:type="dxa" w:w="2880"/>
+          </w:tcPr>
+          <w:p>
+            <w:r>
+              <w:rPr>
+                <w:b w:val="0"/>
+              </w:rPr>
+              <w:t>지출·변경 전 ________</w:t>
+            </w:r>
+          </w:p>
+        </w:tc>
+      </w:tr>
+      <w:tr>
+        <w:tc>
+          <w:tcPr>
+            <w:tcW w:type="dxa" w:w="2880"/>
+          </w:tcPr>
+          <w:p>
+            <w:r>
+              <w:rPr>
+                <w:b w:val="0"/>
+              </w:rPr>
+              <w:t>거래일·사용처·내역·금액·재원·증빙번호를 거래별 기록</w:t>
+            </w:r>
+          </w:p>
+        </w:tc>
+        <w:tc>
+          <w:tcPr>
+            <w:tcW w:type="dxa" w:w="2880"/>
+          </w:tcPr>
+          <w:p>
+            <w:r>
+              <w:rPr>
+                <w:b w:val="0"/>
+              </w:rPr>
+              <w:t>________</w:t>
+            </w:r>
+          </w:p>
+        </w:tc>
+        <w:tc>
+          <w:tcPr>
+            <w:tcW w:type="dxa" w:w="2880"/>
+          </w:tcPr>
+          <w:p>
+            <w:r>
+              <w:rPr>
+                <w:b w:val="0"/>
+              </w:rPr>
+              <w:t>거래 후 ________일 이내</w:t>
+            </w:r>
+          </w:p>
+        </w:tc>
+      </w:tr>
+      <w:tr>
+        <w:tc>
+          <w:tcPr>
+            <w:tcW w:type="dxa" w:w="2880"/>
+          </w:tcPr>
+          <w:p>
+            <w:r>
+              <w:rPr>
+                <w:b w:val="0"/>
+              </w:rPr>
+              <w:t>거래 기록과 영수증·이체확인증을 증빙번호로 연결</w:t>
+            </w:r>
+          </w:p>
+        </w:tc>
+        <w:tc>
+          <w:tcPr>
+            <w:tcW w:type="dxa" w:w="2880"/>
+          </w:tcPr>
+          <w:p>
+            <w:r>
+              <w:rPr>
+                <w:b w:val="0"/>
+              </w:rPr>
+              <w:t>________</w:t>
+            </w:r>
+          </w:p>
+        </w:tc>
+        <w:tc>
+          <w:tcPr>
+            <w:tcW w:type="dxa" w:w="2880"/>
+          </w:tcPr>
+          <w:p>
+            <w:r>
+              <w:rPr>
+                <w:b w:val="0"/>
+              </w:rPr>
+              <w:t>거래 후 ________일 이내</w:t>
+            </w:r>
+          </w:p>
+        </w:tc>
+      </w:tr>
+      <w:tr>
+        <w:tc>
+          <w:tcPr>
+            <w:tcW w:type="dxa" w:w="2880"/>
+          </w:tcPr>
+          <w:p>
+            <w:r>
+              <w:rPr>
+                <w:b w:val="0"/>
+              </w:rPr>
+              <w:t>집행자 외 확인자를 두어 두 사람 이상이 기록·증빙 확인</w:t>
+            </w:r>
+          </w:p>
+        </w:tc>
+        <w:tc>
+          <w:tcPr>
+            <w:tcW w:type="dxa" w:w="2880"/>
+          </w:tcPr>
+          <w:p>
+            <w:r>
+              <w:rPr>
+                <w:b w:val="0"/>
+              </w:rPr>
+              <w:t>집행 ________ / 확인 ________</w:t>
+            </w:r>
+          </w:p>
+        </w:tc>
+        <w:tc>
+          <w:tcPr>
+            <w:tcW w:type="dxa" w:w="2880"/>
+          </w:tcPr>
+          <w:p>
+            <w:r>
+              <w:rPr>
+                <w:b w:val="0"/>
+              </w:rPr>
+              <w:t>매월 ________일</w:t>
+            </w:r>
+          </w:p>
+        </w:tc>
+      </w:tr>
+      <w:tr>
+        <w:tc>
+          <w:tcPr>
+            <w:tcW w:type="dxa" w:w="2880"/>
+          </w:tcPr>
+          <w:p>
+            <w:r>
+              <w:rPr>
+                <w:b w:val="0"/>
+              </w:rPr>
+              <w:t>현금은 두 사람이 함께 계수하고 계수표에 서명</w:t>
+            </w:r>
+          </w:p>
+        </w:tc>
+        <w:tc>
+          <w:tcPr>
+            <w:tcW w:type="dxa" w:w="2880"/>
+          </w:tcPr>
+          <w:p>
+            <w:r>
+              <w:rPr>
+                <w:b w:val="0"/>
+              </w:rPr>
+              <w:t>계수 ________ / 확인 ________</w:t>
+            </w:r>
+          </w:p>
+        </w:tc>
+        <w:tc>
+          <w:tcPr>
+            <w:tcW w:type="dxa" w:w="2880"/>
+          </w:tcPr>
+          <w:p>
+            <w:r>
+              <w:rPr>
+                <w:b w:val="0"/>
+              </w:rPr>
+              <w:t>현금 수납·인계 당일</w:t>
+            </w:r>
+          </w:p>
+        </w:tc>
+      </w:tr>
+      <w:tr>
+        <w:tc>
+          <w:tcPr>
+            <w:tcW w:type="dxa" w:w="2880"/>
+          </w:tcPr>
+          <w:p>
+            <w:r>
+              <w:rPr>
+                <w:b w:val="0"/>
+              </w:rPr>
+              <w:t>교회 지정 계좌 사용 및 개인 자금과 분리</w:t>
+            </w:r>
+          </w:p>
+        </w:tc>
+        <w:tc>
+          <w:tcPr>
+            <w:tcW w:type="dxa" w:w="2880"/>
+          </w:tcPr>
+          <w:p>
+            <w:r>
+              <w:rPr>
+                <w:b w:val="0"/>
+              </w:rPr>
+              <w:t>________</w:t>
+            </w:r>
+          </w:p>
+        </w:tc>
+        <w:tc>
+          <w:tcPr>
+            <w:tcW w:type="dxa" w:w="2880"/>
+          </w:tcPr>
+          <w:p>
+            <w:r>
+              <w:rPr>
+                <w:b w:val="0"/>
+              </w:rPr>
+              <w:t>모든 수납·지출 시</w:t>
+            </w:r>
+          </w:p>
+        </w:tc>
+      </w:tr>
+      <w:tr>
+        <w:tc>
+          <w:tcPr>
+            <w:tcW w:type="dxa" w:w="2880"/>
+          </w:tcPr>
+          <w:p>
+            <w:r>
+              <w:rPr>
+                <w:b w:val="0"/>
+              </w:rPr>
+              <w:t>월별·행사별 집행 및 잔액 보고</w:t>
+            </w:r>
+          </w:p>
+        </w:tc>
+        <w:tc>
+          <w:tcPr>
+            <w:tcW w:type="dxa" w:w="2880"/>
+          </w:tcPr>
+          <w:p>
+            <w:r>
+              <w:rPr>
+                <w:b w:val="0"/>
+              </w:rPr>
+              <w:t>________</w:t>
+            </w:r>
+          </w:p>
+        </w:tc>
+        <w:tc>
+          <w:tcPr>
+            <w:tcW w:type="dxa" w:w="2880"/>
+          </w:tcPr>
+          <w:p>
+            <w:r>
+              <w:rPr>
+                <w:b w:val="0"/>
+              </w:rPr>
+              <w:t>익월 ________일 / 행사 종료 후 ________일 이내</w:t>
+            </w:r>
+          </w:p>
+        </w:tc>
+      </w:tr>
+    </w:tbl>
+    <w:p/>
+    <w:p>
       <w:pPr>
-        <w:pStyle w:val="ListBullet"/>
+        <w:pStyle w:val="Heading2"/>
       </w:pPr>
       <w:r>
         <w:rPr>
           <w:b w:val="0"/>
         </w:rPr>
-        <w:t>주요 평가 지표 :</w:t>
+        <w:t>7. 기대 효과 및 평가 방법</w:t>
       </w:r>
     </w:p>
     <w:p>
+      <w:r>
+        <w:rPr>
+          <w:b w:val="0"/>
+        </w:rPr>
+        <w:t>가. 기대 효과: 말씀과 예배를 중심으로 신앙의 기초를 세우고, 세대 간 돌봄과 공동체 참여를 돕는다.</w:t>
+      </w:r>
+    </w:p>
+    <w:p>
+      <w:r>
+        <w:rPr>
+          <w:b w:val="0"/>
+        </w:rPr>
+        <w:t>나. 신앙의 성숙 자체를 수치로 단정하지 않으며, 참여·운영 실적과 성찰 내용을 구분하여 평가한다.</w:t>
+      </w:r>
+    </w:p>
+    <w:tbl>
+      <w:tblPr>
+        <w:tblStyle w:val="TableGrid"/>
+        <w:tblW w:type="auto" w:w="0"/>
+        <w:tblLook w:firstColumn="1" w:firstRow="1" w:lastColumn="0" w:lastRow="0" w:noHBand="0" w:noVBand="1" w:val="04A0"/>
+      </w:tblPr>
+      <w:tblGrid>
+        <w:gridCol w:w="1728"/>
+        <w:gridCol w:w="1728"/>
+        <w:gridCol w:w="1728"/>
+        <w:gridCol w:w="1728"/>
+        <w:gridCol w:w="1728"/>
+      </w:tblGrid>
+      <w:tr>
+        <w:tc>
+          <w:tcPr>
+            <w:tcW w:type="dxa" w:w="1728"/>
+          </w:tcPr>
+          <w:p>
+            <w:r>
+              <w:rPr>
+                <w:b/>
+              </w:rPr>
+              <w:t>평가 영역</w:t>
+            </w:r>
+          </w:p>
+        </w:tc>
+        <w:tc>
+          <w:tcPr>
+            <w:tcW w:type="dxa" w:w="1728"/>
+          </w:tcPr>
+          <w:p>
+            <w:r>
+              <w:rPr>
+                <w:b/>
+              </w:rPr>
+              <w:t>확인 자료·방법</w:t>
+            </w:r>
+          </w:p>
+        </w:tc>
+        <w:tc>
+          <w:tcPr>
+            <w:tcW w:type="dxa" w:w="1728"/>
+          </w:tcPr>
+          <w:p>
+            <w:r>
+              <w:rPr>
+                <w:b/>
+              </w:rPr>
+              <w:t>목표·판단 기준</w:t>
+            </w:r>
+          </w:p>
+        </w:tc>
+        <w:tc>
+          <w:tcPr>
+            <w:tcW w:type="dxa" w:w="1728"/>
+          </w:tcPr>
+          <w:p>
+            <w:r>
+              <w:rPr>
+                <w:b/>
+              </w:rPr>
+              <w:t>담당</w:t>
+            </w:r>
+          </w:p>
+        </w:tc>
+        <w:tc>
+          <w:tcPr>
+            <w:tcW w:type="dxa" w:w="1728"/>
+          </w:tcPr>
+          <w:p>
+            <w:r>
+              <w:rPr>
+                <w:b/>
+              </w:rPr>
+              <w:t>평가 기한</w:t>
+            </w:r>
+          </w:p>
+        </w:tc>
+      </w:tr>
+      <w:tr>
+        <w:tc>
+          <w:tcPr>
+            <w:tcW w:type="dxa" w:w="1728"/>
+          </w:tcPr>
+          <w:p>
+            <w:r>
+              <w:rPr>
+                <w:b w:val="0"/>
+              </w:rPr>
+              <w:t>예배·교육 운영</w:t>
+            </w:r>
+          </w:p>
+        </w:tc>
+        <w:tc>
+          <w:tcPr>
+            <w:tcW w:type="dxa" w:w="1728"/>
+          </w:tcPr>
+          <w:p>
+            <w:r>
+              <w:rPr>
+                <w:b w:val="0"/>
+              </w:rPr>
+              <w:t>월별 실시 기록</w:t>
+            </w:r>
+          </w:p>
+        </w:tc>
+        <w:tc>
+          <w:tcPr>
+            <w:tcW w:type="dxa" w:w="1728"/>
+          </w:tcPr>
+          <w:p>
+            <w:r>
+              <w:rPr>
+                <w:b w:val="0"/>
+              </w:rPr>
+              <w:t>계획 ________회 중 ________회 실시</w:t>
+            </w:r>
+          </w:p>
+        </w:tc>
+        <w:tc>
+          <w:tcPr>
+            <w:tcW w:type="dxa" w:w="1728"/>
+          </w:tcPr>
+          <w:p>
+            <w:r>
+              <w:rPr>
+                <w:b w:val="0"/>
+              </w:rPr>
+              <w:t>________</w:t>
+            </w:r>
+          </w:p>
+        </w:tc>
+        <w:tc>
+          <w:tcPr>
+            <w:tcW w:type="dxa" w:w="1728"/>
+          </w:tcPr>
+          <w:p>
+            <w:r>
+              <w:rPr>
+                <w:b w:val="0"/>
+              </w:rPr>
+              <w:t>________</w:t>
+            </w:r>
+          </w:p>
+        </w:tc>
+      </w:tr>
+      <w:tr>
+        <w:tc>
+          <w:tcPr>
+            <w:tcW w:type="dxa" w:w="1728"/>
+          </w:tcPr>
+          <w:p>
+            <w:r>
+              <w:rPr>
+                <w:b w:val="0"/>
+              </w:rPr>
+              <w:t>참여·정착</w:t>
+            </w:r>
+          </w:p>
+        </w:tc>
+        <w:tc>
+          <w:tcPr>
+            <w:tcW w:type="dxa" w:w="1728"/>
+          </w:tcPr>
+          <w:p>
+            <w:r>
+              <w:rPr>
+                <w:b w:val="0"/>
+              </w:rPr>
+              <w:t>접근을 제한한 출석 기록을 집계하여 보고</w:t>
+            </w:r>
+          </w:p>
+        </w:tc>
+        <w:tc>
+          <w:tcPr>
+            <w:tcW w:type="dxa" w:w="1728"/>
+          </w:tcPr>
+          <w:p>
+            <w:r>
+              <w:rPr>
+                <w:b w:val="0"/>
+              </w:rPr>
+              <w:t>정기 참여 ________명, 새가족 후속 안내 ________회</w:t>
+            </w:r>
+          </w:p>
+        </w:tc>
+        <w:tc>
+          <w:tcPr>
+            <w:tcW w:type="dxa" w:w="1728"/>
+          </w:tcPr>
+          <w:p>
+            <w:r>
+              <w:rPr>
+                <w:b w:val="0"/>
+              </w:rPr>
+              <w:t>________</w:t>
+            </w:r>
+          </w:p>
+        </w:tc>
+        <w:tc>
+          <w:tcPr>
+            <w:tcW w:type="dxa" w:w="1728"/>
+          </w:tcPr>
+          <w:p>
+            <w:r>
+              <w:rPr>
+                <w:b w:val="0"/>
+              </w:rPr>
+              <w:t>________</w:t>
+            </w:r>
+          </w:p>
+        </w:tc>
+      </w:tr>
+      <w:tr>
+        <w:tc>
+          <w:tcPr>
+            <w:tcW w:type="dxa" w:w="1728"/>
+          </w:tcPr>
+          <w:p>
+            <w:r>
+              <w:rPr>
+                <w:b w:val="0"/>
+              </w:rPr>
+              <w:t>신앙교육 경험</w:t>
+            </w:r>
+          </w:p>
+        </w:tc>
+        <w:tc>
+          <w:tcPr>
+            <w:tcW w:type="dxa" w:w="1728"/>
+          </w:tcPr>
+          <w:p>
+            <w:r>
+              <w:rPr>
+                <w:b w:val="0"/>
+              </w:rPr>
+              <w:t>익명 의견·소그룹 성찰 요약</w:t>
+            </w:r>
+          </w:p>
+        </w:tc>
+        <w:tc>
+          <w:tcPr>
+            <w:tcW w:type="dxa" w:w="1728"/>
+          </w:tcPr>
+          <w:p>
+            <w:r>
+              <w:rPr>
+                <w:b w:val="0"/>
+              </w:rPr>
+              <w:t>배운 내용·실천 경험·추가 지원 필요 확인</w:t>
+            </w:r>
+          </w:p>
+        </w:tc>
+        <w:tc>
+          <w:tcPr>
+            <w:tcW w:type="dxa" w:w="1728"/>
+          </w:tcPr>
+          <w:p>
+            <w:r>
+              <w:rPr>
+                <w:b w:val="0"/>
+              </w:rPr>
+              <w:t>________</w:t>
+            </w:r>
+          </w:p>
+        </w:tc>
+        <w:tc>
+          <w:tcPr>
+            <w:tcW w:type="dxa" w:w="1728"/>
+          </w:tcPr>
+          <w:p>
+            <w:r>
+              <w:rPr>
+                <w:b w:val="0"/>
+              </w:rPr>
+              <w:t>________</w:t>
+            </w:r>
+          </w:p>
+        </w:tc>
+      </w:tr>
+      <w:tr>
+        <w:tc>
+          <w:tcPr>
+            <w:tcW w:type="dxa" w:w="1728"/>
+          </w:tcPr>
+          <w:p>
+            <w:r>
+              <w:rPr>
+                <w:b w:val="0"/>
+              </w:rPr>
+              <w:t>교사·리더 운영</w:t>
+            </w:r>
+          </w:p>
+        </w:tc>
+        <w:tc>
+          <w:tcPr>
+            <w:tcW w:type="dxa" w:w="1728"/>
+          </w:tcPr>
+          <w:p>
+            <w:r>
+              <w:rPr>
+                <w:b w:val="0"/>
+              </w:rPr>
+              <w:t>교육·회의 기록</w:t>
+            </w:r>
+          </w:p>
+        </w:tc>
+        <w:tc>
+          <w:tcPr>
+            <w:tcW w:type="dxa" w:w="1728"/>
+          </w:tcPr>
+          <w:p>
+            <w:r>
+              <w:rPr>
+                <w:b w:val="0"/>
+              </w:rPr>
+              <w:t>교육 ________회, 회의 ________회</w:t>
+            </w:r>
+          </w:p>
+        </w:tc>
+        <w:tc>
+          <w:tcPr>
+            <w:tcW w:type="dxa" w:w="1728"/>
+          </w:tcPr>
+          <w:p>
+            <w:r>
+              <w:rPr>
+                <w:b w:val="0"/>
+              </w:rPr>
+              <w:t>________</w:t>
+            </w:r>
+          </w:p>
+        </w:tc>
+        <w:tc>
+          <w:tcPr>
+            <w:tcW w:type="dxa" w:w="1728"/>
+          </w:tcPr>
+          <w:p>
+            <w:r>
+              <w:rPr>
+                <w:b w:val="0"/>
+              </w:rPr>
+              <w:t>________</w:t>
+            </w:r>
+          </w:p>
+        </w:tc>
+      </w:tr>
+      <w:tr>
+        <w:tc>
+          <w:tcPr>
+            <w:tcW w:type="dxa" w:w="1728"/>
+          </w:tcPr>
+          <w:p>
+            <w:r>
+              <w:rPr>
+                <w:b w:val="0"/>
+              </w:rPr>
+              <w:t>안전·재정 관리</w:t>
+            </w:r>
+          </w:p>
+        </w:tc>
+        <w:tc>
+          <w:tcPr>
+            <w:tcW w:type="dxa" w:w="1728"/>
+          </w:tcPr>
+          <w:p>
+            <w:r>
+              <w:rPr>
+                <w:b w:val="0"/>
+              </w:rPr>
+              <w:t>점검표·거래 기록·증빙</w:t>
+            </w:r>
+          </w:p>
+        </w:tc>
+        <w:tc>
+          <w:tcPr>
+            <w:tcW w:type="dxa" w:w="1728"/>
+          </w:tcPr>
+          <w:p>
+            <w:r>
+              <w:rPr>
+                <w:b w:val="0"/>
+              </w:rPr>
+              <w:t>미흡 사항 조치 완료, 증빙 누락 여부 확인</w:t>
+            </w:r>
+          </w:p>
+        </w:tc>
+        <w:tc>
+          <w:tcPr>
+            <w:tcW w:type="dxa" w:w="1728"/>
+          </w:tcPr>
+          <w:p>
+            <w:r>
+              <w:rPr>
+                <w:b w:val="0"/>
+              </w:rPr>
+              <w:t>________</w:t>
+            </w:r>
+          </w:p>
+        </w:tc>
+        <w:tc>
+          <w:tcPr>
+            <w:tcW w:type="dxa" w:w="1728"/>
+          </w:tcPr>
+          <w:p>
+            <w:r>
+              <w:rPr>
+                <w:b w:val="0"/>
+              </w:rPr>
+              <w:t>________</w:t>
+            </w:r>
+          </w:p>
+        </w:tc>
+      </w:tr>
+      <w:tr>
+        <w:tc>
+          <w:tcPr>
+            <w:tcW w:type="dxa" w:w="1728"/>
+          </w:tcPr>
+          <w:p>
+            <w:r>
+              <w:rPr>
+                <w:b w:val="0"/>
+              </w:rPr>
+              <w:t>차년도 개선</w:t>
+            </w:r>
+          </w:p>
+        </w:tc>
+        <w:tc>
+          <w:tcPr>
+            <w:tcW w:type="dxa" w:w="1728"/>
+          </w:tcPr>
+          <w:p>
+            <w:r>
+              <w:rPr>
+                <w:b w:val="0"/>
+              </w:rPr>
+              <w:t>평가회의·개선과제 목록</w:t>
+            </w:r>
+          </w:p>
+        </w:tc>
+        <w:tc>
+          <w:tcPr>
+            <w:tcW w:type="dxa" w:w="1728"/>
+          </w:tcPr>
+          <w:p>
+            <w:r>
+              <w:rPr>
+                <w:b w:val="0"/>
+              </w:rPr>
+              <w:t>개선과제별 담당·기한 확정</w:t>
+            </w:r>
+          </w:p>
+        </w:tc>
+        <w:tc>
+          <w:tcPr>
+            <w:tcW w:type="dxa" w:w="1728"/>
+          </w:tcPr>
+          <w:p>
+            <w:r>
+              <w:rPr>
+                <w:b w:val="0"/>
+              </w:rPr>
+              <w:t>________</w:t>
+            </w:r>
+          </w:p>
+        </w:tc>
+        <w:tc>
+          <w:tcPr>
+            <w:tcW w:type="dxa" w:w="1728"/>
+          </w:tcPr>
+          <w:p>
+            <w:r>
+              <w:rPr>
+                <w:b w:val="0"/>
+              </w:rPr>
+              <w:t>________</w:t>
+            </w:r>
+          </w:p>
+        </w:tc>
+      </w:tr>
+    </w:tbl>
+    <w:p/>
+    <w:p>
       <w:pPr>
-        <w:pStyle w:val="ListNumber"/>
+        <w:pStyle w:val="Heading2"/>
       </w:pPr>
       <w:r>
         <w:rPr>
           <w:b w:val="0"/>
         </w:rPr>
-        <w:t>주일 출석률 : 전년 대비 ________% 성장</w:t>
+        <w:t>8. 향후 일정</w:t>
       </w:r>
     </w:p>
+    <w:tbl>
+      <w:tblPr>
+        <w:tblStyle w:val="TableGrid"/>
+        <w:tblW w:type="auto" w:w="0"/>
+        <w:tblLook w:firstColumn="1" w:firstRow="1" w:lastColumn="0" w:lastRow="0" w:noHBand="0" w:noVBand="1" w:val="04A0"/>
+      </w:tblPr>
+      <w:tblGrid>
+        <w:gridCol w:w="2160"/>
+        <w:gridCol w:w="2160"/>
+        <w:gridCol w:w="2160"/>
+        <w:gridCol w:w="2160"/>
+      </w:tblGrid>
+      <w:tr>
+        <w:tc>
+          <w:tcPr>
+            <w:tcW w:type="dxa" w:w="2160"/>
+          </w:tcPr>
+          <w:p>
+            <w:r>
+              <w:rPr>
+                <w:b/>
+              </w:rPr>
+              <w:t>추진 내용</w:t>
+            </w:r>
+          </w:p>
+        </w:tc>
+        <w:tc>
+          <w:tcPr>
+            <w:tcW w:type="dxa" w:w="2160"/>
+          </w:tcPr>
+          <w:p>
+            <w:r>
+              <w:rPr>
+                <w:b/>
+              </w:rPr>
+              <w:t>담당</w:t>
+            </w:r>
+          </w:p>
+        </w:tc>
+        <w:tc>
+          <w:tcPr>
+            <w:tcW w:type="dxa" w:w="2160"/>
+          </w:tcPr>
+          <w:p>
+            <w:r>
+              <w:rPr>
+                <w:b/>
+              </w:rPr>
+              <w:t>기한</w:t>
+            </w:r>
+          </w:p>
+        </w:tc>
+        <w:tc>
+          <w:tcPr>
+            <w:tcW w:type="dxa" w:w="2160"/>
+          </w:tcPr>
+          <w:p>
+            <w:r>
+              <w:rPr>
+                <w:b/>
+              </w:rPr>
+              <w:t>완료 확인</w:t>
+            </w:r>
+          </w:p>
+        </w:tc>
+      </w:tr>
+      <w:tr>
+        <w:tc>
+          <w:tcPr>
+            <w:tcW w:type="dxa" w:w="2160"/>
+          </w:tcPr>
+          <w:p>
+            <w:r>
+              <w:rPr>
+                <w:b w:val="0"/>
+              </w:rPr>
+              <w:t>연간 계획·예산 검토 및 내부 승인</w:t>
+            </w:r>
+          </w:p>
+        </w:tc>
+        <w:tc>
+          <w:tcPr>
+            <w:tcW w:type="dxa" w:w="2160"/>
+          </w:tcPr>
+          <w:p>
+            <w:r>
+              <w:rPr>
+                <w:b w:val="0"/>
+              </w:rPr>
+              <w:t>________</w:t>
+            </w:r>
+          </w:p>
+        </w:tc>
+        <w:tc>
+          <w:tcPr>
+            <w:tcW w:type="dxa" w:w="2160"/>
+          </w:tcPr>
+          <w:p>
+            <w:r>
+              <w:rPr>
+                <w:b w:val="0"/>
+              </w:rPr>
+              <w:t>________</w:t>
+            </w:r>
+          </w:p>
+        </w:tc>
+        <w:tc>
+          <w:tcPr>
+            <w:tcW w:type="dxa" w:w="2160"/>
+          </w:tcPr>
+          <w:p>
+            <w:r>
+              <w:rPr>
+                <w:b w:val="0"/>
+              </w:rPr>
+              <w:t>________</w:t>
+            </w:r>
+          </w:p>
+        </w:tc>
+      </w:tr>
+      <w:tr>
+        <w:tc>
+          <w:tcPr>
+            <w:tcW w:type="dxa" w:w="2160"/>
+          </w:tcPr>
+          <w:p>
+            <w:r>
+              <w:rPr>
+                <w:b w:val="0"/>
+              </w:rPr>
+              <w:t>월별 날짜·교회력·장소 확정</w:t>
+            </w:r>
+          </w:p>
+        </w:tc>
+        <w:tc>
+          <w:tcPr>
+            <w:tcW w:type="dxa" w:w="2160"/>
+          </w:tcPr>
+          <w:p>
+            <w:r>
+              <w:rPr>
+                <w:b w:val="0"/>
+              </w:rPr>
+              <w:t>________</w:t>
+            </w:r>
+          </w:p>
+        </w:tc>
+        <w:tc>
+          <w:tcPr>
+            <w:tcW w:type="dxa" w:w="2160"/>
+          </w:tcPr>
+          <w:p>
+            <w:r>
+              <w:rPr>
+                <w:b w:val="0"/>
+              </w:rPr>
+              <w:t>________</w:t>
+            </w:r>
+          </w:p>
+        </w:tc>
+        <w:tc>
+          <w:tcPr>
+            <w:tcW w:type="dxa" w:w="2160"/>
+          </w:tcPr>
+          <w:p>
+            <w:r>
+              <w:rPr>
+                <w:b w:val="0"/>
+              </w:rPr>
+              <w:t>________</w:t>
+            </w:r>
+          </w:p>
+        </w:tc>
+      </w:tr>
+      <w:tr>
+        <w:tc>
+          <w:tcPr>
+            <w:tcW w:type="dxa" w:w="2160"/>
+          </w:tcPr>
+          <w:p>
+            <w:r>
+              <w:rPr>
+                <w:b w:val="0"/>
+              </w:rPr>
+              <w:t>부서별 목표·업무분장 공유</w:t>
+            </w:r>
+          </w:p>
+        </w:tc>
+        <w:tc>
+          <w:tcPr>
+            <w:tcW w:type="dxa" w:w="2160"/>
+          </w:tcPr>
+          <w:p>
+            <w:r>
+              <w:rPr>
+                <w:b w:val="0"/>
+              </w:rPr>
+              <w:t>________</w:t>
+            </w:r>
+          </w:p>
+        </w:tc>
+        <w:tc>
+          <w:tcPr>
+            <w:tcW w:type="dxa" w:w="2160"/>
+          </w:tcPr>
+          <w:p>
+            <w:r>
+              <w:rPr>
+                <w:b w:val="0"/>
+              </w:rPr>
+              <w:t>________</w:t>
+            </w:r>
+          </w:p>
+        </w:tc>
+        <w:tc>
+          <w:tcPr>
+            <w:tcW w:type="dxa" w:w="2160"/>
+          </w:tcPr>
+          <w:p>
+            <w:r>
+              <w:rPr>
+                <w:b w:val="0"/>
+              </w:rPr>
+              <w:t>________</w:t>
+            </w:r>
+          </w:p>
+        </w:tc>
+      </w:tr>
+      <w:tr>
+        <w:tc>
+          <w:tcPr>
+            <w:tcW w:type="dxa" w:w="2160"/>
+          </w:tcPr>
+          <w:p>
+            <w:r>
+              <w:rPr>
+                <w:b w:val="0"/>
+              </w:rPr>
+              <w:t>행사별 세부계획·신청서·안전계획 작성</w:t>
+            </w:r>
+          </w:p>
+        </w:tc>
+        <w:tc>
+          <w:tcPr>
+            <w:tcW w:type="dxa" w:w="2160"/>
+          </w:tcPr>
+          <w:p>
+            <w:r>
+              <w:rPr>
+                <w:b w:val="0"/>
+              </w:rPr>
+              <w:t>________</w:t>
+            </w:r>
+          </w:p>
+        </w:tc>
+        <w:tc>
+          <w:tcPr>
+            <w:tcW w:type="dxa" w:w="2160"/>
+          </w:tcPr>
+          <w:p>
+            <w:r>
+              <w:rPr>
+                <w:b w:val="0"/>
+              </w:rPr>
+              <w:t>행사 ________일 전</w:t>
+            </w:r>
+          </w:p>
+        </w:tc>
+        <w:tc>
+          <w:tcPr>
+            <w:tcW w:type="dxa" w:w="2160"/>
+          </w:tcPr>
+          <w:p>
+            <w:r>
+              <w:rPr>
+                <w:b w:val="0"/>
+              </w:rPr>
+              <w:t>________</w:t>
+            </w:r>
+          </w:p>
+        </w:tc>
+      </w:tr>
+      <w:tr>
+        <w:tc>
+          <w:tcPr>
+            <w:tcW w:type="dxa" w:w="2160"/>
+          </w:tcPr>
+          <w:p>
+            <w:r>
+              <w:rPr>
+                <w:b w:val="0"/>
+              </w:rPr>
+              <w:t>상반기 평가 및 하반기 계획 조정</w:t>
+            </w:r>
+          </w:p>
+        </w:tc>
+        <w:tc>
+          <w:tcPr>
+            <w:tcW w:type="dxa" w:w="2160"/>
+          </w:tcPr>
+          <w:p>
+            <w:r>
+              <w:rPr>
+                <w:b w:val="0"/>
+              </w:rPr>
+              <w:t>________</w:t>
+            </w:r>
+          </w:p>
+        </w:tc>
+        <w:tc>
+          <w:tcPr>
+            <w:tcW w:type="dxa" w:w="2160"/>
+          </w:tcPr>
+          <w:p>
+            <w:r>
+              <w:rPr>
+                <w:b w:val="0"/>
+              </w:rPr>
+              <w:t>________</w:t>
+            </w:r>
+          </w:p>
+        </w:tc>
+        <w:tc>
+          <w:tcPr>
+            <w:tcW w:type="dxa" w:w="2160"/>
+          </w:tcPr>
+          <w:p>
+            <w:r>
+              <w:rPr>
+                <w:b w:val="0"/>
+              </w:rPr>
+              <w:t>________</w:t>
+            </w:r>
+          </w:p>
+        </w:tc>
+      </w:tr>
+      <w:tr>
+        <w:tc>
+          <w:tcPr>
+            <w:tcW w:type="dxa" w:w="2160"/>
+          </w:tcPr>
+          <w:p>
+            <w:r>
+              <w:rPr>
+                <w:b w:val="0"/>
+              </w:rPr>
+              <w:t>연간 결과보고·정산 및 차년도 계획 제출</w:t>
+            </w:r>
+          </w:p>
+        </w:tc>
+        <w:tc>
+          <w:tcPr>
+            <w:tcW w:type="dxa" w:w="2160"/>
+          </w:tcPr>
+          <w:p>
+            <w:r>
+              <w:rPr>
+                <w:b w:val="0"/>
+              </w:rPr>
+              <w:t>________</w:t>
+            </w:r>
+          </w:p>
+        </w:tc>
+        <w:tc>
+          <w:tcPr>
+            <w:tcW w:type="dxa" w:w="2160"/>
+          </w:tcPr>
+          <w:p>
+            <w:r>
+              <w:rPr>
+                <w:b w:val="0"/>
+              </w:rPr>
+              <w:t>________</w:t>
+            </w:r>
+          </w:p>
+        </w:tc>
+        <w:tc>
+          <w:tcPr>
+            <w:tcW w:type="dxa" w:w="2160"/>
+          </w:tcPr>
+          <w:p>
+            <w:r>
+              <w:rPr>
+                <w:b w:val="0"/>
+              </w:rPr>
+              <w:t>________</w:t>
+            </w:r>
+          </w:p>
+        </w:tc>
+      </w:tr>
+    </w:tbl>
+    <w:p/>
     <w:p>
-      <w:pPr>
-        <w:pStyle w:val="ListNumber"/>
-      </w:pPr>
       <w:r>
         <w:rPr>
           <w:b w:val="0"/>
         </w:rPr>
-        <w:t>프로그램 만족도 : 설문조사 실시</w:t>
-      </w:r>
-    </w:p>
-    <w:p>
-      <w:pPr>
-        <w:pStyle w:val="ListNumber"/>
-      </w:pPr>
-      <w:r>
-        <w:rPr>
-          <w:b w:val="0"/>
-        </w:rPr>
-        <w:t>예산 집행 : 예산 범위 내 효율적 집행 여부</w:t>
-      </w:r>
-    </w:p>
-    <w:p>
-      <w:pPr>
-        <w:pStyle w:val="ListBullet"/>
-      </w:pPr>
-      <w:r>
-        <w:rPr>
-          <w:b w:val="0"/>
-        </w:rPr>
-        <w:t>차년도 반영 : 평가 결과를 11월 교사회의 시 차년도 계획에 반영</w:t>
+        <w:t>붙임 1. ________ 1부.</w:t>
       </w:r>
     </w:p>
     <w:sectPr>
